--- a/docs/STATUS_LABORATORIO.docx
+++ b/docs/STATUS_LABORATORIO.docx
@@ -3224,6 +3224,162 @@
       </w:r>
       <w:r>
         <w:t xml:space="preserve">).</w:t>
+      </w:r>
+    </w:p>
+    <w:p>
+      <w:pPr>
+        <w:pStyle w:val="Compact"/>
+        <w:numPr>
+          <w:ilvl w:val="0"/>
+          <w:numId w:val="1004"/>
+        </w:numPr>
+      </w:pPr>
+      <w:r>
+        <w:rPr>
+          <w:strike/>
+        </w:rPr>
+        <w:t xml:space="preserve">Contas reais para os devs</w:t>
+      </w:r>
+      <w:r>
+        <w:t xml:space="preserve"> </w:t>
+      </w:r>
+      <w:r>
+        <w:t xml:space="preserve">— feito em 2026-09-28: contas</w:t>
+      </w:r>
+      <w:r>
+        <w:t xml:space="preserve"> </w:t>
+      </w:r>
+      <w:r>
+        <w:rPr>
+          <w:b/>
+          <w:bCs/>
+        </w:rPr>
+        <w:t xml:space="preserve">sca-dev1</w:t>
+      </w:r>
+      <w:r>
+        <w:t xml:space="preserve"> </w:t>
+      </w:r>
+      <w:r>
+        <w:t xml:space="preserve">e</w:t>
+      </w:r>
+      <w:r>
+        <w:t xml:space="preserve"> </w:t>
+      </w:r>
+      <w:r>
+        <w:rPr>
+          <w:b/>
+          <w:bCs/>
+        </w:rPr>
+        <w:t xml:space="preserve">sca-dev2</w:t>
+      </w:r>
+      <w:r>
+        <w:t xml:space="preserve"> </w:t>
+      </w:r>
+      <w:r>
+        <w:t xml:space="preserve">(e-mails</w:t>
+      </w:r>
+      <w:r>
+        <w:t xml:space="preserve"> </w:t>
+      </w:r>
+      <w:r>
+        <w:rPr>
+          <w:rStyle w:val="VerbatimChar"/>
+        </w:rPr>
+        <w:t xml:space="preserve">alexaugusto2+dev1/+dev2@gmail.com</w:t>
+      </w:r>
+      <w:r>
+        <w:t xml:space="preserve">), colaboradoras com permissão Write; chave SSH própria por pasta (</w:t>
+      </w:r>
+      <w:r>
+        <w:rPr>
+          <w:rStyle w:val="VerbatimChar"/>
+        </w:rPr>
+        <w:t xml:space="preserve">core.sshCommand</w:t>
+      </w:r>
+      <w:r>
+        <w:t xml:space="preserve">); commits com o e-mail</w:t>
+      </w:r>
+      <w:r>
+        <w:t xml:space="preserve"> </w:t>
+      </w:r>
+      <w:r>
+        <w:rPr>
+          <w:rStyle w:val="VerbatimChar"/>
+        </w:rPr>
+        <w:t xml:space="preserve">noreply</w:t>
+      </w:r>
+      <w:r>
+        <w:t xml:space="preserve"> </w:t>
+      </w:r>
+      <w:r>
+        <w:t xml:space="preserve">de cada conta;</w:t>
+      </w:r>
+      <w:r>
+        <w:t xml:space="preserve"> </w:t>
+      </w:r>
+      <w:r>
+        <w:rPr>
+          <w:rStyle w:val="VerbatimChar"/>
+        </w:rPr>
+        <w:t xml:space="preserve">gh</w:t>
+      </w:r>
+      <w:r>
+        <w:t xml:space="preserve"> </w:t>
+      </w:r>
+      <w:r>
+        <w:t xml:space="preserve">com as 3 contas (</w:t>
+      </w:r>
+      <w:r>
+        <w:rPr>
+          <w:rStyle w:val="VerbatimChar"/>
+        </w:rPr>
+        <w:t xml:space="preserve">gh auth switch -u &lt;conta&gt;</w:t>
+      </w:r>
+      <w:r>
+        <w:t xml:space="preserve">);</w:t>
+      </w:r>
+      <w:r>
+        <w:t xml:space="preserve"> </w:t>
+      </w:r>
+      <w:r>
+        <w:rPr>
+          <w:rStyle w:val="VerbatimChar"/>
+        </w:rPr>
+        <w:t xml:space="preserve">CODEOWNERS</w:t>
+      </w:r>
+      <w:r>
+        <w:t xml:space="preserve"> </w:t>
+      </w:r>
+      <w:r>
+        <w:t xml:space="preserve">com as 3 contas;</w:t>
+      </w:r>
+      <w:r>
+        <w:t xml:space="preserve"> </w:t>
+      </w:r>
+      <w:r>
+        <w:rPr>
+          <w:b/>
+          <w:bCs/>
+        </w:rPr>
+        <w:t xml:space="preserve">bypass do admin removido</w:t>
+      </w:r>
+      <w:r>
+        <w:t xml:space="preserve"> </w:t>
+      </w:r>
+      <w:r>
+        <w:t xml:space="preserve">do ruleset — toda mudança precisa da aprovação de outra conta. Guia:</w:t>
+      </w:r>
+      <w:r>
+        <w:t xml:space="preserve"> </w:t>
+      </w:r>
+      <w:r>
+        <w:rPr>
+          <w:rStyle w:val="VerbatimChar"/>
+        </w:rPr>
+        <w:t xml:space="preserve">docs/SIMULANDO_2_DEVS.md</w:t>
+      </w:r>
+      <w:r>
+        <w:t xml:space="preserve">.</w:t>
       </w:r>
     </w:p>
     <w:p>

--- a/docs/STATUS_LABORATORIO.docx
+++ b/docs/STATUS_LABORATORIO.docx
@@ -171,7 +171,7 @@
         <w:rPr>
           <w:rStyle w:val="VerbatimChar"/>
         </w:rPr>
-        <w:t xml:space="preserve">ScaTecnologia/laboratorio-claude-code</w:t>
+        <w:t xml:space="preserve">ScaTecnologia-Lab2/laboratorio-claude-code</w:t>
       </w:r>
       <w:r>
         <w:t xml:space="preserve"> </w:t>
@@ -1894,7 +1894,7 @@
         <w:rPr>
           <w:rStyle w:val="VerbatimChar"/>
         </w:rPr>
-        <w:t xml:space="preserve">git@github.com:ScaTecnologia/laboratorio-claude-code.git</w:t>
+        <w:t xml:space="preserve">git@github.com:ScaTecnologia-Lab2/laboratorio-claude-code.git</w:t>
       </w:r>
       <w:r>
         <w:t xml:space="preserve"> </w:t>
@@ -2206,7 +2206,7 @@
           <w:rPr>
             <w:rStyle w:val="Hyperlink"/>
           </w:rPr>
-          <w:t xml:space="preserve">https://github.com/users/ScaTecnologia/projects/2</w:t>
+          <w:t xml:space="preserve">https://github.com/orgs/ScaTecnologia-Lab2/projects/1</w:t>
         </w:r>
       </w:hyperlink>
       <w:r>
@@ -3380,6 +3380,88 @@
       </w:r>
       <w:r>
         <w:t xml:space="preserve">.</w:t>
+      </w:r>
+    </w:p>
+    <w:p>
+      <w:pPr>
+        <w:pStyle w:val="Compact"/>
+        <w:numPr>
+          <w:ilvl w:val="0"/>
+          <w:numId w:val="1004"/>
+        </w:numPr>
+      </w:pPr>
+      <w:r>
+        <w:rPr>
+          <w:strike/>
+        </w:rPr>
+        <w:t xml:space="preserve">Repositório na organização</w:t>
+      </w:r>
+      <w:r>
+        <w:t xml:space="preserve"> </w:t>
+      </w:r>
+      <w:r>
+        <w:t xml:space="preserve">— em 2026-09-25 o repositório foi transferido para a organização</w:t>
+      </w:r>
+      <w:r>
+        <w:t xml:space="preserve"> </w:t>
+      </w:r>
+      <w:r>
+        <w:rPr>
+          <w:b/>
+          <w:bCs/>
+        </w:rPr>
+        <w:t xml:space="preserve">ScaTecnologia-Lab2</w:t>
+      </w:r>
+      <w:r>
+        <w:t xml:space="preserve"> </w:t>
+      </w:r>
+      <w:r>
+        <w:t xml:space="preserve">(plano Free; membros: ScaTecnologia admin, sca-dev1, sca-dev2). Preservados: ruleset, Environment</w:t>
+      </w:r>
+      <w:r>
+        <w:t xml:space="preserve"> </w:t>
+      </w:r>
+      <w:r>
+        <w:rPr>
+          <w:rStyle w:val="VerbatimChar"/>
+        </w:rPr>
+        <w:t xml:space="preserve">production</w:t>
+      </w:r>
+      <w:r>
+        <w:t xml:space="preserve">, colaboradores. A transferência</w:t>
+      </w:r>
+      <w:r>
+        <w:t xml:space="preserve"> </w:t>
+      </w:r>
+      <w:r>
+        <w:rPr>
+          <w:b/>
+          <w:bCs/>
+        </w:rPr>
+        <w:t xml:space="preserve">desligou</w:t>
+      </w:r>
+      <w:r>
+        <w:t xml:space="preserve"> </w:t>
+      </w:r>
+      <w:r>
+        <w:t xml:space="preserve">CodeQL e secret scanning/push protection — religados em 2026-09-28. Novo board na organização:</w:t>
+      </w:r>
+      <w:r>
+        <w:t xml:space="preserve"> </w:t>
+      </w:r>
+      <w:hyperlink r:id="rId15">
+        <w:r>
+          <w:rPr>
+            <w:rStyle w:val="Hyperlink"/>
+          </w:rPr>
+          <w:t xml:space="preserve">https://github.com/orgs/ScaTecnologia-Lab2/projects/1</w:t>
+        </w:r>
+      </w:hyperlink>
+      <w:r>
+        <w:t xml:space="preserve"> </w:t>
+      </w:r>
+      <w:r>
+        <w:t xml:space="preserve">(público, devs com permissão de escrita, cards #27 e #29). O board antigo da conta pessoal ficou só como histórico. Remoto das 3 pastas e links da documentação atualizados.</w:t>
       </w:r>
     </w:p>
     <w:p>

--- a/docs/STATUS_LABORATORIO.docx
+++ b/docs/STATUS_LABORATORIO.docx
@@ -34,7 +34,7 @@
         <w:pStyle w:val="BlockText"/>
       </w:pPr>
       <w:r>
-        <w:t xml:space="preserve">Última atualização: 2026-09-24. Se você (Claude Code) alterar algo relevante ao estado do laboratório,</w:t>
+        <w:t xml:space="preserve">Última atualização: 2026-09-28. Se você (Claude Code) alterar algo relevante ao estado do laboratório,</w:t>
       </w:r>
       <w:r>
         <w:t xml:space="preserve"> </w:t>
@@ -3462,6 +3462,196 @@
       </w:r>
       <w:r>
         <w:t xml:space="preserve">(público, devs com permissão de escrita, cards #27 e #29). O board antigo da conta pessoal ficou só como histórico. Remoto das 3 pastas e links da documentação atualizados.</w:t>
+      </w:r>
+    </w:p>
+    <w:p>
+      <w:pPr>
+        <w:pStyle w:val="Compact"/>
+        <w:numPr>
+          <w:ilvl w:val="0"/>
+          <w:numId w:val="1004"/>
+        </w:numPr>
+      </w:pPr>
+      <w:r>
+        <w:rPr>
+          <w:strike/>
+        </w:rPr>
+        <w:t xml:space="preserve">Primeira revisão real entre contas</w:t>
+      </w:r>
+      <w:r>
+        <w:t xml:space="preserve"> </w:t>
+      </w:r>
+      <w:r>
+        <w:t xml:space="preserve">— feito em 2026-09-28: o PR #32 (aberto por ScaTecnologia) foi</w:t>
+      </w:r>
+      <w:r>
+        <w:t xml:space="preserve"> </w:t>
+      </w:r>
+      <w:r>
+        <w:rPr>
+          <w:b/>
+          <w:bCs/>
+        </w:rPr>
+        <w:t xml:space="preserve">aprovado por sca-dev1</w:t>
+      </w:r>
+      <w:r>
+        <w:t xml:space="preserve"> </w:t>
+      </w:r>
+      <w:r>
+        <w:t xml:space="preserve">e mergeado com os checks verdes. Como aprovar: entrar como outra conta (janela anônima no navegador →</w:t>
+      </w:r>
+      <w:r>
+        <w:t xml:space="preserve"> </w:t>
+      </w:r>
+      <w:r>
+        <w:rPr>
+          <w:i/>
+          <w:iCs/>
+        </w:rPr>
+        <w:t xml:space="preserve">Files changed</w:t>
+      </w:r>
+      <w:r>
+        <w:t xml:space="preserve"> </w:t>
+      </w:r>
+      <w:r>
+        <w:t xml:space="preserve">→</w:t>
+      </w:r>
+      <w:r>
+        <w:t xml:space="preserve"> </w:t>
+      </w:r>
+      <w:r>
+        <w:rPr>
+          <w:i/>
+          <w:iCs/>
+        </w:rPr>
+        <w:t xml:space="preserve">Review changes</w:t>
+      </w:r>
+      <w:r>
+        <w:t xml:space="preserve"> </w:t>
+      </w:r>
+      <w:r>
+        <w:t xml:space="preserve">→</w:t>
+      </w:r>
+      <w:r>
+        <w:t xml:space="preserve"> </w:t>
+      </w:r>
+      <w:r>
+        <w:rPr>
+          <w:i/>
+          <w:iCs/>
+        </w:rPr>
+        <w:t xml:space="preserve">Approve</w:t>
+      </w:r>
+      <w:r>
+        <w:t xml:space="preserve">; ou</w:t>
+      </w:r>
+      <w:r>
+        <w:t xml:space="preserve"> </w:t>
+      </w:r>
+      <w:r>
+        <w:rPr>
+          <w:rStyle w:val="VerbatimChar"/>
+        </w:rPr>
+        <w:t xml:space="preserve">gh auth switch -u sca-dev1</w:t>
+      </w:r>
+      <w:r>
+        <w:t xml:space="preserve"> </w:t>
+      </w:r>
+      <w:r>
+        <w:t xml:space="preserve">+</w:t>
+      </w:r>
+      <w:r>
+        <w:t xml:space="preserve"> </w:t>
+      </w:r>
+      <w:r>
+        <w:rPr>
+          <w:rStyle w:val="VerbatimChar"/>
+        </w:rPr>
+        <w:t xml:space="preserve">gh pr review &lt;n&gt; --approve</w:t>
+      </w:r>
+      <w:r>
+        <w:t xml:space="preserve">, e depois</w:t>
+      </w:r>
+      <w:r>
+        <w:t xml:space="preserve"> </w:t>
+      </w:r>
+      <w:r>
+        <w:rPr>
+          <w:rStyle w:val="VerbatimChar"/>
+        </w:rPr>
+        <w:t xml:space="preserve">gh auth switch -u ScaTecnologia</w:t>
+      </w:r>
+      <w:r>
+        <w:t xml:space="preserve"> </w:t>
+      </w:r>
+      <w:r>
+        <w:t xml:space="preserve">para voltar). Ninguém aprova o próprio PR. Limpeza local: apagadas as branches já mergeadas</w:t>
+      </w:r>
+      <w:r>
+        <w:t xml:space="preserve"> </w:t>
+      </w:r>
+      <w:r>
+        <w:rPr>
+          <w:rStyle w:val="VerbatimChar"/>
+        </w:rPr>
+        <w:t xml:space="preserve">chore/time-com-contas-reais</w:t>
+      </w:r>
+      <w:r>
+        <w:t xml:space="preserve"> </w:t>
+      </w:r>
+      <w:r>
+        <w:t xml:space="preserve">e</w:t>
+      </w:r>
+      <w:r>
+        <w:t xml:space="preserve"> </w:t>
+      </w:r>
+      <w:r>
+        <w:rPr>
+          <w:rStyle w:val="VerbatimChar"/>
+        </w:rPr>
+        <w:t xml:space="preserve">chore/python-3.13</w:t>
+      </w:r>
+      <w:r>
+        <w:t xml:space="preserve"> </w:t>
+      </w:r>
+      <w:r>
+        <w:t xml:space="preserve">(</w:t>
+      </w:r>
+      <w:r>
+        <w:rPr>
+          <w:rStyle w:val="VerbatimChar"/>
+        </w:rPr>
+        <w:t xml:space="preserve">git branch -d</w:t>
+      </w:r>
+      <w:r>
+        <w:t xml:space="preserve"> </w:t>
+      </w:r>
+      <w:r>
+        <w:t xml:space="preserve">+</w:t>
+      </w:r>
+      <w:r>
+        <w:t xml:space="preserve"> </w:t>
+      </w:r>
+      <w:r>
+        <w:rPr>
+          <w:rStyle w:val="VerbatimChar"/>
+        </w:rPr>
+        <w:t xml:space="preserve">git fetch --prune</w:t>
+      </w:r>
+      <w:r>
+        <w:t xml:space="preserve">); hoje só existe a</w:t>
+      </w:r>
+      <w:r>
+        <w:t xml:space="preserve"> </w:t>
+      </w:r>
+      <w:r>
+        <w:rPr>
+          <w:rStyle w:val="VerbatimChar"/>
+        </w:rPr>
+        <w:t xml:space="preserve">main</w:t>
+      </w:r>
+      <w:r>
+        <w:t xml:space="preserve">.</w:t>
       </w:r>
     </w:p>
     <w:p>

--- a/docs/STATUS_LABORATORIO.docx
+++ b/docs/STATUS_LABORATORIO.docx
@@ -1900,7 +1900,10 @@
         <w:t xml:space="preserve"> </w:t>
       </w:r>
       <w:r>
-        <w:t xml:space="preserve">(</w:t>
+        <w:t xml:space="preserve">(criado</w:t>
+      </w:r>
+      <w:r>
+        <w:t xml:space="preserve"> </w:t>
       </w:r>
       <w:r>
         <w:rPr>
@@ -1910,7 +1913,26 @@
         <w:t xml:space="preserve">privado</w:t>
       </w:r>
       <w:r>
-        <w:t xml:space="preserve">, conta pessoal Free). Push por SSH (chave</w:t>
+        <w:t xml:space="preserve"> </w:t>
+      </w:r>
+      <w:r>
+        <w:t xml:space="preserve">na conta pessoal Free; tornado</w:t>
+      </w:r>
+      <w:r>
+        <w:t xml:space="preserve"> </w:t>
+      </w:r>
+      <w:r>
+        <w:rPr>
+          <w:b/>
+          <w:bCs/>
+        </w:rPr>
+        <w:t xml:space="preserve">público</w:t>
+      </w:r>
+      <w:r>
+        <w:t xml:space="preserve"> </w:t>
+      </w:r>
+      <w:r>
+        <w:t xml:space="preserve">no item 4 e transferido para a organização no item 17). Push por SSH (chave</w:t>
       </w:r>
       <w:r>
         <w:t xml:space="preserve"> </w:t>
@@ -3175,52 +3197,249 @@
       </w:pPr>
       <w:r>
         <w:rPr>
+          <w:strike/>
+        </w:rPr>
+        <w:t xml:space="preserve">Praticar com 2 devs em paralelo</w:t>
+      </w:r>
+      <w:r>
+        <w:t xml:space="preserve"> </w:t>
+      </w:r>
+      <w:r>
+        <w:t xml:space="preserve">— feito em 2026-09-28, cada dev na sua pasta e com a sua conta:</w:t>
+      </w:r>
+    </w:p>
+    <w:p>
+      <w:pPr>
+        <w:pStyle w:val="Compact"/>
+        <w:numPr>
+          <w:ilvl w:val="1"/>
+          <w:numId w:val="1006"/>
+        </w:numPr>
+      </w:pPr>
+      <w:r>
+        <w:rPr>
           <w:b/>
           <w:bCs/>
         </w:rPr>
-        <w:t xml:space="preserve">Para você praticar:</w:t>
-      </w:r>
-      <w:r>
-        <w:t xml:space="preserve"> </w:t>
-      </w:r>
-      <w:r>
-        <w:t xml:space="preserve">Dev 1 faz o card #27 em</w:t>
-      </w:r>
-      <w:r>
-        <w:t xml:space="preserve"> </w:t>
-      </w:r>
-      <w:r>
-        <w:rPr>
-          <w:rStyle w:val="VerbatimChar"/>
+        <w:t xml:space="preserve">#29 (Dev 2,</w:t>
+      </w:r>
+      <w:r>
+        <w:rPr>
+          <w:b/>
+          <w:bCs/>
+        </w:rPr>
+        <w:t xml:space="preserve"> </w:t>
+      </w:r>
+      <w:r>
+        <w:rPr>
+          <w:rStyle w:val="VerbatimChar"/>
+          <w:b/>
+          <w:bCs/>
+        </w:rPr>
+        <w:t xml:space="preserve">~/devs/dev2</w:t>
+      </w:r>
+      <w:r>
+        <w:rPr>
+          <w:b/>
+          <w:bCs/>
+        </w:rPr>
+        <w:t xml:space="preserve">)</w:t>
+      </w:r>
+      <w:r>
+        <w:t xml:space="preserve"> </w:t>
+      </w:r>
+      <w:r>
+        <w:t xml:space="preserve">— busca de fornecedores por nome ou CNPJ, só no navegador (</w:t>
+      </w:r>
+      <w:r>
+        <w:rPr>
+          <w:rStyle w:val="VerbatimChar"/>
+        </w:rPr>
+        <w:t xml:space="preserve">src/public/fornecedores.html</w:t>
+      </w:r>
+      <w:r>
+        <w:t xml:space="preserve"> </w:t>
+      </w:r>
+      <w:r>
+        <w:t xml:space="preserve">+</w:t>
+      </w:r>
+      <w:r>
+        <w:t xml:space="preserve"> </w:t>
+      </w:r>
+      <w:r>
+        <w:rPr>
+          <w:rStyle w:val="VerbatimChar"/>
+        </w:rPr>
+        <w:t xml:space="preserve">src/public/js/fornecedores.js</w:t>
+      </w:r>
+      <w:r>
+        <w:t xml:space="preserve">:</w:t>
+      </w:r>
+      <w:r>
+        <w:t xml:space="preserve"> </w:t>
+      </w:r>
+      <w:r>
+        <w:rPr>
+          <w:rStyle w:val="VerbatimChar"/>
+        </w:rPr>
+        <w:t xml:space="preserve">filtrar()</w:t>
+      </w:r>
+      <w:r>
+        <w:t xml:space="preserve"> </w:t>
+      </w:r>
+      <w:r>
+        <w:t xml:space="preserve">+</w:t>
+      </w:r>
+      <w:r>
+        <w:t xml:space="preserve"> </w:t>
+      </w:r>
+      <w:r>
+        <w:rPr>
+          <w:rStyle w:val="VerbatimChar"/>
+        </w:rPr>
+        <w:t xml:space="preserve">renderizar()</w:t>
+      </w:r>
+      <w:r>
+        <w:t xml:space="preserve">). PR #35 aberto por sca-dev2, aprovado por ScaTecnologia, mergeado com os checks verdes.</w:t>
+      </w:r>
+    </w:p>
+    <w:p>
+      <w:pPr>
+        <w:pStyle w:val="Compact"/>
+        <w:numPr>
+          <w:ilvl w:val="1"/>
+          <w:numId w:val="1006"/>
+        </w:numPr>
+      </w:pPr>
+      <w:r>
+        <w:rPr>
+          <w:b/>
+          <w:bCs/>
+        </w:rPr>
+        <w:t xml:space="preserve">#27 (Dev 1,</w:t>
+      </w:r>
+      <w:r>
+        <w:rPr>
+          <w:b/>
+          <w:bCs/>
+        </w:rPr>
+        <w:t xml:space="preserve"> </w:t>
+      </w:r>
+      <w:r>
+        <w:rPr>
+          <w:rStyle w:val="VerbatimChar"/>
+          <w:b/>
+          <w:bCs/>
         </w:rPr>
         <w:t xml:space="preserve">~/devs/dev1</w:t>
       </w:r>
       <w:r>
-        <w:t xml:space="preserve"> </w:t>
-      </w:r>
-      <w:r>
-        <w:t xml:space="preserve">e Dev 2 o #29 em</w:t>
-      </w:r>
-      <w:r>
-        <w:t xml:space="preserve"> </w:t>
-      </w:r>
-      <w:r>
-        <w:rPr>
-          <w:rStyle w:val="VerbatimChar"/>
-        </w:rPr>
-        <w:t xml:space="preserve">~/devs/dev2</w:t>
-      </w:r>
-      <w:r>
-        <w:t xml:space="preserve"> </w:t>
-      </w:r>
-      <w:r>
-        <w:t xml:space="preserve">(</w:t>
+        <w:rPr>
+          <w:b/>
+          <w:bCs/>
+        </w:rPr>
+        <w:t xml:space="preserve">)</w:t>
+      </w:r>
+      <w:r>
+        <w:t xml:space="preserve"> </w:t>
+      </w:r>
+      <w:r>
+        <w:t xml:space="preserve">— quantidade de clientes no título da lista (</w:t>
+      </w:r>
+      <w:r>
+        <w:rPr>
+          <w:rStyle w:val="VerbatimChar"/>
+        </w:rPr>
+        <w:t xml:space="preserve">src/public/clientes.html</w:t>
+      </w:r>
+      <w:r>
+        <w:t xml:space="preserve"> </w:t>
+      </w:r>
+      <w:r>
+        <w:t xml:space="preserve">+</w:t>
+      </w:r>
+      <w:r>
+        <w:t xml:space="preserve"> </w:t>
+      </w:r>
+      <w:r>
+        <w:rPr>
+          <w:rStyle w:val="VerbatimChar"/>
+        </w:rPr>
+        <w:t xml:space="preserve">src/public/js/clientes.js</w:t>
+      </w:r>
+      <w:r>
+        <w:t xml:space="preserve">). PR #34 aberto por sca-dev1,</w:t>
+      </w:r>
+      <w:r>
+        <w:t xml:space="preserve"> </w:t>
+      </w:r>
+      <w:r>
+        <w:rPr>
+          <w:b/>
+          <w:bCs/>
+        </w:rPr>
+        <w:t xml:space="preserve">aprovado por sca-dev2</w:t>
+      </w:r>
+      <w:r>
+        <w:t xml:space="preserve">, mergeado depois do #35.</w:t>
+      </w:r>
+    </w:p>
+    <w:p>
+      <w:pPr>
+        <w:pStyle w:val="Compact"/>
+        <w:numPr>
+          <w:ilvl w:val="1"/>
+          <w:numId w:val="1006"/>
+        </w:numPr>
+      </w:pPr>
+      <w:r>
+        <w:t xml:space="preserve">Arquivos diferentes, então</w:t>
+      </w:r>
+      <w:r>
+        <w:t xml:space="preserve"> </w:t>
+      </w:r>
+      <w:r>
+        <w:rPr>
+          <w:b/>
+          <w:bCs/>
+        </w:rPr>
+        <w:t xml:space="preserve">nenhum conflito</w:t>
+      </w:r>
+      <w:r>
+        <w:t xml:space="preserve">, como previsto em</w:t>
+      </w:r>
+      <w:r>
+        <w:t xml:space="preserve"> </w:t>
       </w:r>
       <w:r>
         <w:rPr>
           <w:rStyle w:val="VerbatimChar"/>
         </w:rPr>
         <w:t xml:space="preserve">docs/SIMULANDO_2_DEVS.md</w:t>
+      </w:r>
+      <w:r>
+        <w:t xml:space="preserve">. Branches apagadas no remoto e na pasta do Dev 2 (</w:t>
+      </w:r>
+      <w:r>
+        <w:rPr>
+          <w:rStyle w:val="VerbatimChar"/>
+        </w:rPr>
+        <w:t xml:space="preserve">git branch -d</w:t>
+      </w:r>
+      <w:r>
+        <w:t xml:space="preserve"> </w:t>
+      </w:r>
+      <w:r>
+        <w:t xml:space="preserve">+</w:t>
+      </w:r>
+      <w:r>
+        <w:t xml:space="preserve"> </w:t>
+      </w:r>
+      <w:r>
+        <w:rPr>
+          <w:rStyle w:val="VerbatimChar"/>
+        </w:rPr>
+        <w:t xml:space="preserve">git fetch --prune</w:t>
       </w:r>
       <w:r>
         <w:t xml:space="preserve">).</w:t>
@@ -4451,6 +4670,9 @@
     </w:lvlOverride>
   </w:num>
   <w:num w:numId="1005">
+    <w:abstractNumId w:val="991"/>
+  </w:num>
+  <w:num w:numId="1006">
     <w:abstractNumId w:val="991"/>
   </w:num>
 </w:numbering>

--- a/docs/STATUS_LABORATORIO.docx
+++ b/docs/STATUS_LABORATORIO.docx
@@ -3893,6 +3893,330 @@
       </w:r>
       <w:r>
         <w:t xml:space="preserve">planejar Node 24 → 26 LTS depois de 2026-10-28.</w:t>
+      </w:r>
+    </w:p>
+    <w:p>
+      <w:pPr>
+        <w:pStyle w:val="Compact"/>
+        <w:numPr>
+          <w:ilvl w:val="0"/>
+          <w:numId w:val="1004"/>
+        </w:numPr>
+      </w:pPr>
+      <w:r>
+        <w:rPr>
+          <w:strike/>
+        </w:rPr>
+        <w:t xml:space="preserve">Guia da fábrica de software</w:t>
+      </w:r>
+      <w:r>
+        <w:t xml:space="preserve"> </w:t>
+      </w:r>
+      <w:r>
+        <w:t xml:space="preserve">— feito em 2026-09-29:</w:t>
+      </w:r>
+      <w:r>
+        <w:t xml:space="preserve"> </w:t>
+      </w:r>
+      <w:r>
+        <w:rPr>
+          <w:rStyle w:val="VerbatimChar"/>
+        </w:rPr>
+        <w:t xml:space="preserve">docs/FABRICA_DE_SOFTWARE.md</w:t>
+      </w:r>
+      <w:r>
+        <w:t xml:space="preserve">, o passo a passo didático do card à produção para gerente, dev, revisor e aprovador (tela e CLI em cada etapa; containers de dev e produção; backup/restauração do banco testados de verdade; tag SemVer; deploy com aprovação no Environment</w:t>
+      </w:r>
+      <w:r>
+        <w:t xml:space="preserve"> </w:t>
+      </w:r>
+      <w:r>
+        <w:rPr>
+          <w:rStyle w:val="VerbatimChar"/>
+        </w:rPr>
+        <w:t xml:space="preserve">production</w:t>
+      </w:r>
+      <w:r>
+        <w:t xml:space="preserve">; rollback por tag; hotfix). A pasta</w:t>
+      </w:r>
+      <w:r>
+        <w:t xml:space="preserve"> </w:t>
+      </w:r>
+      <w:r>
+        <w:rPr>
+          <w:rStyle w:val="VerbatimChar"/>
+        </w:rPr>
+        <w:t xml:space="preserve">~/Documentos/laboratorio-claude-code</w:t>
+      </w:r>
+      <w:r>
+        <w:t xml:space="preserve"> </w:t>
+      </w:r>
+      <w:r>
+        <w:t xml:space="preserve">(porta 3000) passa a ser tratada como</w:t>
+      </w:r>
+      <w:r>
+        <w:t xml:space="preserve"> </w:t>
+      </w:r>
+      <w:r>
+        <w:rPr>
+          <w:b/>
+          <w:bCs/>
+        </w:rPr>
+        <w:t xml:space="preserve">produção</w:t>
+      </w:r>
+      <w:r>
+        <w:t xml:space="preserve">: só roda a</w:t>
+      </w:r>
+      <w:r>
+        <w:t xml:space="preserve"> </w:t>
+      </w:r>
+      <w:r>
+        <w:rPr>
+          <w:rStyle w:val="VerbatimChar"/>
+        </w:rPr>
+        <w:t xml:space="preserve">main</w:t>
+      </w:r>
+      <w:r>
+        <w:t xml:space="preserve">. Novo card</w:t>
+      </w:r>
+      <w:r>
+        <w:t xml:space="preserve"> </w:t>
+      </w:r>
+      <w:r>
+        <w:rPr>
+          <w:b/>
+          <w:bCs/>
+        </w:rPr>
+        <w:t xml:space="preserve">#37</w:t>
+      </w:r>
+      <w:r>
+        <w:t xml:space="preserve"> </w:t>
+      </w:r>
+      <w:r>
+        <w:t xml:space="preserve">(busca de clientes, Dev 1) criado sem responsável, em</w:t>
+      </w:r>
+      <w:r>
+        <w:t xml:space="preserve"> </w:t>
+      </w:r>
+      <w:r>
+        <w:rPr>
+          <w:b/>
+          <w:bCs/>
+        </w:rPr>
+        <w:t xml:space="preserve">To Do</w:t>
+      </w:r>
+      <w:r>
+        <w:t xml:space="preserve">, como exercício do guia.</w:t>
+      </w:r>
+      <w:r>
+        <w:t xml:space="preserve"> </w:t>
+      </w:r>
+      <w:r>
+        <w:rPr>
+          <w:b/>
+          <w:bCs/>
+        </w:rPr>
+        <w:t xml:space="preserve">Atenção:</w:t>
+      </w:r>
+      <w:r>
+        <w:t xml:space="preserve"> </w:t>
+      </w:r>
+      <w:r>
+        <w:t xml:space="preserve">as automações do board não moveram #27/#29 para Concluído nem adicionaram o #37 ao board — acertados à mão; conferir</w:t>
+      </w:r>
+      <w:r>
+        <w:t xml:space="preserve"> </w:t>
+      </w:r>
+      <w:r>
+        <w:rPr>
+          <w:i/>
+          <w:iCs/>
+        </w:rPr>
+        <w:t xml:space="preserve">Projects → ⋯ → Workflows</w:t>
+      </w:r>
+      <w:r>
+        <w:t xml:space="preserve">.</w:t>
+      </w:r>
+    </w:p>
+    <w:p>
+      <w:pPr>
+        <w:pStyle w:val="Compact"/>
+        <w:numPr>
+          <w:ilvl w:val="0"/>
+          <w:numId w:val="1004"/>
+        </w:numPr>
+      </w:pPr>
+      <w:r>
+        <w:rPr>
+          <w:b/>
+          <w:bCs/>
+        </w:rPr>
+        <w:t xml:space="preserve">Em andamento (2026-10-05):</w:t>
+      </w:r>
+      <w:r>
+        <w:t xml:space="preserve"> </w:t>
+      </w:r>
+      <w:r>
+        <w:t xml:space="preserve">card #37 feito pelo Dev 1 (branch criada em outra máquina, trazida para</w:t>
+      </w:r>
+      <w:r>
+        <w:t xml:space="preserve"> </w:t>
+      </w:r>
+      <w:r>
+        <w:rPr>
+          <w:rStyle w:val="VerbatimChar"/>
+        </w:rPr>
+        <w:t xml:space="preserve">~/devs/dev1</w:t>
+      </w:r>
+      <w:r>
+        <w:t xml:space="preserve">). O 1º commit saiu com o e-mail de autor errado (ID de uma conta de terceiro) e foi corrigido com</w:t>
+      </w:r>
+      <w:r>
+        <w:t xml:space="preserve"> </w:t>
+      </w:r>
+      <w:r>
+        <w:rPr>
+          <w:rStyle w:val="VerbatimChar"/>
+        </w:rPr>
+        <w:t xml:space="preserve">--amend --reset-author</w:t>
+      </w:r>
+      <w:r>
+        <w:t xml:space="preserve">; a revisão local achou 3 critérios de aceite não cumpridos, corrigidos num 2º commit.</w:t>
+      </w:r>
+      <w:r>
+        <w:t xml:space="preserve"> </w:t>
+      </w:r>
+      <w:r>
+        <w:rPr>
+          <w:b/>
+          <w:bCs/>
+        </w:rPr>
+        <w:t xml:space="preserve">PR #39 aprovado, mas bloqueado</w:t>
+      </w:r>
+      <w:r>
+        <w:t xml:space="preserve"> </w:t>
+      </w:r>
+      <w:r>
+        <w:t xml:space="preserve">pelo scan Trivy da imagem Python (CVE-2026-103111 na</w:t>
+      </w:r>
+      <w:r>
+        <w:t xml:space="preserve"> </w:t>
+      </w:r>
+      <w:r>
+        <w:rPr>
+          <w:rStyle w:val="VerbatimChar"/>
+        </w:rPr>
+        <w:t xml:space="preserve">libpcre2</w:t>
+      </w:r>
+      <w:r>
+        <w:t xml:space="preserve">, da imagem base, não do PR), o que afeta todos os PRs. Correção em card de Bug próprio (Dev 2,</w:t>
+      </w:r>
+      <w:r>
+        <w:t xml:space="preserve"> </w:t>
+      </w:r>
+      <w:r>
+        <w:rPr>
+          <w:rStyle w:val="VerbatimChar"/>
+        </w:rPr>
+        <w:t xml:space="preserve">Dockerfile.python</w:t>
+      </w:r>
+      <w:r>
+        <w:t xml:space="preserve">); depois do merge dela, rodar de novo os checks do #39 e fazer o merge.</w:t>
+      </w:r>
+      <w:r>
+        <w:t xml:space="preserve"> </w:t>
+      </w:r>
+      <w:r>
+        <w:rPr>
+          <w:b/>
+          <w:bCs/>
+        </w:rPr>
+        <w:t xml:space="preserve">Na outra máquina:</w:t>
+      </w:r>
+      <w:r>
+        <w:t xml:space="preserve"> </w:t>
+      </w:r>
+      <w:r>
+        <w:t xml:space="preserve">corrigir</w:t>
+      </w:r>
+      <w:r>
+        <w:t xml:space="preserve"> </w:t>
+      </w:r>
+      <w:r>
+        <w:rPr>
+          <w:rStyle w:val="VerbatimChar"/>
+        </w:rPr>
+        <w:t xml:space="preserve">git config user.email</w:t>
+      </w:r>
+      <w:r>
+        <w:t xml:space="preserve"> </w:t>
+      </w:r>
+      <w:r>
+        <w:t xml:space="preserve">da pasta do Dev 1 para</w:t>
+      </w:r>
+      <w:r>
+        <w:t xml:space="preserve"> </w:t>
+      </w:r>
+      <w:r>
+        <w:rPr>
+          <w:rStyle w:val="VerbatimChar"/>
+        </w:rPr>
+        <w:t xml:space="preserve">333777540+sca-dev1@users.noreply.github.com</w:t>
+      </w:r>
+      <w:r>
+        <w:t xml:space="preserve">.</w:t>
+      </w:r>
+    </w:p>
+    <w:p>
+      <w:pPr>
+        <w:pStyle w:val="Compact"/>
+        <w:numPr>
+          <w:ilvl w:val="0"/>
+          <w:numId w:val="1004"/>
+        </w:numPr>
+      </w:pPr>
+      <w:r>
+        <w:rPr>
+          <w:b/>
+          <w:bCs/>
+        </w:rPr>
+        <w:t xml:space="preserve">Para você praticar:</w:t>
+      </w:r>
+      <w:r>
+        <w:t xml:space="preserve"> </w:t>
+      </w:r>
+      <w:r>
+        <w:t xml:space="preserve">depois do #37, as Etapas 14 a 16 do guia: tag</w:t>
+      </w:r>
+      <w:r>
+        <w:t xml:space="preserve"> </w:t>
+      </w:r>
+      <w:r>
+        <w:rPr>
+          <w:rStyle w:val="VerbatimChar"/>
+        </w:rPr>
+        <w:t xml:space="preserve">v1.0.0</w:t>
+      </w:r>
+      <w:r>
+        <w:t xml:space="preserve"> </w:t>
+      </w:r>
+      <w:r>
+        <w:t xml:space="preserve">do estado atual de produção,</w:t>
+      </w:r>
+      <w:r>
+        <w:t xml:space="preserve"> </w:t>
+      </w:r>
+      <w:r>
+        <w:rPr>
+          <w:rStyle w:val="VerbatimChar"/>
+        </w:rPr>
+        <w:t xml:space="preserve">v1.1.0</w:t>
+      </w:r>
+      <w:r>
+        <w:t xml:space="preserve"> </w:t>
+      </w:r>
+      <w:r>
+        <w:t xml:space="preserve">com o #37, deploy com aprovação e rollback.</w:t>
       </w:r>
     </w:p>
     <w:p>

--- a/docs/STATUS_LABORATORIO.docx
+++ b/docs/STATUS_LABORATORIO.docx
@@ -2,7 +2,7 @@
 <file path=word/document.xml><?xml version="1.0" encoding="utf-8"?>
 <w:document xmlns:w="http://schemas.openxmlformats.org/wordprocessingml/2006/main" xmlns:m="http://schemas.openxmlformats.org/officeDocument/2006/math" xmlns:r="http://schemas.openxmlformats.org/officeDocument/2006/relationships" xmlns:o="urn:schemas-microsoft-com:office:office" xmlns:v="urn:schemas-microsoft-com:vml" xmlns:w10="urn:schemas-microsoft-com:office:word" xmlns:a="http://schemas.openxmlformats.org/drawingml/2006/main" xmlns:pic="http://schemas.openxmlformats.org/drawingml/2006/picture" xmlns:wp="http://schemas.openxmlformats.org/drawingml/2006/wordprocessingDrawing">
   <w:body>
-    <w:bookmarkStart w:id="20" w:name="Xf39a6ac7a3c17780114ec8a71ff0c7546d26cbc"/>
+    <w:bookmarkStart w:id="21" w:name="Xf39a6ac7a3c17780114ec8a71ff0c7546d26cbc"/>
     <w:p>
       <w:pPr>
         <w:pStyle w:val="Heading1"/>
@@ -34,7 +34,7 @@
         <w:pStyle w:val="BlockText"/>
       </w:pPr>
       <w:r>
-        <w:t xml:space="preserve">Última atualização: 2026-09-28. Se você (Claude Code) alterar algo relevante ao estado do laboratório,</w:t>
+        <w:t xml:space="preserve">Última atualização: 2026-10-29. Se você (Claude Code) alterar algo relevante ao estado do laboratório,</w:t>
       </w:r>
       <w:r>
         <w:t xml:space="preserve"> </w:t>
@@ -635,7 +635,7 @@
               <w:t xml:space="preserve"> </w:t>
             </w:r>
             <w:r>
-              <w:t xml:space="preserve">— build + scan Trivy</w:t>
+              <w:t xml:space="preserve">— build + scan Trivy das 3 imagens</w:t>
             </w:r>
             <w:r>
               <w:t xml:space="preserve"> </w:t>
@@ -663,7 +663,17 @@
               <w:t xml:space="preserve">main</w:t>
             </w:r>
             <w:r>
-              <w:t xml:space="preserve">; publish (GHCR) e deploy em produção</w:t>
+              <w:t xml:space="preserve">; publish (</w:t>
+            </w:r>
+            <w:r>
+              <w:rPr>
+                <w:b/>
+                <w:bCs/>
+              </w:rPr>
+              <w:t xml:space="preserve">Docker Hub</w:t>
+            </w:r>
+            <w:r>
+              <w:t xml:space="preserve">) e deploy em produção</w:t>
             </w:r>
             <w:r>
               <w:t xml:space="preserve"> </w:t>
@@ -700,7 +710,22 @@
               <w:t xml:space="preserve">production</w:t>
             </w:r>
             <w:r>
-              <w:t xml:space="preserve">)</w:t>
+              <w:t xml:space="preserve"> </w:t>
+            </w:r>
+            <w:r>
+              <w:t xml:space="preserve">e grava a tag na branch</w:t>
+            </w:r>
+            <w:r>
+              <w:t xml:space="preserve"> </w:t>
+            </w:r>
+            <w:r>
+              <w:rPr>
+                <w:rStyle w:val="VerbatimChar"/>
+              </w:rPr>
+              <w:t xml:space="preserve">producao</w:t>
+            </w:r>
+            <w:r>
+              <w:t xml:space="preserve">, aplicada pelo Argo CD)</w:t>
             </w:r>
           </w:p>
         </w:tc>
@@ -713,17 +738,7 @@
               <w:pStyle w:val="Compact"/>
             </w:pPr>
             <w:r>
-              <w:t xml:space="preserve">Containers (</w:t>
-            </w:r>
-            <w:r>
-              <w:rPr>
-                <w:b/>
-                <w:bCs/>
-              </w:rPr>
-              <w:t xml:space="preserve">ativos e validados</w:t>
-            </w:r>
-            <w:r>
-              <w:t xml:space="preserve">)</w:t>
+              <w:t xml:space="preserve">Containers e Kubernetes</w:t>
             </w:r>
           </w:p>
         </w:tc>
@@ -734,13 +749,34 @@
               <w:pStyle w:val="Compact"/>
             </w:pPr>
             <w:r>
+              <w:t xml:space="preserve">4 containers (</w:t>
+            </w:r>
+            <w:r>
+              <w:rPr>
+                <w:rStyle w:val="VerbatimChar"/>
+              </w:rPr>
+              <w:t xml:space="preserve">Dockerfile.frontend</w:t>
+            </w:r>
+            <w:r>
+              <w:t xml:space="preserve"> </w:t>
+            </w:r>
+            <w:r>
+              <w:t xml:space="preserve">nginx,</w:t>
+            </w:r>
+            <w:r>
+              <w:t xml:space="preserve"> </w:t>
+            </w:r>
+            <w:r>
               <w:rPr>
                 <w:rStyle w:val="VerbatimChar"/>
               </w:rPr>
               <w:t xml:space="preserve">Dockerfile</w:t>
             </w:r>
             <w:r>
-              <w:t xml:space="preserve">,</w:t>
+              <w:t xml:space="preserve"> </w:t>
+            </w:r>
+            <w:r>
+              <w:t xml:space="preserve">backend,</w:t>
             </w:r>
             <w:r>
               <w:t xml:space="preserve"> </w:t>
@@ -752,7 +788,7 @@
               <w:t xml:space="preserve">Dockerfile.python</w:t>
             </w:r>
             <w:r>
-              <w:t xml:space="preserve">,</w:t>
+              <w:t xml:space="preserve">, Postgres);</w:t>
             </w:r>
             <w:r>
               <w:t xml:space="preserve"> </w:t>
@@ -761,10 +797,13 @@
               <w:rPr>
                 <w:rStyle w:val="VerbatimChar"/>
               </w:rPr>
-              <w:t xml:space="preserve">docker-compose.yml</w:t>
-            </w:r>
-            <w:r>
-              <w:t xml:space="preserve">,</w:t>
+              <w:t xml:space="preserve">k8s/</w:t>
+            </w:r>
+            <w:r>
+              <w:t xml:space="preserve"> </w:t>
+            </w:r>
+            <w:r>
+              <w:t xml:space="preserve">(Kustomize: base + overlays dev/producao, HPA, PDB, LoadBalancer);</w:t>
             </w:r>
             <w:r>
               <w:t xml:space="preserve"> </w:t>
@@ -773,13 +812,10 @@
               <w:rPr>
                 <w:rStyle w:val="VerbatimChar"/>
               </w:rPr>
-              <w:t xml:space="preserve">.dockerignore</w:t>
-            </w:r>
-            <w:r>
-              <w:t xml:space="preserve"> </w:t>
-            </w:r>
-            <w:r>
-              <w:t xml:space="preserve">—</w:t>
+              <w:t xml:space="preserve">k8s/argocd/</w:t>
+            </w:r>
+            <w:r>
+              <w:t xml:space="preserve">;</w:t>
             </w:r>
             <w:r>
               <w:t xml:space="preserve"> </w:t>
@@ -788,7 +824,43 @@
               <w:rPr>
                 <w:rStyle w:val="VerbatimChar"/>
               </w:rPr>
-              <w:t xml:space="preserve">docker compose up --build -d</w:t>
+              <w:t xml:space="preserve">scripts/k8s/</w:t>
+            </w:r>
+            <w:r>
+              <w:t xml:space="preserve">; guias</w:t>
+            </w:r>
+            <w:r>
+              <w:t xml:space="preserve"> </w:t>
+            </w:r>
+            <w:r>
+              <w:rPr>
+                <w:rStyle w:val="VerbatimChar"/>
+              </w:rPr>
+              <w:t xml:space="preserve">CONTAINERS_K8S_GUIA.md</w:t>
+            </w:r>
+            <w:r>
+              <w:t xml:space="preserve">,</w:t>
+            </w:r>
+            <w:r>
+              <w:t xml:space="preserve"> </w:t>
+            </w:r>
+            <w:r>
+              <w:rPr>
+                <w:rStyle w:val="VerbatimChar"/>
+              </w:rPr>
+              <w:t xml:space="preserve">K8S_FLUXO_DEV_CICD.md</w:t>
+            </w:r>
+            <w:r>
+              <w:t xml:space="preserve">,</w:t>
+            </w:r>
+            <w:r>
+              <w:t xml:space="preserve"> </w:t>
+            </w:r>
+            <w:r>
+              <w:rPr>
+                <w:rStyle w:val="VerbatimChar"/>
+              </w:rPr>
+              <w:t xml:space="preserve">K8S_TESTE_DE_CARGA.md</w:t>
             </w:r>
           </w:p>
         </w:tc>
@@ -801,7 +873,17 @@
               <w:pStyle w:val="Compact"/>
             </w:pPr>
             <w:r>
-              <w:t xml:space="preserve">Qualidade de código</w:t>
+              <w:t xml:space="preserve">Containers (</w:t>
+            </w:r>
+            <w:r>
+              <w:rPr>
+                <w:b/>
+                <w:bCs/>
+              </w:rPr>
+              <w:t xml:space="preserve">ativos e validados</w:t>
+            </w:r>
+            <w:r>
+              <w:t xml:space="preserve">)</w:t>
             </w:r>
           </w:p>
         </w:tc>
@@ -815,7 +897,7 @@
               <w:rPr>
                 <w:rStyle w:val="VerbatimChar"/>
               </w:rPr>
-              <w:t xml:space="preserve">eslint.config.js</w:t>
+              <w:t xml:space="preserve">Dockerfile</w:t>
             </w:r>
             <w:r>
               <w:t xml:space="preserve">,</w:t>
@@ -827,7 +909,7 @@
               <w:rPr>
                 <w:rStyle w:val="VerbatimChar"/>
               </w:rPr>
-              <w:t xml:space="preserve">.flake8</w:t>
+              <w:t xml:space="preserve">Dockerfile.python</w:t>
             </w:r>
             <w:r>
               <w:t xml:space="preserve">,</w:t>
@@ -839,7 +921,7 @@
               <w:rPr>
                 <w:rStyle w:val="VerbatimChar"/>
               </w:rPr>
-              <w:t xml:space="preserve">requirements-dev.txt</w:t>
+              <w:t xml:space="preserve">docker-compose.yml</w:t>
             </w:r>
             <w:r>
               <w:t xml:space="preserve">,</w:t>
@@ -851,10 +933,13 @@
               <w:rPr>
                 <w:rStyle w:val="VerbatimChar"/>
               </w:rPr>
-              <w:t xml:space="preserve">tests/test_fornecedores_api.py</w:t>
-            </w:r>
-            <w:r>
-              <w:t xml:space="preserve">,</w:t>
+              <w:t xml:space="preserve">.dockerignore</w:t>
+            </w:r>
+            <w:r>
+              <w:t xml:space="preserve"> </w:t>
+            </w:r>
+            <w:r>
+              <w:t xml:space="preserve">—</w:t>
             </w:r>
             <w:r>
               <w:t xml:space="preserve"> </w:t>
@@ -863,7 +948,7 @@
               <w:rPr>
                 <w:rStyle w:val="VerbatimChar"/>
               </w:rPr>
-              <w:t xml:space="preserve">tests/conftest.py</w:t>
+              <w:t xml:space="preserve">docker compose up --build -d</w:t>
             </w:r>
           </w:p>
         </w:tc>
@@ -876,7 +961,7 @@
               <w:pStyle w:val="Compact"/>
             </w:pPr>
             <w:r>
-              <w:t xml:space="preserve">Colaboração em equipe</w:t>
+              <w:t xml:space="preserve">Qualidade de código</w:t>
             </w:r>
           </w:p>
         </w:tc>
@@ -890,7 +975,7 @@
               <w:rPr>
                 <w:rStyle w:val="VerbatimChar"/>
               </w:rPr>
-              <w:t xml:space="preserve">CODEOWNERS</w:t>
+              <w:t xml:space="preserve">eslint.config.js</w:t>
             </w:r>
             <w:r>
               <w:t xml:space="preserve">,</w:t>
@@ -902,7 +987,7 @@
               <w:rPr>
                 <w:rStyle w:val="VerbatimChar"/>
               </w:rPr>
-              <w:t xml:space="preserve">.github/pull_request_template.md</w:t>
+              <w:t xml:space="preserve">.flake8</w:t>
             </w:r>
             <w:r>
               <w:t xml:space="preserve">,</w:t>
@@ -914,7 +999,7 @@
               <w:rPr>
                 <w:rStyle w:val="VerbatimChar"/>
               </w:rPr>
-              <w:t xml:space="preserve">.github/ISSUE_TEMPLATE/tarefa.yml</w:t>
+              <w:t xml:space="preserve">requirements-dev.txt</w:t>
             </w:r>
             <w:r>
               <w:t xml:space="preserve">,</w:t>
@@ -926,7 +1011,7 @@
               <w:rPr>
                 <w:rStyle w:val="VerbatimChar"/>
               </w:rPr>
-              <w:t xml:space="preserve">.github/ISSUE_TEMPLATE/bug.yml</w:t>
+              <w:t xml:space="preserve">tests/test_fornecedores_api.py</w:t>
             </w:r>
             <w:r>
               <w:t xml:space="preserve">,</w:t>
@@ -938,7 +1023,7 @@
               <w:rPr>
                 <w:rStyle w:val="VerbatimChar"/>
               </w:rPr>
-              <w:t xml:space="preserve">.github/ISSUE_TEMPLATE/config.yml</w:t>
+              <w:t xml:space="preserve">tests/conftest.py</w:t>
             </w:r>
           </w:p>
         </w:tc>
@@ -951,7 +1036,7 @@
               <w:pStyle w:val="Compact"/>
             </w:pPr>
             <w:r>
-              <w:t xml:space="preserve">Claude Code</w:t>
+              <w:t xml:space="preserve">Colaboração em equipe</w:t>
             </w:r>
           </w:p>
         </w:tc>
@@ -962,19 +1047,13 @@
               <w:pStyle w:val="Compact"/>
             </w:pPr>
             <w:r>
-              <w:t xml:space="preserve">Skill</w:t>
-            </w:r>
-            <w:r>
-              <w:t xml:space="preserve"> </w:t>
-            </w:r>
-            <w:r>
               <w:rPr>
                 <w:rStyle w:val="VerbatimChar"/>
               </w:rPr>
-              <w:t xml:space="preserve">.claude/skills/cicd-pipeline/</w:t>
-            </w:r>
-            <w:r>
-              <w:t xml:space="preserve">, agente</w:t>
+              <w:t xml:space="preserve">CODEOWNERS</w:t>
+            </w:r>
+            <w:r>
+              <w:t xml:space="preserve">,</w:t>
             </w:r>
             <w:r>
               <w:t xml:space="preserve"> </w:t>
@@ -983,10 +1062,10 @@
               <w:rPr>
                 <w:rStyle w:val="VerbatimChar"/>
               </w:rPr>
-              <w:t xml:space="preserve">.claude/agents/devops-engineer.md</w:t>
-            </w:r>
-            <w:r>
-              <w:t xml:space="preserve">, hook</w:t>
+              <w:t xml:space="preserve">.github/pull_request_template.md</w:t>
+            </w:r>
+            <w:r>
+              <w:t xml:space="preserve">,</w:t>
             </w:r>
             <w:r>
               <w:t xml:space="preserve"> </w:t>
@@ -995,13 +1074,10 @@
               <w:rPr>
                 <w:rStyle w:val="VerbatimChar"/>
               </w:rPr>
-              <w:t xml:space="preserve">.claude/hooks/pipeline-guardrail.js</w:t>
-            </w:r>
-            <w:r>
-              <w:t xml:space="preserve"> </w:t>
-            </w:r>
-            <w:r>
-              <w:t xml:space="preserve">(registrado em</w:t>
+              <w:t xml:space="preserve">.github/ISSUE_TEMPLATE/tarefa.yml</w:t>
+            </w:r>
+            <w:r>
+              <w:t xml:space="preserve">,</w:t>
             </w:r>
             <w:r>
               <w:t xml:space="preserve"> </w:t>
@@ -1010,10 +1086,19 @@
               <w:rPr>
                 <w:rStyle w:val="VerbatimChar"/>
               </w:rPr>
-              <w:t xml:space="preserve">.claude/settings.json</w:t>
-            </w:r>
-            <w:r>
-              <w:t xml:space="preserve">)</w:t>
+              <w:t xml:space="preserve">.github/ISSUE_TEMPLATE/bug.yml</w:t>
+            </w:r>
+            <w:r>
+              <w:t xml:space="preserve">,</w:t>
+            </w:r>
+            <w:r>
+              <w:t xml:space="preserve"> </w:t>
+            </w:r>
+            <w:r>
+              <w:rPr>
+                <w:rStyle w:val="VerbatimChar"/>
+              </w:rPr>
+              <w:t xml:space="preserve">.github/ISSUE_TEMPLATE/config.yml</w:t>
             </w:r>
           </w:p>
         </w:tc>
@@ -1026,7 +1111,7 @@
               <w:pStyle w:val="Compact"/>
             </w:pPr>
             <w:r>
-              <w:t xml:space="preserve">Visual</w:t>
+              <w:t xml:space="preserve">Claude Code</w:t>
             </w:r>
           </w:p>
         </w:tc>
@@ -1037,6 +1122,81 @@
               <w:pStyle w:val="Compact"/>
             </w:pPr>
             <w:r>
+              <w:t xml:space="preserve">Skill</w:t>
+            </w:r>
+            <w:r>
+              <w:t xml:space="preserve"> </w:t>
+            </w:r>
+            <w:r>
+              <w:rPr>
+                <w:rStyle w:val="VerbatimChar"/>
+              </w:rPr>
+              <w:t xml:space="preserve">.claude/skills/cicd-pipeline/</w:t>
+            </w:r>
+            <w:r>
+              <w:t xml:space="preserve">, agente</w:t>
+            </w:r>
+            <w:r>
+              <w:t xml:space="preserve"> </w:t>
+            </w:r>
+            <w:r>
+              <w:rPr>
+                <w:rStyle w:val="VerbatimChar"/>
+              </w:rPr>
+              <w:t xml:space="preserve">.claude/agents/devops-engineer.md</w:t>
+            </w:r>
+            <w:r>
+              <w:t xml:space="preserve">, hook</w:t>
+            </w:r>
+            <w:r>
+              <w:t xml:space="preserve"> </w:t>
+            </w:r>
+            <w:r>
+              <w:rPr>
+                <w:rStyle w:val="VerbatimChar"/>
+              </w:rPr>
+              <w:t xml:space="preserve">.claude/hooks/pipeline-guardrail.js</w:t>
+            </w:r>
+            <w:r>
+              <w:t xml:space="preserve"> </w:t>
+            </w:r>
+            <w:r>
+              <w:t xml:space="preserve">(registrado em</w:t>
+            </w:r>
+            <w:r>
+              <w:t xml:space="preserve"> </w:t>
+            </w:r>
+            <w:r>
+              <w:rPr>
+                <w:rStyle w:val="VerbatimChar"/>
+              </w:rPr>
+              <w:t xml:space="preserve">.claude/settings.json</w:t>
+            </w:r>
+            <w:r>
+              <w:t xml:space="preserve">)</w:t>
+            </w:r>
+          </w:p>
+        </w:tc>
+      </w:tr>
+      <w:tr>
+        <w:tc>
+          <w:tcPr/>
+          <w:p>
+            <w:pPr>
+              <w:pStyle w:val="Compact"/>
+            </w:pPr>
+            <w:r>
+              <w:t xml:space="preserve">Visual</w:t>
+            </w:r>
+          </w:p>
+        </w:tc>
+        <w:tc>
+          <w:tcPr/>
+          <w:p>
+            <w:pPr>
+              <w:pStyle w:val="Compact"/>
+            </w:pPr>
+            <w:r>
               <w:t xml:space="preserve">Artifact publicado (fora do repositório) com o fluxo completo backlog→produção — link só existe na conversa onde foi gerado; se precisar de novo, peça para recriar</w:t>
             </w:r>
           </w:p>
@@ -1743,7 +1903,7 @@
     </w:p>
     <w:bookmarkEnd w:id="13"/>
     <w:bookmarkEnd w:id="14"/>
-    <w:bookmarkStart w:id="16" w:name="Xab30668447195c6ced393b40668a2f6f58acbfb"/>
+    <w:bookmarkStart w:id="17" w:name="Xab30668447195c6ced393b40668a2f6f58acbfb"/>
     <w:p>
       <w:pPr>
         <w:pStyle w:val="Heading2"/>
@@ -3896,43 +4056,996 @@
       </w:r>
     </w:p>
     <w:p>
+      <w:pPr>
+        <w:pStyle w:val="Compact"/>
+        <w:numPr>
+          <w:ilvl w:val="0"/>
+          <w:numId w:val="1004"/>
+        </w:numPr>
+      </w:pPr>
+      <w:r>
+        <w:rPr>
+          <w:strike/>
+        </w:rPr>
+        <w:t xml:space="preserve">Containers separados + Kubernetes (k3d) + GitOps (Argo CD) + teste de carga</w:t>
+      </w:r>
+      <w:r>
+        <w:t xml:space="preserve"> </w:t>
+      </w:r>
+      <w:r>
+        <w:t xml:space="preserve">— construído em 2026-10-29 na branch</w:t>
+      </w:r>
+      <w:r>
+        <w:t xml:space="preserve"> </w:t>
+      </w:r>
+      <w:r>
+        <w:rPr>
+          <w:rStyle w:val="VerbatimChar"/>
+        </w:rPr>
+        <w:t xml:space="preserve">feat/containers-kubernetes</w:t>
+      </w:r>
+      <w:r>
+        <w:t xml:space="preserve"> </w:t>
+      </w:r>
+      <w:r>
+        <w:t xml:space="preserve">(detalhes na seção "Sessão 2026-10-29" abaixo).</w:t>
+      </w:r>
+      <w:r>
+        <w:t xml:space="preserve"> </w:t>
+      </w:r>
+      <w:r>
+        <w:rPr>
+          <w:b/>
+          <w:bCs/>
+        </w:rPr>
+        <w:t xml:space="preserve">Pendente:</w:t>
+      </w:r>
+    </w:p>
+    <w:p>
+      <w:pPr>
+        <w:pStyle w:val="Compact"/>
+        <w:numPr>
+          <w:ilvl w:val="1"/>
+          <w:numId w:val="1007"/>
+        </w:numPr>
+      </w:pPr>
+      <w:r>
+        <w:rPr>
+          <w:b/>
+          <w:bCs/>
+        </w:rPr>
+        <w:t xml:space="preserve">Mergear o PR #42</w:t>
+      </w:r>
+      <w:r>
+        <w:t xml:space="preserve"> </w:t>
+      </w:r>
+      <w:r>
+        <w:t xml:space="preserve">(corrige o Trivy da imagem Python, issue #41)</w:t>
+      </w:r>
+      <w:r>
+        <w:t xml:space="preserve"> </w:t>
+      </w:r>
+      <w:r>
+        <w:rPr>
+          <w:b/>
+          <w:bCs/>
+        </w:rPr>
+        <w:t xml:space="preserve">antes</w:t>
+      </w:r>
+      <w:r>
+        <w:t xml:space="preserve"> </w:t>
+      </w:r>
+      <w:r>
+        <w:t xml:space="preserve">— sem ele o scan Python falha em todos os PRs, inclusive o desta branch. Depois:</w:t>
+      </w:r>
+      <w:r>
+        <w:t xml:space="preserve"> </w:t>
+      </w:r>
+      <w:r>
+        <w:rPr>
+          <w:rStyle w:val="VerbatimChar"/>
+        </w:rPr>
+        <w:t xml:space="preserve">git rebase origin/main</w:t>
+      </w:r>
+      <w:r>
+        <w:t xml:space="preserve"> </w:t>
+      </w:r>
+      <w:r>
+        <w:t xml:space="preserve">nesta branch.</w:t>
+      </w:r>
+    </w:p>
+    <w:p>
+      <w:pPr>
+        <w:pStyle w:val="Compact"/>
+        <w:numPr>
+          <w:ilvl w:val="1"/>
+          <w:numId w:val="1007"/>
+        </w:numPr>
+      </w:pPr>
+      <w:r>
+        <w:rPr>
+          <w:b/>
+          <w:bCs/>
+        </w:rPr>
+        <w:t xml:space="preserve">Push da branch + PR</w:t>
+      </w:r>
+      <w:r>
+        <w:t xml:space="preserve"> </w:t>
+      </w:r>
+      <w:r>
+        <w:t xml:space="preserve">— não feitos pelo Claude (ações no GitHub foram bloqueadas pelo modo de permissão; o usuário faz ou libera).</w:t>
+      </w:r>
+    </w:p>
+    <w:p>
+      <w:pPr>
+        <w:pStyle w:val="Compact"/>
+        <w:numPr>
+          <w:ilvl w:val="1"/>
+          <w:numId w:val="1007"/>
+        </w:numPr>
+      </w:pPr>
+      <w:r>
+        <w:rPr>
+          <w:b/>
+          <w:bCs/>
+        </w:rPr>
+        <w:t xml:space="preserve">Configurar no GitHub:</w:t>
+      </w:r>
+      <w:r>
+        <w:t xml:space="preserve"> </w:t>
+      </w:r>
+      <w:r>
+        <w:t xml:space="preserve">variável</w:t>
+      </w:r>
+      <w:r>
+        <w:t xml:space="preserve"> </w:t>
+      </w:r>
+      <w:r>
+        <w:rPr>
+          <w:rStyle w:val="VerbatimChar"/>
+        </w:rPr>
+        <w:t xml:space="preserve">DOCKERHUB_USERNAME</w:t>
+      </w:r>
+      <w:r>
+        <w:t xml:space="preserve"> </w:t>
+      </w:r>
+      <w:r>
+        <w:t xml:space="preserve">e secret</w:t>
+      </w:r>
+      <w:r>
+        <w:t xml:space="preserve"> </w:t>
+      </w:r>
+      <w:r>
+        <w:rPr>
+          <w:rStyle w:val="VerbatimChar"/>
+        </w:rPr>
+        <w:t xml:space="preserve">DOCKERHUB_TOKEN</w:t>
+      </w:r>
+      <w:r>
+        <w:t xml:space="preserve"> </w:t>
+      </w:r>
+      <w:r>
+        <w:t xml:space="preserve">(Settings → Secrets and variables → Actions). Depois, o 1º deploy (Actions → Run workflow, publish + deploy, aprovar) cria a branch</w:t>
+      </w:r>
+      <w:r>
+        <w:t xml:space="preserve"> </w:t>
+      </w:r>
+      <w:r>
+        <w:rPr>
+          <w:rStyle w:val="VerbatimChar"/>
+        </w:rPr>
+        <w:t xml:space="preserve">producao</w:t>
+      </w:r>
+      <w:r>
+        <w:t xml:space="preserve"> </w:t>
+      </w:r>
+      <w:r>
+        <w:t xml:space="preserve">e o Argo CD sobe a produção em http://localhost:8080 —</w:t>
+      </w:r>
+      <w:r>
+        <w:t xml:space="preserve"> </w:t>
+      </w:r>
+      <w:r>
+        <w:rPr>
+          <w:b/>
+          <w:bCs/>
+        </w:rPr>
+        <w:t xml:space="preserve">ainda não testado de ponta a ponta</w:t>
+      </w:r>
+      <w:r>
+        <w:t xml:space="preserve"> </w:t>
+      </w:r>
+      <w:r>
+        <w:t xml:space="preserve">(o overlay de produção foi testado no cluster com imagens locais).</w:t>
+      </w:r>
+    </w:p>
+    <w:p>
+      <w:pPr>
+        <w:pStyle w:val="Compact"/>
+        <w:numPr>
+          <w:ilvl w:val="1"/>
+          <w:numId w:val="1007"/>
+        </w:numPr>
+      </w:pPr>
+      <w:r>
+        <w:t xml:space="preserve">Os outros PRs abertos (#39, #40, #38, #43, #44, #46) aguardam aprovação; #39/#40/#38 precisam de</w:t>
+      </w:r>
+      <w:r>
+        <w:t xml:space="preserve"> </w:t>
+      </w:r>
+      <w:r>
+        <w:rPr>
+          <w:i/>
+          <w:iCs/>
+        </w:rPr>
+        <w:t xml:space="preserve">Update branch</w:t>
+      </w:r>
+      <w:r>
+        <w:t xml:space="preserve"> </w:t>
+      </w:r>
+      <w:r>
+        <w:t xml:space="preserve">depois do #42. O #40 também altera este arquivo — esperar conflito simples.</w:t>
+      </w:r>
+    </w:p>
+    <w:p>
+      <w:pPr>
+        <w:pStyle w:val="Compact"/>
+        <w:numPr>
+          <w:ilvl w:val="1"/>
+          <w:numId w:val="1007"/>
+        </w:numPr>
+      </w:pPr>
+      <w:r>
+        <w:rPr>
+          <w:rStyle w:val="VerbatimChar"/>
+        </w:rPr>
+        <w:t xml:space="preserve">.docx</w:t>
+      </w:r>
+      <w:r>
+        <w:t xml:space="preserve"> </w:t>
+      </w:r>
+      <w:r>
+        <w:t xml:space="preserve">de</w:t>
+      </w:r>
+      <w:r>
+        <w:t xml:space="preserve"> </w:t>
+      </w:r>
+      <w:r>
+        <w:rPr>
+          <w:rStyle w:val="VerbatimChar"/>
+        </w:rPr>
+        <w:t xml:space="preserve">docs/</w:t>
+      </w:r>
+      <w:r>
+        <w:t xml:space="preserve"> </w:t>
+      </w:r>
+      <w:r>
+        <w:t xml:space="preserve">regenerados nesta sessão (</w:t>
+      </w:r>
+      <w:r>
+        <w:rPr>
+          <w:rStyle w:val="VerbatimChar"/>
+        </w:rPr>
+        <w:t xml:space="preserve">sh docs/atualizar_docx.sh</w:t>
+      </w:r>
+      <w:r>
+        <w:t xml:space="preserve">), incluindo os 3 guias novos.</w:t>
+      </w:r>
+    </w:p>
+    <w:p>
       <w:r>
         <w:pict>
           <v:rect style="width:0;height:1.5pt" o:hralign="center" o:hrstd="t" o:hr="t"/>
         </w:pict>
       </w:r>
     </w:p>
-    <w:bookmarkEnd w:id="16"/>
-    <w:bookmarkStart w:id="17" w:name="X505bbf7c012d54ef621210fb4cd2c41267a54b9"/>
-    <w:p>
-      <w:pPr>
-        <w:pStyle w:val="Heading2"/>
-      </w:pPr>
-      <w:r>
-        <w:t xml:space="preserve">4. Como continuar em outra máquina</w:t>
-      </w:r>
-    </w:p>
-    <w:p>
-      <w:pPr>
-        <w:pStyle w:val="FirstParagraph"/>
-      </w:pPr>
-      <w:r>
-        <w:t xml:space="preserve">Ver</w:t>
-      </w:r>
-      <w:r>
-        <w:t xml:space="preserve"> </w:t>
-      </w:r>
-      <w:r>
-        <w:rPr>
-          <w:rStyle w:val="VerbatimChar"/>
-        </w:rPr>
-        <w:t xml:space="preserve">docs/SETUP_NOVA_MAQUINA.md</w:t>
-      </w:r>
-      <w:r>
-        <w:t xml:space="preserve"> </w:t>
-      </w:r>
-      <w:r>
-        <w:t xml:space="preserve">para o passo a passo completo de portabilidade (o que instalar, como validar que está tudo igual, o que reconfigurar).</w:t>
+    <w:bookmarkStart w:id="16" w:name="X3dae5bad62e0650489a2e2176bb5f5bc75c8184"/>
+    <w:p>
+      <w:pPr>
+        <w:pStyle w:val="Heading3"/>
+      </w:pPr>
+      <w:r>
+        <w:t xml:space="preserve">Sessão 2026-10-29 — containers separados, Kubernetes, GitOps e carga</w:t>
+      </w:r>
+    </w:p>
+    <w:p>
+      <w:pPr>
+        <w:pStyle w:val="Compact"/>
+        <w:numPr>
+          <w:ilvl w:val="0"/>
+          <w:numId w:val="1008"/>
+        </w:numPr>
+      </w:pPr>
+      <w:r>
+        <w:rPr>
+          <w:b/>
+          <w:bCs/>
+        </w:rPr>
+        <w:t xml:space="preserve">Ferramentas:</w:t>
+      </w:r>
+      <w:r>
+        <w:t xml:space="preserve"> </w:t>
+      </w:r>
+      <w:r>
+        <w:rPr>
+          <w:rStyle w:val="VerbatimChar"/>
+        </w:rPr>
+        <w:t xml:space="preserve">kubectl</w:t>
+      </w:r>
+      <w:r>
+        <w:t xml:space="preserve"> </w:t>
+      </w:r>
+      <w:r>
+        <w:t xml:space="preserve">v1.37.2 e</w:t>
+      </w:r>
+      <w:r>
+        <w:t xml:space="preserve"> </w:t>
+      </w:r>
+      <w:r>
+        <w:rPr>
+          <w:rStyle w:val="VerbatimChar"/>
+        </w:rPr>
+        <w:t xml:space="preserve">k3d</w:t>
+      </w:r>
+      <w:r>
+        <w:t xml:space="preserve"> </w:t>
+      </w:r>
+      <w:r>
+        <w:t xml:space="preserve">v5.9.0 em</w:t>
+      </w:r>
+      <w:r>
+        <w:t xml:space="preserve"> </w:t>
+      </w:r>
+      <w:r>
+        <w:rPr>
+          <w:rStyle w:val="VerbatimChar"/>
+        </w:rPr>
+        <w:t xml:space="preserve">~/.local/bin</w:t>
+      </w:r>
+      <w:r>
+        <w:t xml:space="preserve"> </w:t>
+      </w:r>
+      <w:r>
+        <w:t xml:space="preserve">(binários oficiais, checksum conferido). Gerador de carga k6 e Argo CD rodam em container/cluster — nada mais instalado.</w:t>
+      </w:r>
+    </w:p>
+    <w:p>
+      <w:pPr>
+        <w:pStyle w:val="Compact"/>
+        <w:numPr>
+          <w:ilvl w:val="0"/>
+          <w:numId w:val="1008"/>
+        </w:numPr>
+      </w:pPr>
+      <w:r>
+        <w:rPr>
+          <w:b/>
+          <w:bCs/>
+        </w:rPr>
+        <w:t xml:space="preserve">Código:</w:t>
+      </w:r>
+      <w:r>
+        <w:t xml:space="preserve"> </w:t>
+      </w:r>
+      <w:r>
+        <w:rPr>
+          <w:rStyle w:val="VerbatimChar"/>
+        </w:rPr>
+        <w:t xml:space="preserve">/health</w:t>
+      </w:r>
+      <w:r>
+        <w:t xml:space="preserve"> </w:t>
+      </w:r>
+      <w:r>
+        <w:t xml:space="preserve">e</w:t>
+      </w:r>
+      <w:r>
+        <w:t xml:space="preserve"> </w:t>
+      </w:r>
+      <w:r>
+        <w:rPr>
+          <w:rStyle w:val="VerbatimChar"/>
+        </w:rPr>
+        <w:t xml:space="preserve">/pronto</w:t>
+      </w:r>
+      <w:r>
+        <w:t xml:space="preserve"> </w:t>
+      </w:r>
+      <w:r>
+        <w:t xml:space="preserve">no Node,</w:t>
+      </w:r>
+      <w:r>
+        <w:t xml:space="preserve"> </w:t>
+      </w:r>
+      <w:r>
+        <w:rPr>
+          <w:rStyle w:val="VerbatimChar"/>
+        </w:rPr>
+        <w:t xml:space="preserve">/health</w:t>
+      </w:r>
+      <w:r>
+        <w:t xml:space="preserve"> </w:t>
+      </w:r>
+      <w:r>
+        <w:t xml:space="preserve">no Python; cabeçalho</w:t>
+      </w:r>
+      <w:r>
+        <w:t xml:space="preserve"> </w:t>
+      </w:r>
+      <w:r>
+        <w:rPr>
+          <w:rStyle w:val="VerbatimChar"/>
+        </w:rPr>
+        <w:t xml:space="preserve">X-Servido-Por</w:t>
+      </w:r>
+      <w:r>
+        <w:t xml:space="preserve">;</w:t>
+      </w:r>
+      <w:r>
+        <w:t xml:space="preserve"> </w:t>
+      </w:r>
+      <w:r>
+        <w:rPr>
+          <w:rStyle w:val="VerbatimChar"/>
+        </w:rPr>
+        <w:t xml:space="preserve">DB_PASSWORD</w:t>
+      </w:r>
+      <w:r>
+        <w:t xml:space="preserve"> </w:t>
+      </w:r>
+      <w:r>
+        <w:t xml:space="preserve">por variável (padrão</w:t>
+      </w:r>
+      <w:r>
+        <w:t xml:space="preserve"> </w:t>
+      </w:r>
+      <w:r>
+        <w:rPr>
+          <w:rStyle w:val="VerbatimChar"/>
+        </w:rPr>
+        <w:t xml:space="preserve">5151</w:t>
+      </w:r>
+      <w:r>
+        <w:t xml:space="preserve">);</w:t>
+      </w:r>
+      <w:r>
+        <w:t xml:space="preserve"> </w:t>
+      </w:r>
+      <w:r>
+        <w:rPr>
+          <w:b/>
+          <w:bCs/>
+        </w:rPr>
+        <w:t xml:space="preserve">pool de conexões</w:t>
+      </w:r>
+      <w:r>
+        <w:t xml:space="preserve"> </w:t>
+      </w:r>
+      <w:r>
+        <w:t xml:space="preserve">no</w:t>
+      </w:r>
+      <w:r>
+        <w:t xml:space="preserve"> </w:t>
+      </w:r>
+      <w:r>
+        <w:rPr>
+          <w:rStyle w:val="VerbatimChar"/>
+        </w:rPr>
+        <w:t xml:space="preserve">fornecedores_api.py</w:t>
+      </w:r>
+      <w:r>
+        <w:t xml:space="preserve"> </w:t>
+      </w:r>
+      <w:r>
+        <w:t xml:space="preserve">(sem ele, 3% de erros no teste de carga).</w:t>
+      </w:r>
+    </w:p>
+    <w:p>
+      <w:pPr>
+        <w:pStyle w:val="Compact"/>
+        <w:numPr>
+          <w:ilvl w:val="0"/>
+          <w:numId w:val="1008"/>
+        </w:numPr>
+      </w:pPr>
+      <w:r>
+        <w:rPr>
+          <w:b/>
+          <w:bCs/>
+        </w:rPr>
+        <w:t xml:space="preserve">Compose:</w:t>
+      </w:r>
+      <w:r>
+        <w:t xml:space="preserve"> </w:t>
+      </w:r>
+      <w:r>
+        <w:t xml:space="preserve">serviço</w:t>
+      </w:r>
+      <w:r>
+        <w:t xml:space="preserve"> </w:t>
+      </w:r>
+      <w:r>
+        <w:rPr>
+          <w:rStyle w:val="VerbatimChar"/>
+        </w:rPr>
+        <w:t xml:space="preserve">node</w:t>
+      </w:r>
+      <w:r>
+        <w:t xml:space="preserve"> </w:t>
+      </w:r>
+      <w:r>
+        <w:t xml:space="preserve">virou</w:t>
+      </w:r>
+      <w:r>
+        <w:t xml:space="preserve"> </w:t>
+      </w:r>
+      <w:r>
+        <w:rPr>
+          <w:rStyle w:val="VerbatimChar"/>
+        </w:rPr>
+        <w:t xml:space="preserve">backend</w:t>
+      </w:r>
+      <w:r>
+        <w:t xml:space="preserve"> </w:t>
+      </w:r>
+      <w:r>
+        <w:t xml:space="preserve">(porta 127.0.0.1:3002, variável</w:t>
+      </w:r>
+      <w:r>
+        <w:t xml:space="preserve"> </w:t>
+      </w:r>
+      <w:r>
+        <w:rPr>
+          <w:rStyle w:val="VerbatimChar"/>
+        </w:rPr>
+        <w:t xml:space="preserve">BACKEND_PORT</w:t>
+      </w:r>
+      <w:r>
+        <w:t xml:space="preserve">);</w:t>
+      </w:r>
+      <w:r>
+        <w:t xml:space="preserve"> </w:t>
+      </w:r>
+      <w:r>
+        <w:rPr>
+          <w:rStyle w:val="VerbatimChar"/>
+        </w:rPr>
+        <w:t xml:space="preserve">frontend</w:t>
+      </w:r>
+      <w:r>
+        <w:t xml:space="preserve"> </w:t>
+      </w:r>
+      <w:r>
+        <w:t xml:space="preserve">nginx na 3000.</w:t>
+      </w:r>
+      <w:r>
+        <w:t xml:space="preserve"> </w:t>
+      </w:r>
+      <w:r>
+        <w:rPr>
+          <w:rStyle w:val="VerbatimChar"/>
+        </w:rPr>
+        <w:t xml:space="preserve">portas.env</w:t>
+      </w:r>
+      <w:r>
+        <w:t xml:space="preserve"> </w:t>
+      </w:r>
+      <w:r>
+        <w:t xml:space="preserve">de</w:t>
+      </w:r>
+      <w:r>
+        <w:t xml:space="preserve"> </w:t>
+      </w:r>
+      <w:r>
+        <w:rPr>
+          <w:rStyle w:val="VerbatimChar"/>
+        </w:rPr>
+        <w:t xml:space="preserve">~/devs/dev1|dev2</w:t>
+      </w:r>
+      <w:r>
+        <w:t xml:space="preserve"> </w:t>
+      </w:r>
+      <w:r>
+        <w:t xml:space="preserve">ganharam</w:t>
+      </w:r>
+      <w:r>
+        <w:t xml:space="preserve"> </w:t>
+      </w:r>
+      <w:r>
+        <w:rPr>
+          <w:rStyle w:val="VerbatimChar"/>
+        </w:rPr>
+        <w:t xml:space="preserve">BACKEND_PORT</w:t>
+      </w:r>
+      <w:r>
+        <w:t xml:space="preserve"> </w:t>
+      </w:r>
+      <w:r>
+        <w:t xml:space="preserve">(3012/3022).</w:t>
+      </w:r>
+    </w:p>
+    <w:p>
+      <w:pPr>
+        <w:pStyle w:val="Compact"/>
+        <w:numPr>
+          <w:ilvl w:val="0"/>
+          <w:numId w:val="1008"/>
+        </w:numPr>
+      </w:pPr>
+      <w:r>
+        <w:rPr>
+          <w:b/>
+          <w:bCs/>
+        </w:rPr>
+        <w:t xml:space="preserve">Cluster</w:t>
+      </w:r>
+      <w:r>
+        <w:rPr>
+          <w:b/>
+          <w:bCs/>
+        </w:rPr>
+        <w:t xml:space="preserve"> </w:t>
+      </w:r>
+      <w:r>
+        <w:rPr>
+          <w:rStyle w:val="VerbatimChar"/>
+          <w:b/>
+          <w:bCs/>
+        </w:rPr>
+        <w:t xml:space="preserve">labsystem</w:t>
+      </w:r>
+      <w:r>
+        <w:t xml:space="preserve"> </w:t>
+      </w:r>
+      <w:r>
+        <w:t xml:space="preserve">(k3d, 1 servidor + 2 agentes, sem Traefik, CoreDNS com 2 cópias): dev em</w:t>
+      </w:r>
+      <w:r>
+        <w:t xml:space="preserve"> </w:t>
+      </w:r>
+      <w:r>
+        <w:rPr>
+          <w:rStyle w:val="VerbatimChar"/>
+        </w:rPr>
+        <w:t xml:space="preserve">labsystem-dev</w:t>
+      </w:r>
+      <w:r>
+        <w:t xml:space="preserve"> </w:t>
+      </w:r>
+      <w:r>
+        <w:t xml:space="preserve">(:8081), Argo CD instalado (v3.5.6) aguardando a branch</w:t>
+      </w:r>
+      <w:r>
+        <w:t xml:space="preserve"> </w:t>
+      </w:r>
+      <w:r>
+        <w:rPr>
+          <w:rStyle w:val="VerbatimChar"/>
+        </w:rPr>
+        <w:t xml:space="preserve">producao</w:t>
+      </w:r>
+      <w:r>
+        <w:t xml:space="preserve">. Parar:</w:t>
+      </w:r>
+      <w:r>
+        <w:t xml:space="preserve"> </w:t>
+      </w:r>
+      <w:r>
+        <w:rPr>
+          <w:rStyle w:val="VerbatimChar"/>
+        </w:rPr>
+        <w:t xml:space="preserve">sh scripts/k8s/destruir-cluster.sh</w:t>
+      </w:r>
+      <w:r>
+        <w:t xml:space="preserve">.</w:t>
+      </w:r>
+      <w:r>
+        <w:t xml:space="preserve"> </w:t>
+      </w:r>
+      <w:r>
+        <w:rPr>
+          <w:b/>
+          <w:bCs/>
+        </w:rPr>
+        <w:t xml:space="preserve">O compose fica parado</w:t>
+      </w:r>
+      <w:r>
+        <w:t xml:space="preserve"> </w:t>
+      </w:r>
+      <w:r>
+        <w:t xml:space="preserve">enquanto o cluster roda (RAM).</w:t>
+      </w:r>
+    </w:p>
+    <w:p>
+      <w:pPr>
+        <w:pStyle w:val="Compact"/>
+        <w:numPr>
+          <w:ilvl w:val="0"/>
+          <w:numId w:val="1008"/>
+        </w:numPr>
+      </w:pPr>
+      <w:r>
+        <w:rPr>
+          <w:b/>
+          <w:bCs/>
+        </w:rPr>
+        <w:t xml:space="preserve">Medido de verdade:</w:t>
+      </w:r>
+      <w:r>
+        <w:t xml:space="preserve"> </w:t>
+      </w:r>
+      <w:r>
+        <w:t xml:space="preserve">carga 60 usuários → HPA 2→6 backends, 0% de erros, 147 req/s; matar pod, rolling update e</w:t>
+      </w:r>
+      <w:r>
+        <w:t xml:space="preserve"> </w:t>
+      </w:r>
+      <w:r>
+        <w:rPr>
+          <w:rStyle w:val="VerbatimChar"/>
+        </w:rPr>
+        <w:t xml:space="preserve">kubectl drain</w:t>
+      </w:r>
+      <w:r>
+        <w:t xml:space="preserve">:</w:t>
+      </w:r>
+      <w:r>
+        <w:t xml:space="preserve"> </w:t>
+      </w:r>
+      <w:r>
+        <w:rPr>
+          <w:b/>
+          <w:bCs/>
+        </w:rPr>
+        <w:t xml:space="preserve">0 falhas</w:t>
+      </w:r>
+      <w:r>
+        <w:t xml:space="preserve">; desligar um nó: ~45s de falhas até</w:t>
+      </w:r>
+      <w:r>
+        <w:t xml:space="preserve"> </w:t>
+      </w:r>
+      <w:r>
+        <w:rPr>
+          <w:rStyle w:val="VerbatimChar"/>
+        </w:rPr>
+        <w:t xml:space="preserve">NotReady</w:t>
+      </w:r>
+      <w:r>
+        <w:t xml:space="preserve">, depois 100%.</w:t>
+      </w:r>
+    </w:p>
+    <w:p>
+      <w:pPr>
+        <w:pStyle w:val="Compact"/>
+        <w:numPr>
+          <w:ilvl w:val="0"/>
+          <w:numId w:val="1008"/>
+        </w:numPr>
+      </w:pPr>
+      <w:r>
+        <w:rPr>
+          <w:b/>
+          <w:bCs/>
+        </w:rPr>
+        <w:t xml:space="preserve">Problemas encontrados e corrigidos na construção</w:t>
+      </w:r>
+      <w:r>
+        <w:t xml:space="preserve"> </w:t>
+      </w:r>
+      <w:r>
+        <w:t xml:space="preserve">(todos documentados nos guias como lições): nginx guardava o IP do backend (502 ao recriar) → template com</w:t>
+      </w:r>
+      <w:r>
+        <w:t xml:space="preserve"> </w:t>
+      </w:r>
+      <w:r>
+        <w:rPr>
+          <w:rStyle w:val="VerbatimChar"/>
+        </w:rPr>
+        <w:t xml:space="preserve">resolver</w:t>
+      </w:r>
+      <w:r>
+        <w:t xml:space="preserve">; CoreDNS com 1 cópia era ponto único de falha; sem</w:t>
+      </w:r>
+      <w:r>
+        <w:t xml:space="preserve"> </w:t>
+      </w:r>
+      <w:r>
+        <w:rPr>
+          <w:rStyle w:val="VerbatimChar"/>
+        </w:rPr>
+        <w:t xml:space="preserve">preStop</w:t>
+      </w:r>
+      <w:r>
+        <w:t xml:space="preserve"> </w:t>
+      </w:r>
+      <w:r>
+        <w:t xml:space="preserve">o drain derrubava 11%;</w:t>
+      </w:r>
+      <w:r>
+        <w:t xml:space="preserve"> </w:t>
+      </w:r>
+      <w:r>
+        <w:rPr>
+          <w:rStyle w:val="VerbatimChar"/>
+        </w:rPr>
+        <w:t xml:space="preserve">replicas:</w:t>
+      </w:r>
+      <w:r>
+        <w:t xml:space="preserve"> </w:t>
+      </w:r>
+      <w:r>
+        <w:t xml:space="preserve">fixo brigaria com o HPA/Argo;</w:t>
+      </w:r>
+      <w:r>
+        <w:t xml:space="preserve"> </w:t>
+      </w:r>
+      <w:r>
+        <w:rPr>
+          <w:rStyle w:val="VerbatimChar"/>
+        </w:rPr>
+        <w:t xml:space="preserve">.dockerignore</w:t>
+      </w:r>
+      <w:r>
+        <w:t xml:space="preserve"> </w:t>
+      </w:r>
+      <w:r>
+        <w:t xml:space="preserve">sem</w:t>
+      </w:r>
+      <w:r>
+        <w:t xml:space="preserve"> </w:t>
+      </w:r>
+      <w:r>
+        <w:rPr>
+          <w:rStyle w:val="VerbatimChar"/>
+        </w:rPr>
+        <w:t xml:space="preserve">**/</w:t>
+      </w:r>
+      <w:r>
+        <w:t xml:space="preserve"> </w:t>
+      </w:r>
+      <w:r>
+        <w:t xml:space="preserve">levava</w:t>
+      </w:r>
+      <w:r>
+        <w:t xml:space="preserve"> </w:t>
+      </w:r>
+      <w:r>
+        <w:rPr>
+          <w:rStyle w:val="VerbatimChar"/>
+        </w:rPr>
+        <w:t xml:space="preserve">src/public/bash_commands.log</w:t>
+      </w:r>
+      <w:r>
+        <w:t xml:space="preserve"> </w:t>
+      </w:r>
+      <w:r>
+        <w:t xml:space="preserve">para as imagens.</w:t>
+      </w:r>
+    </w:p>
+    <w:p>
+      <w:pPr>
+        <w:pStyle w:val="Compact"/>
+        <w:numPr>
+          <w:ilvl w:val="0"/>
+          <w:numId w:val="1008"/>
+        </w:numPr>
+      </w:pPr>
+      <w:r>
+        <w:t xml:space="preserve">⚠️</w:t>
+      </w:r>
+      <w:r>
+        <w:t xml:space="preserve"> </w:t>
+      </w:r>
+      <w:r>
+        <w:rPr>
+          <w:b/>
+          <w:bCs/>
+        </w:rPr>
+        <w:t xml:space="preserve">Incidente:</w:t>
+      </w:r>
+      <w:r>
+        <w:t xml:space="preserve"> </w:t>
+      </w:r>
+      <w:r>
+        <w:t xml:space="preserve">rodei</w:t>
+      </w:r>
+      <w:r>
+        <w:t xml:space="preserve"> </w:t>
+      </w:r>
+      <w:r>
+        <w:rPr>
+          <w:rStyle w:val="VerbatimChar"/>
+        </w:rPr>
+        <w:t xml:space="preserve">npm run test:integration</w:t>
+      </w:r>
+      <w:r>
+        <w:t xml:space="preserve"> </w:t>
+      </w:r>
+      <w:r>
+        <w:t xml:space="preserve">contra o Postgres do compose (5151) e o</w:t>
+      </w:r>
+      <w:r>
+        <w:t xml:space="preserve"> </w:t>
+      </w:r>
+      <w:r>
+        <w:rPr>
+          <w:rStyle w:val="VerbatimChar"/>
+        </w:rPr>
+        <w:t xml:space="preserve">usuarios.test.js</w:t>
+      </w:r>
+      <w:r>
+        <w:t xml:space="preserve"> </w:t>
+      </w:r>
+      <w:r>
+        <w:t xml:space="preserve">fez</w:t>
+      </w:r>
+      <w:r>
+        <w:t xml:space="preserve"> </w:t>
+      </w:r>
+      <w:r>
+        <w:rPr>
+          <w:rStyle w:val="VerbatimChar"/>
+        </w:rPr>
+        <w:t xml:space="preserve">TRUNCATE</w:t>
+      </w:r>
+      <w:r>
+        <w:t xml:space="preserve"> </w:t>
+      </w:r>
+      <w:r>
+        <w:t xml:space="preserve">em</w:t>
+      </w:r>
+      <w:r>
+        <w:t xml:space="preserve"> </w:t>
+      </w:r>
+      <w:r>
+        <w:rPr>
+          <w:rStyle w:val="VerbatimChar"/>
+        </w:rPr>
+        <w:t xml:space="preserve">usuarios</w:t>
+      </w:r>
+      <w:r>
+        <w:t xml:space="preserve">, apagando os usuários do banco de desenvolvimento. Recriada a conta do</w:t>
+      </w:r>
+      <w:r>
+        <w:t xml:space="preserve"> </w:t>
+      </w:r>
+      <w:r>
+        <w:rPr>
+          <w:rStyle w:val="VerbatimChar"/>
+        </w:rPr>
+        <w:t xml:space="preserve">CLAUDE.md</w:t>
+      </w:r>
+      <w:r>
+        <w:t xml:space="preserve"> </w:t>
+      </w:r>
+      <w:r>
+        <w:t xml:space="preserve">(Alex Augusto, id 3); ficou o usuário de teste "Eduardo" (</w:t>
+      </w:r>
+      <w:r>
+        <w:rPr>
+          <w:rStyle w:val="VerbatimChar"/>
+        </w:rPr>
+        <w:t xml:space="preserve">edu@email.com</w:t>
+      </w:r>
+      <w:r>
+        <w:t xml:space="preserve">). Outros usuários que existissem foram perdidos (sem backup). Avisos adicionados no</w:t>
+      </w:r>
+      <w:r>
+        <w:t xml:space="preserve"> </w:t>
+      </w:r>
+      <w:r>
+        <w:rPr>
+          <w:rStyle w:val="VerbatimChar"/>
+        </w:rPr>
+        <w:t xml:space="preserve">CLAUDE.md</w:t>
+      </w:r>
+      <w:r>
+        <w:t xml:space="preserve"> </w:t>
+      </w:r>
+      <w:r>
+        <w:t xml:space="preserve">e no guia de fluxo.</w:t>
       </w:r>
     </w:p>
     <w:p>
@@ -3942,8 +5055,49 @@
         </w:pict>
       </w:r>
     </w:p>
+    <w:bookmarkEnd w:id="16"/>
     <w:bookmarkEnd w:id="17"/>
-    <w:bookmarkStart w:id="18" w:name="X800c5ed797c597cb13ae84569eb0a523483872d"/>
+    <w:bookmarkStart w:id="18" w:name="X505bbf7c012d54ef621210fb4cd2c41267a54b9"/>
+    <w:p>
+      <w:pPr>
+        <w:pStyle w:val="Heading2"/>
+      </w:pPr>
+      <w:r>
+        <w:t xml:space="preserve">4. Como continuar em outra máquina</w:t>
+      </w:r>
+    </w:p>
+    <w:p>
+      <w:pPr>
+        <w:pStyle w:val="FirstParagraph"/>
+      </w:pPr>
+      <w:r>
+        <w:t xml:space="preserve">Ver</w:t>
+      </w:r>
+      <w:r>
+        <w:t xml:space="preserve"> </w:t>
+      </w:r>
+      <w:r>
+        <w:rPr>
+          <w:rStyle w:val="VerbatimChar"/>
+        </w:rPr>
+        <w:t xml:space="preserve">docs/SETUP_NOVA_MAQUINA.md</w:t>
+      </w:r>
+      <w:r>
+        <w:t xml:space="preserve"> </w:t>
+      </w:r>
+      <w:r>
+        <w:t xml:space="preserve">para o passo a passo completo de portabilidade (o que instalar, como validar que está tudo igual, o que reconfigurar).</w:t>
+      </w:r>
+    </w:p>
+    <w:p>
+      <w:r>
+        <w:pict>
+          <v:rect style="width:0;height:1.5pt" o:hralign="center" o:hrstd="t" o:hr="t"/>
+        </w:pict>
+      </w:r>
+    </w:p>
+    <w:bookmarkEnd w:id="18"/>
+    <w:bookmarkStart w:id="19" w:name="X800c5ed797c597cb13ae84569eb0a523483872d"/>
     <w:p>
       <w:pPr>
         <w:pStyle w:val="Heading2"/>
@@ -4166,22 +5320,25 @@
               <w:pStyle w:val="Compact"/>
             </w:pPr>
             <w:r>
-              <w:t xml:space="preserve">Testes</w:t>
-            </w:r>
-            <w:r>
-              <w:t xml:space="preserve"> </w:t>
-            </w:r>
-            <w:r>
               <w:rPr>
                 <w:rStyle w:val="VerbatimChar"/>
               </w:rPr>
-              <w:t xml:space="preserve">teste_servidor.js</w:t>
-            </w:r>
-            <w:r>
-              <w:t xml:space="preserve"> </w:t>
-            </w:r>
-            <w:r>
-              <w:t xml:space="preserve">não estão na esteira de CI</w:t>
+              <w:t xml:space="preserve">npm run test:integration</w:t>
+            </w:r>
+            <w:r>
+              <w:t xml:space="preserve"> </w:t>
+            </w:r>
+            <w:r>
+              <w:t xml:space="preserve">apaga a tabela</w:t>
+            </w:r>
+            <w:r>
+              <w:t xml:space="preserve"> </w:t>
+            </w:r>
+            <w:r>
+              <w:rPr>
+                <w:rStyle w:val="VerbatimChar"/>
+              </w:rPr>
+              <w:t xml:space="preserve">usuarios</w:t>
             </w:r>
           </w:p>
         </w:tc>
@@ -4192,7 +5349,31 @@
               <w:pStyle w:val="Compact"/>
             </w:pPr>
             <w:r>
-              <w:t xml:space="preserve">Exigem o servidor Node rodando de verdade na porta 3000, o que complica automação simples em CI</w:t>
+              <w:rPr>
+                <w:rStyle w:val="VerbatimChar"/>
+              </w:rPr>
+              <w:t xml:space="preserve">src/usuarios.test.js</w:t>
+            </w:r>
+            <w:r>
+              <w:t xml:space="preserve"> </w:t>
+            </w:r>
+            <w:r>
+              <w:t xml:space="preserve">faz</w:t>
+            </w:r>
+            <w:r>
+              <w:t xml:space="preserve"> </w:t>
+            </w:r>
+            <w:r>
+              <w:rPr>
+                <w:rStyle w:val="VerbatimChar"/>
+              </w:rPr>
+              <w:t xml:space="preserve">TRUNCATE</w:t>
+            </w:r>
+            <w:r>
+              <w:t xml:space="preserve"> </w:t>
+            </w:r>
+            <w:r>
+              <w:t xml:space="preserve">(no CI o Postgres é descartável)</w:t>
             </w:r>
           </w:p>
         </w:tc>
@@ -4203,6 +5384,142 @@
               <w:pStyle w:val="Compact"/>
             </w:pPr>
             <w:r>
+              <w:t xml:space="preserve">Rode contra um Postgres descartável:</w:t>
+            </w:r>
+            <w:r>
+              <w:t xml:space="preserve"> </w:t>
+            </w:r>
+            <w:r>
+              <w:rPr>
+                <w:rStyle w:val="VerbatimChar"/>
+              </w:rPr>
+              <w:t xml:space="preserve">docker run --rm -d --name pg-teste -p 127.0.0.1:5199:5432 -e POSTGRES_PASSWORD=5151 postgres:16-alpine</w:t>
+            </w:r>
+            <w:r>
+              <w:t xml:space="preserve"> </w:t>
+            </w:r>
+            <w:r>
+              <w:t xml:space="preserve">e</w:t>
+            </w:r>
+            <w:r>
+              <w:t xml:space="preserve"> </w:t>
+            </w:r>
+            <w:r>
+              <w:rPr>
+                <w:rStyle w:val="VerbatimChar"/>
+              </w:rPr>
+              <w:t xml:space="preserve">DB_PORT=5199 npm run test:integration</w:t>
+            </w:r>
+            <w:r>
+              <w:t xml:space="preserve">. Nunca contra a 5151.</w:t>
+            </w:r>
+          </w:p>
+        </w:tc>
+      </w:tr>
+      <w:tr>
+        <w:tc>
+          <w:tcPr/>
+          <w:p>
+            <w:pPr>
+              <w:pStyle w:val="Compact"/>
+            </w:pPr>
+            <w:r>
+              <w:t xml:space="preserve">Cluster k3d + compose ao mesmo tempo deixam a máquina sem RAM</w:t>
+            </w:r>
+          </w:p>
+        </w:tc>
+        <w:tc>
+          <w:tcPr/>
+          <w:p>
+            <w:pPr>
+              <w:pStyle w:val="Compact"/>
+            </w:pPr>
+            <w:r>
+              <w:t xml:space="preserve">8 GB no total; cluster com Argo CD usa ~1,8 GB</w:t>
+            </w:r>
+          </w:p>
+        </w:tc>
+        <w:tc>
+          <w:tcPr/>
+          <w:p>
+            <w:pPr>
+              <w:pStyle w:val="Compact"/>
+            </w:pPr>
+            <w:r>
+              <w:t xml:space="preserve">Pare um antes de subir o outro (</w:t>
+            </w:r>
+            <w:r>
+              <w:rPr>
+                <w:rStyle w:val="VerbatimChar"/>
+              </w:rPr>
+              <w:t xml:space="preserve">docker compose down</w:t>
+            </w:r>
+            <w:r>
+              <w:t xml:space="preserve"> </w:t>
+            </w:r>
+            <w:r>
+              <w:t xml:space="preserve">/</w:t>
+            </w:r>
+            <w:r>
+              <w:t xml:space="preserve"> </w:t>
+            </w:r>
+            <w:r>
+              <w:rPr>
+                <w:rStyle w:val="VerbatimChar"/>
+              </w:rPr>
+              <w:t xml:space="preserve">sh scripts/k8s/destruir-cluster.sh</w:t>
+            </w:r>
+            <w:r>
+              <w:t xml:space="preserve">).</w:t>
+            </w:r>
+          </w:p>
+        </w:tc>
+      </w:tr>
+      <w:tr>
+        <w:tc>
+          <w:tcPr/>
+          <w:p>
+            <w:pPr>
+              <w:pStyle w:val="Compact"/>
+            </w:pPr>
+            <w:r>
+              <w:t xml:space="preserve">Testes</w:t>
+            </w:r>
+            <w:r>
+              <w:t xml:space="preserve"> </w:t>
+            </w:r>
+            <w:r>
+              <w:rPr>
+                <w:rStyle w:val="VerbatimChar"/>
+              </w:rPr>
+              <w:t xml:space="preserve">teste_servidor.js</w:t>
+            </w:r>
+            <w:r>
+              <w:t xml:space="preserve"> </w:t>
+            </w:r>
+            <w:r>
+              <w:t xml:space="preserve">não estão na esteira de CI</w:t>
+            </w:r>
+          </w:p>
+        </w:tc>
+        <w:tc>
+          <w:tcPr/>
+          <w:p>
+            <w:pPr>
+              <w:pStyle w:val="Compact"/>
+            </w:pPr>
+            <w:r>
+              <w:t xml:space="preserve">Exigem o servidor Node rodando de verdade na porta 3000, o que complica automação simples em CI</w:t>
+            </w:r>
+          </w:p>
+        </w:tc>
+        <w:tc>
+          <w:tcPr/>
+          <w:p>
+            <w:pPr>
+              <w:pStyle w:val="Compact"/>
+            </w:pPr>
+            <w:r>
               <w:t xml:space="preserve">Ficou de fora por decisão consciente (ver</w:t>
             </w:r>
             <w:r>
@@ -4258,8 +5575,8 @@
         </w:pict>
       </w:r>
     </w:p>
-    <w:bookmarkEnd w:id="18"/>
-    <w:bookmarkStart w:id="19" w:name="X1acc7660ff16e20a0ff0fe7c06b21a7aa715929"/>
+    <w:bookmarkEnd w:id="19"/>
+    <w:bookmarkStart w:id="20" w:name="X1acc7660ff16e20a0ff0fe7c06b21a7aa715929"/>
     <w:p>
       <w:pPr>
         <w:pStyle w:val="Heading2"/>
@@ -4300,8 +5617,8 @@
         <w:t xml:space="preserve">) já foi atualizada para ler este arquivo primeiro. Depois de ler este arquivo, confirme com o usuário qual dos itens da seção 3 ele quer atacar agora, antes de propor qualquer implementação nova — não presuma que ele quer continuar exatamente de onde a lista para, porque a ordem ali é uma sugestão, não uma obrigação.</w:t>
       </w:r>
     </w:p>
-    <w:bookmarkEnd w:id="19"/>
     <w:bookmarkEnd w:id="20"/>
+    <w:bookmarkEnd w:id="21"/>
     <w:sectPr>
       <w:footnotePr>
         <w:numRestart w:val="eachSect"/>
@@ -4673,6 +5990,12 @@
     <w:abstractNumId w:val="991"/>
   </w:num>
   <w:num w:numId="1006">
+    <w:abstractNumId w:val="991"/>
+  </w:num>
+  <w:num w:numId="1007">
+    <w:abstractNumId w:val="991"/>
+  </w:num>
+  <w:num w:numId="1008">
     <w:abstractNumId w:val="991"/>
   </w:num>
 </w:numbering>

--- a/docs/STATUS_LABORATORIO.docx
+++ b/docs/STATUS_LABORATORIO.docx
@@ -4330,6 +4330,190 @@
       </w:r>
       <w:r>
         <w:t xml:space="preserve">), incluindo os 3 guias novos.</w:t>
+      </w:r>
+    </w:p>
+    <w:p>
+      <w:pPr>
+        <w:pStyle w:val="Compact"/>
+        <w:numPr>
+          <w:ilvl w:val="0"/>
+          <w:numId w:val="1004"/>
+        </w:numPr>
+      </w:pPr>
+      <w:r>
+        <w:rPr>
+          <w:strike/>
+        </w:rPr>
+        <w:t xml:space="preserve">Primeiro deploy GitOps de ponta a ponta</w:t>
+      </w:r>
+      <w:r>
+        <w:t xml:space="preserve"> </w:t>
+      </w:r>
+      <w:r>
+        <w:t xml:space="preserve">— feito em 2026-10-30: PRs #42 (Trivy Python) e #47 (containers + Kubernetes) aprovados por sca-dev1 e mergeados; deploy</w:t>
+      </w:r>
+      <w:r>
+        <w:t xml:space="preserve"> </w:t>
+      </w:r>
+      <w:r>
+        <w:rPr>
+          <w:rStyle w:val="VerbatimChar"/>
+        </w:rPr>
+        <w:t xml:space="preserve">0f3d3c7</w:t>
+      </w:r>
+      <w:r>
+        <w:t xml:space="preserve"> </w:t>
+      </w:r>
+      <w:r>
+        <w:t xml:space="preserve">aprovado no Environment</w:t>
+      </w:r>
+      <w:r>
+        <w:t xml:space="preserve"> </w:t>
+      </w:r>
+      <w:r>
+        <w:rPr>
+          <w:rStyle w:val="VerbatimChar"/>
+        </w:rPr>
+        <w:t xml:space="preserve">production</w:t>
+      </w:r>
+      <w:r>
+        <w:t xml:space="preserve"> </w:t>
+      </w:r>
+      <w:r>
+        <w:t xml:space="preserve">criou a branch</w:t>
+      </w:r>
+      <w:r>
+        <w:t xml:space="preserve"> </w:t>
+      </w:r>
+      <w:r>
+        <w:rPr>
+          <w:rStyle w:val="VerbatimChar"/>
+        </w:rPr>
+        <w:t xml:space="preserve">producao</w:t>
+      </w:r>
+      <w:r>
+        <w:t xml:space="preserve"> </w:t>
+      </w:r>
+      <w:r>
+        <w:t xml:space="preserve">e o Argo CD assumiu a produção (:8080). Ciclo completo repetido com uma mudança real: PR #48 (subtítulo "V4" na landing) → deploy</w:t>
+      </w:r>
+      <w:r>
+        <w:t xml:space="preserve"> </w:t>
+      </w:r>
+      <w:r>
+        <w:rPr>
+          <w:rStyle w:val="VerbatimChar"/>
+        </w:rPr>
+        <w:t xml:space="preserve">b6238f2</w:t>
+      </w:r>
+      <w:r>
+        <w:t xml:space="preserve"> </w:t>
+      </w:r>
+      <w:r>
+        <w:t xml:space="preserve">→ Argo CD sincronizou sozinho em ~4 min.</w:t>
+      </w:r>
+    </w:p>
+    <w:p>
+      <w:pPr>
+        <w:pStyle w:val="Compact"/>
+        <w:numPr>
+          <w:ilvl w:val="0"/>
+          <w:numId w:val="1004"/>
+        </w:numPr>
+      </w:pPr>
+      <w:r>
+        <w:rPr>
+          <w:strike/>
+        </w:rPr>
+        <w:t xml:space="preserve">Histórico de deploys na branch</w:t>
+      </w:r>
+      <w:r>
+        <w:rPr>
+          <w:strike/>
+        </w:rPr>
+        <w:t xml:space="preserve"> </w:t>
+      </w:r>
+      <w:r>
+        <w:rPr>
+          <w:rStyle w:val="VerbatimChar"/>
+          <w:strike/>
+        </w:rPr>
+        <w:t xml:space="preserve">producao</w:t>
+      </w:r>
+      <w:r>
+        <w:t xml:space="preserve"> </w:t>
+      </w:r>
+      <w:r>
+        <w:t xml:space="preserve">— o job</w:t>
+      </w:r>
+      <w:r>
+        <w:t xml:space="preserve"> </w:t>
+      </w:r>
+      <w:r>
+        <w:rPr>
+          <w:rStyle w:val="VerbatimChar"/>
+        </w:rPr>
+        <w:t xml:space="preserve">deploy-production</w:t>
+      </w:r>
+      <w:r>
+        <w:t xml:space="preserve"> </w:t>
+      </w:r>
+      <w:r>
+        <w:t xml:space="preserve">usava</w:t>
+      </w:r>
+      <w:r>
+        <w:t xml:space="preserve"> </w:t>
+      </w:r>
+      <w:r>
+        <w:rPr>
+          <w:rStyle w:val="VerbatimChar"/>
+        </w:rPr>
+        <w:t xml:space="preserve">git push --force</w:t>
+      </w:r>
+      <w:r>
+        <w:t xml:space="preserve"> </w:t>
+      </w:r>
+      <w:r>
+        <w:t xml:space="preserve">(cada deploy apagava o anterior). Agora cada deploy é um commit novo com dois pais (deploy anterior + commit da</w:t>
+      </w:r>
+      <w:r>
+        <w:t xml:space="preserve"> </w:t>
+      </w:r>
+      <w:r>
+        <w:rPr>
+          <w:rStyle w:val="VerbatimChar"/>
+        </w:rPr>
+        <w:t xml:space="preserve">main</w:t>
+      </w:r>
+      <w:r>
+        <w:t xml:space="preserve">), push normal e</w:t>
+      </w:r>
+      <w:r>
+        <w:t xml:space="preserve"> </w:t>
+      </w:r>
+      <w:r>
+        <w:rPr>
+          <w:rStyle w:val="VerbatimChar"/>
+        </w:rPr>
+        <w:t xml:space="preserve">concurrency</w:t>
+      </w:r>
+      <w:r>
+        <w:t xml:space="preserve">;</w:t>
+      </w:r>
+      <w:r>
+        <w:t xml:space="preserve"> </w:t>
+      </w:r>
+      <w:r>
+        <w:rPr>
+          <w:rStyle w:val="VerbatimChar"/>
+        </w:rPr>
+        <w:t xml:space="preserve">git log --first-parent origin/producao</w:t>
+      </w:r>
+      <w:r>
+        <w:t xml:space="preserve"> </w:t>
+      </w:r>
+      <w:r>
+        <w:t xml:space="preserve">lista os deploys. Testado localmente: deploy normal, rollback, primeiro deploy sem branch e dois deploys em paralelo (o segundo é recusado).</w:t>
       </w:r>
     </w:p>
     <w:p>

--- a/docs/STATUS_LABORATORIO.docx
+++ b/docs/STATUS_LABORATORIO.docx
@@ -34,7 +34,7 @@
         <w:pStyle w:val="BlockText"/>
       </w:pPr>
       <w:r>
-        <w:t xml:space="preserve">Última atualização: 2026-10-29. Se você (Claude Code) alterar algo relevante ao estado do laboratório,</w:t>
+        <w:t xml:space="preserve">Última atualização: 2026-10-30. Se você (Claude Code) alterar algo relevante ao estado do laboratório,</w:t>
       </w:r>
       <w:r>
         <w:t xml:space="preserve"> </w:t>
@@ -4052,7 +4052,7 @@
         <w:t xml:space="preserve"> </w:t>
       </w:r>
       <w:r>
-        <w:t xml:space="preserve">planejar Node 24 → 26 LTS depois de 2026-10-28.</w:t>
+        <w:t xml:space="preserve">planejar Node 24 → 26 LTS (a data de 2026-10-28 já passou; verifique se o 26 já é LTS antes de trocar).</w:t>
       </w:r>
     </w:p>
     <w:p>
@@ -4088,114 +4088,7 @@
         <w:t xml:space="preserve"> </w:t>
       </w:r>
       <w:r>
-        <w:t xml:space="preserve">(detalhes na seção "Sessão 2026-10-29" abaixo).</w:t>
-      </w:r>
-      <w:r>
-        <w:t xml:space="preserve"> </w:t>
-      </w:r>
-      <w:r>
-        <w:rPr>
-          <w:b/>
-          <w:bCs/>
-        </w:rPr>
-        <w:t xml:space="preserve">Pendente:</w:t>
-      </w:r>
-    </w:p>
-    <w:p>
-      <w:pPr>
-        <w:pStyle w:val="Compact"/>
-        <w:numPr>
-          <w:ilvl w:val="1"/>
-          <w:numId w:val="1007"/>
-        </w:numPr>
-      </w:pPr>
-      <w:r>
-        <w:rPr>
-          <w:b/>
-          <w:bCs/>
-        </w:rPr>
-        <w:t xml:space="preserve">Mergear o PR #42</w:t>
-      </w:r>
-      <w:r>
-        <w:t xml:space="preserve"> </w:t>
-      </w:r>
-      <w:r>
-        <w:t xml:space="preserve">(corrige o Trivy da imagem Python, issue #41)</w:t>
-      </w:r>
-      <w:r>
-        <w:t xml:space="preserve"> </w:t>
-      </w:r>
-      <w:r>
-        <w:rPr>
-          <w:b/>
-          <w:bCs/>
-        </w:rPr>
-        <w:t xml:space="preserve">antes</w:t>
-      </w:r>
-      <w:r>
-        <w:t xml:space="preserve"> </w:t>
-      </w:r>
-      <w:r>
-        <w:t xml:space="preserve">— sem ele o scan Python falha em todos os PRs, inclusive o desta branch. Depois:</w:t>
-      </w:r>
-      <w:r>
-        <w:t xml:space="preserve"> </w:t>
-      </w:r>
-      <w:r>
-        <w:rPr>
-          <w:rStyle w:val="VerbatimChar"/>
-        </w:rPr>
-        <w:t xml:space="preserve">git rebase origin/main</w:t>
-      </w:r>
-      <w:r>
-        <w:t xml:space="preserve"> </w:t>
-      </w:r>
-      <w:r>
-        <w:t xml:space="preserve">nesta branch.</w:t>
-      </w:r>
-    </w:p>
-    <w:p>
-      <w:pPr>
-        <w:pStyle w:val="Compact"/>
-        <w:numPr>
-          <w:ilvl w:val="1"/>
-          <w:numId w:val="1007"/>
-        </w:numPr>
-      </w:pPr>
-      <w:r>
-        <w:rPr>
-          <w:b/>
-          <w:bCs/>
-        </w:rPr>
-        <w:t xml:space="preserve">Push da branch + PR</w:t>
-      </w:r>
-      <w:r>
-        <w:t xml:space="preserve"> </w:t>
-      </w:r>
-      <w:r>
-        <w:t xml:space="preserve">— não feitos pelo Claude (ações no GitHub foram bloqueadas pelo modo de permissão; o usuário faz ou libera).</w:t>
-      </w:r>
-    </w:p>
-    <w:p>
-      <w:pPr>
-        <w:pStyle w:val="Compact"/>
-        <w:numPr>
-          <w:ilvl w:val="1"/>
-          <w:numId w:val="1007"/>
-        </w:numPr>
-      </w:pPr>
-      <w:r>
-        <w:rPr>
-          <w:b/>
-          <w:bCs/>
-        </w:rPr>
-        <w:t xml:space="preserve">Configurar no GitHub:</w:t>
-      </w:r>
-      <w:r>
-        <w:t xml:space="preserve"> </w:t>
-      </w:r>
-      <w:r>
-        <w:t xml:space="preserve">variável</w:t>
+        <w:t xml:space="preserve">e mergeado em 2026-10-30 (PRs #42 e #47; detalhes na seção "Sessão 2026-10-29" abaixo). Variável</w:t>
       </w:r>
       <w:r>
         <w:t xml:space="preserve"> </w:t>
@@ -4225,76 +4118,11 @@
         <w:t xml:space="preserve"> </w:t>
       </w:r>
       <w:r>
-        <w:t xml:space="preserve">(Settings → Secrets and variables → Actions). Depois, o 1º deploy (Actions → Run workflow, publish + deploy, aprovar) cria a branch</w:t>
-      </w:r>
-      <w:r>
-        <w:t xml:space="preserve"> </w:t>
-      </w:r>
-      <w:r>
-        <w:rPr>
-          <w:rStyle w:val="VerbatimChar"/>
-        </w:rPr>
-        <w:t xml:space="preserve">producao</w:t>
-      </w:r>
-      <w:r>
-        <w:t xml:space="preserve"> </w:t>
-      </w:r>
-      <w:r>
-        <w:t xml:space="preserve">e o Argo CD sobe a produção em http://localhost:8080 —</w:t>
-      </w:r>
-      <w:r>
-        <w:t xml:space="preserve"> </w:t>
-      </w:r>
-      <w:r>
-        <w:rPr>
-          <w:b/>
-          <w:bCs/>
-        </w:rPr>
-        <w:t xml:space="preserve">ainda não testado de ponta a ponta</w:t>
-      </w:r>
-      <w:r>
-        <w:t xml:space="preserve"> </w:t>
-      </w:r>
-      <w:r>
-        <w:t xml:space="preserve">(o overlay de produção foi testado no cluster com imagens locais).</w:t>
-      </w:r>
-    </w:p>
-    <w:p>
-      <w:pPr>
-        <w:pStyle w:val="Compact"/>
-        <w:numPr>
-          <w:ilvl w:val="1"/>
-          <w:numId w:val="1007"/>
-        </w:numPr>
-      </w:pPr>
-      <w:r>
-        <w:t xml:space="preserve">Os outros PRs abertos (#39, #40, #38, #43, #44, #46) aguardam aprovação; #39/#40/#38 precisam de</w:t>
-      </w:r>
-      <w:r>
-        <w:t xml:space="preserve"> </w:t>
-      </w:r>
-      <w:r>
-        <w:rPr>
-          <w:i/>
-          <w:iCs/>
-        </w:rPr>
-        <w:t xml:space="preserve">Update branch</w:t>
-      </w:r>
-      <w:r>
-        <w:t xml:space="preserve"> </w:t>
-      </w:r>
-      <w:r>
-        <w:t xml:space="preserve">depois do #42. O #40 também altera este arquivo — esperar conflito simples.</w:t>
-      </w:r>
-    </w:p>
-    <w:p>
-      <w:pPr>
-        <w:pStyle w:val="Compact"/>
-        <w:numPr>
-          <w:ilvl w:val="1"/>
-          <w:numId w:val="1007"/>
-        </w:numPr>
-      </w:pPr>
+        <w:t xml:space="preserve">já configurados no GitHub.</w:t>
+      </w:r>
+      <w:r>
+        <w:t xml:space="preserve"> </w:t>
+      </w:r>
       <w:r>
         <w:rPr>
           <w:rStyle w:val="VerbatimChar"/>
@@ -4320,7 +4148,10 @@
         <w:t xml:space="preserve"> </w:t>
       </w:r>
       <w:r>
-        <w:t xml:space="preserve">regenerados nesta sessão (</w:t>
+        <w:t xml:space="preserve">regenerados com</w:t>
+      </w:r>
+      <w:r>
+        <w:t xml:space="preserve"> </w:t>
       </w:r>
       <w:r>
         <w:rPr>
@@ -4329,7 +4160,22 @@
         <w:t xml:space="preserve">sh docs/atualizar_docx.sh</w:t>
       </w:r>
       <w:r>
-        <w:t xml:space="preserve">), incluindo os 3 guias novos.</w:t>
+        <w:t xml:space="preserve"> </w:t>
+      </w:r>
+      <w:r>
+        <w:t xml:space="preserve">(rode de novo sempre que mudar um</w:t>
+      </w:r>
+      <w:r>
+        <w:t xml:space="preserve"> </w:t>
+      </w:r>
+      <w:r>
+        <w:rPr>
+          <w:rStyle w:val="VerbatimChar"/>
+        </w:rPr>
+        <w:t xml:space="preserve">.md</w:t>
+      </w:r>
+      <w:r>
+        <w:t xml:space="preserve">).</w:t>
       </w:r>
     </w:p>
     <w:p>
@@ -4422,21 +4268,14 @@
         </w:numPr>
       </w:pPr>
       <w:r>
-        <w:rPr>
-          <w:strike/>
-        </w:rPr>
         <w:t xml:space="preserve">Histórico de deploys na branch</w:t>
       </w:r>
       <w:r>
-        <w:rPr>
-          <w:strike/>
-        </w:rPr>
-        <w:t xml:space="preserve"> </w:t>
-      </w:r>
-      <w:r>
-        <w:rPr>
-          <w:rStyle w:val="VerbatimChar"/>
-          <w:strike/>
+        <w:t xml:space="preserve"> </w:t>
+      </w:r>
+      <w:r>
+        <w:rPr>
+          <w:rStyle w:val="VerbatimChar"/>
         </w:rPr>
         <w:t xml:space="preserve">producao</w:t>
       </w:r>
@@ -4444,7 +4283,7 @@
         <w:t xml:space="preserve"> </w:t>
       </w:r>
       <w:r>
-        <w:t xml:space="preserve">— o job</w:t>
+        <w:t xml:space="preserve">(código pronto, falta o merge) — o job</w:t>
       </w:r>
       <w:r>
         <w:t xml:space="preserve"> </w:t>
@@ -4514,6 +4353,66 @@
       </w:r>
       <w:r>
         <w:t xml:space="preserve">lista os deploys. Testado localmente: deploy normal, rollback, primeiro deploy sem branch e dois deploys em paralelo (o segundo é recusado).</w:t>
+      </w:r>
+      <w:r>
+        <w:t xml:space="preserve"> </w:t>
+      </w:r>
+      <w:r>
+        <w:rPr>
+          <w:b/>
+          <w:bCs/>
+        </w:rPr>
+        <w:t xml:space="preserve">PR #49</w:t>
+      </w:r>
+      <w:r>
+        <w:t xml:space="preserve"> </w:t>
+      </w:r>
+      <w:r>
+        <w:t xml:space="preserve">(</w:t>
+      </w:r>
+      <w:r>
+        <w:rPr>
+          <w:rStyle w:val="VerbatimChar"/>
+        </w:rPr>
+        <w:t xml:space="preserve">fix/historico-deploys</w:t>
+      </w:r>
+      <w:r>
+        <w:t xml:space="preserve">) aberto, aguardando aprovação de outra conta; depois de mergeado, rodar um deploy real para confirmar o histórico no GitHub.</w:t>
+      </w:r>
+    </w:p>
+    <w:p>
+      <w:pPr>
+        <w:pStyle w:val="Compact"/>
+        <w:numPr>
+          <w:ilvl w:val="0"/>
+          <w:numId w:val="1004"/>
+        </w:numPr>
+      </w:pPr>
+      <w:r>
+        <w:rPr>
+          <w:b/>
+          <w:bCs/>
+        </w:rPr>
+        <w:t xml:space="preserve">Em aberto (2026-10-30):</w:t>
+      </w:r>
+      <w:r>
+        <w:t xml:space="preserve"> </w:t>
+      </w:r>
+      <w:r>
+        <w:t xml:space="preserve">PRs aguardando aprovação — #49 (histórico de deploys), #39 (busca de clientes), #40 (guia da fábrica de software; também altera este arquivo, espere conflito simples) e os do Dependabot #38, #43, #44, #46 (patches/minor de flake8, globals, pg, eslint). #38 e #39 podem precisar de</w:t>
+      </w:r>
+      <w:r>
+        <w:t xml:space="preserve"> </w:t>
+      </w:r>
+      <w:r>
+        <w:rPr>
+          <w:i/>
+          <w:iCs/>
+        </w:rPr>
+        <w:t xml:space="preserve">Update branch</w:t>
+      </w:r>
+      <w:r>
+        <w:t xml:space="preserve">.</w:t>
       </w:r>
     </w:p>
     <w:p>
@@ -4537,7 +4436,7 @@
         <w:pStyle w:val="Compact"/>
         <w:numPr>
           <w:ilvl w:val="0"/>
-          <w:numId w:val="1008"/>
+          <w:numId w:val="1007"/>
         </w:numPr>
       </w:pPr>
       <w:r>
@@ -4598,7 +4497,7 @@
         <w:pStyle w:val="Compact"/>
         <w:numPr>
           <w:ilvl w:val="0"/>
-          <w:numId w:val="1008"/>
+          <w:numId w:val="1007"/>
         </w:numPr>
       </w:pPr>
       <w:r>
@@ -4729,7 +4628,7 @@
         <w:pStyle w:val="Compact"/>
         <w:numPr>
           <w:ilvl w:val="0"/>
-          <w:numId w:val="1008"/>
+          <w:numId w:val="1007"/>
         </w:numPr>
       </w:pPr>
       <w:r>
@@ -4853,7 +4752,7 @@
         <w:pStyle w:val="Compact"/>
         <w:numPr>
           <w:ilvl w:val="0"/>
-          <w:numId w:val="1008"/>
+          <w:numId w:val="1007"/>
         </w:numPr>
       </w:pPr>
       <w:r>
@@ -4945,7 +4844,7 @@
         <w:pStyle w:val="Compact"/>
         <w:numPr>
           <w:ilvl w:val="0"/>
-          <w:numId w:val="1008"/>
+          <w:numId w:val="1007"/>
         </w:numPr>
       </w:pPr>
       <w:r>
@@ -5004,7 +4903,7 @@
         <w:pStyle w:val="Compact"/>
         <w:numPr>
           <w:ilvl w:val="0"/>
-          <w:numId w:val="1008"/>
+          <w:numId w:val="1007"/>
         </w:numPr>
       </w:pPr>
       <w:r>
@@ -5113,7 +5012,7 @@
         <w:pStyle w:val="Compact"/>
         <w:numPr>
           <w:ilvl w:val="0"/>
-          <w:numId w:val="1008"/>
+          <w:numId w:val="1007"/>
         </w:numPr>
       </w:pPr>
       <w:r>
@@ -6177,9 +6076,6 @@
     <w:abstractNumId w:val="991"/>
   </w:num>
   <w:num w:numId="1007">
-    <w:abstractNumId w:val="991"/>
-  </w:num>
-  <w:num w:numId="1008">
     <w:abstractNumId w:val="991"/>
   </w:num>
 </w:numbering>

--- a/docs/STATUS_LABORATORIO.docx
+++ b/docs/STATUS_LABORATORIO.docx
@@ -4268,14 +4268,21 @@
         </w:numPr>
       </w:pPr>
       <w:r>
+        <w:rPr>
+          <w:strike/>
+        </w:rPr>
         <w:t xml:space="preserve">Histórico de deploys na branch</w:t>
       </w:r>
       <w:r>
-        <w:t xml:space="preserve"> </w:t>
-      </w:r>
-      <w:r>
-        <w:rPr>
-          <w:rStyle w:val="VerbatimChar"/>
+        <w:rPr>
+          <w:strike/>
+        </w:rPr>
+        <w:t xml:space="preserve"> </w:t>
+      </w:r>
+      <w:r>
+        <w:rPr>
+          <w:rStyle w:val="VerbatimChar"/>
+          <w:strike/>
         </w:rPr>
         <w:t xml:space="preserve">producao</w:t>
       </w:r>
@@ -4283,7 +4290,7 @@
         <w:t xml:space="preserve"> </w:t>
       </w:r>
       <w:r>
-        <w:t xml:space="preserve">(código pronto, falta o merge) — o job</w:t>
+        <w:t xml:space="preserve">— feito e validado em 2026-10-30. O job</w:t>
       </w:r>
       <w:r>
         <w:t xml:space="preserve"> </w:t>
@@ -4352,7 +4359,7 @@
         <w:t xml:space="preserve"> </w:t>
       </w:r>
       <w:r>
-        <w:t xml:space="preserve">lista os deploys. Testado localmente: deploy normal, rollback, primeiro deploy sem branch e dois deploys em paralelo (o segundo é recusado).</w:t>
+        <w:t xml:space="preserve">lista os deploys. Testado localmente (deploy normal, rollback, primeiro deploy sem branch, dois deploys em paralelo) e</w:t>
       </w:r>
       <w:r>
         <w:t xml:space="preserve"> </w:t>
@@ -4362,22 +4369,97 @@
           <w:b/>
           <w:bCs/>
         </w:rPr>
-        <w:t xml:space="preserve">PR #49</w:t>
-      </w:r>
-      <w:r>
-        <w:t xml:space="preserve"> </w:t>
-      </w:r>
-      <w:r>
-        <w:t xml:space="preserve">(</w:t>
-      </w:r>
-      <w:r>
-        <w:rPr>
-          <w:rStyle w:val="VerbatimChar"/>
-        </w:rPr>
-        <w:t xml:space="preserve">fix/historico-deploys</w:t>
-      </w:r>
-      <w:r>
-        <w:t xml:space="preserve">) aberto, aguardando aprovação de outra conta; depois de mergeado, rodar um deploy real para confirmar o histórico no GitHub.</w:t>
+        <w:t xml:space="preserve">de verdade no GitHub</w:t>
+      </w:r>
+      <w:r>
+        <w:t xml:space="preserve">: PR #49 aprovado por sca-dev1 e mergeado (</w:t>
+      </w:r>
+      <w:r>
+        <w:rPr>
+          <w:rStyle w:val="VerbatimChar"/>
+        </w:rPr>
+        <w:t xml:space="preserve">cd7273c</w:t>
+      </w:r>
+      <w:r>
+        <w:t xml:space="preserve">); deploy manual aprovado no Environment</w:t>
+      </w:r>
+      <w:r>
+        <w:t xml:space="preserve"> </w:t>
+      </w:r>
+      <w:r>
+        <w:rPr>
+          <w:rStyle w:val="VerbatimChar"/>
+        </w:rPr>
+        <w:t xml:space="preserve">production</w:t>
+      </w:r>
+      <w:r>
+        <w:t xml:space="preserve"> </w:t>
+      </w:r>
+      <w:r>
+        <w:t xml:space="preserve">gravou o commit</w:t>
+      </w:r>
+      <w:r>
+        <w:t xml:space="preserve"> </w:t>
+      </w:r>
+      <w:r>
+        <w:rPr>
+          <w:rStyle w:val="VerbatimChar"/>
+        </w:rPr>
+        <w:t xml:space="preserve">907102e</w:t>
+      </w:r>
+      <w:r>
+        <w:t xml:space="preserve"> </w:t>
+      </w:r>
+      <w:r>
+        <w:t xml:space="preserve">("produção na versão cd7273c") em cima do</w:t>
+      </w:r>
+      <w:r>
+        <w:t xml:space="preserve"> </w:t>
+      </w:r>
+      <w:r>
+        <w:rPr>
+          <w:rStyle w:val="VerbatimChar"/>
+        </w:rPr>
+        <w:t xml:space="preserve">bc63900</w:t>
+      </w:r>
+      <w:r>
+        <w:t xml:space="preserve">, e o Argo CD ficou</w:t>
+      </w:r>
+      <w:r>
+        <w:t xml:space="preserve"> </w:t>
+      </w:r>
+      <w:r>
+        <w:rPr>
+          <w:rStyle w:val="VerbatimChar"/>
+        </w:rPr>
+        <w:t xml:space="preserve">Synced</w:t>
+      </w:r>
+      <w:r>
+        <w:t xml:space="preserve">/</w:t>
+      </w:r>
+      <w:r>
+        <w:rPr>
+          <w:rStyle w:val="VerbatimChar"/>
+        </w:rPr>
+        <w:t xml:space="preserve">Healthy</w:t>
+      </w:r>
+      <w:r>
+        <w:t xml:space="preserve"> </w:t>
+      </w:r>
+      <w:r>
+        <w:t xml:space="preserve">com as 3 imagens na tag</w:t>
+      </w:r>
+      <w:r>
+        <w:t xml:space="preserve"> </w:t>
+      </w:r>
+      <w:r>
+        <w:rPr>
+          <w:rStyle w:val="VerbatimChar"/>
+        </w:rPr>
+        <w:t xml:space="preserve">cd7273c</w:t>
+      </w:r>
+      <w:r>
+        <w:t xml:space="preserve">.</w:t>
       </w:r>
     </w:p>
     <w:p>
@@ -4399,7 +4481,7 @@
         <w:t xml:space="preserve"> </w:t>
       </w:r>
       <w:r>
-        <w:t xml:space="preserve">PRs aguardando aprovação — #49 (histórico de deploys), #39 (busca de clientes), #40 (guia da fábrica de software; também altera este arquivo, espere conflito simples) e os do Dependabot #38, #43, #44, #46 (patches/minor de flake8, globals, pg, eslint). #38 e #39 podem precisar de</w:t>
+        <w:t xml:space="preserve">PRs aguardando aprovação — #39 (busca de clientes), #40 (guia da fábrica de software; também altera este arquivo, espere conflito simples) e os do Dependabot #38, #43, #44, #46 (patches/minor de flake8, globals, pg, eslint). #38 e #39 podem precisar de</w:t>
       </w:r>
       <w:r>
         <w:t xml:space="preserve"> </w:t>

--- a/docs/STATUS_LABORATORIO.docx
+++ b/docs/STATUS_LABORATORIO.docx
@@ -1922,7 +1922,6 @@
     </w:p>
     <w:p>
       <w:pPr>
-        <w:pStyle w:val="Compact"/>
         <w:numPr>
           <w:ilvl w:val="0"/>
           <w:numId w:val="1004"/>
@@ -1956,7 +1955,6 @@
     </w:p>
     <w:p>
       <w:pPr>
-        <w:pStyle w:val="Compact"/>
         <w:numPr>
           <w:ilvl w:val="0"/>
           <w:numId w:val="1004"/>
@@ -2004,7 +2002,6 @@
     </w:p>
     <w:p>
       <w:pPr>
-        <w:pStyle w:val="Compact"/>
         <w:numPr>
           <w:ilvl w:val="0"/>
           <w:numId w:val="1004"/>
@@ -2109,7 +2106,6 @@
     </w:p>
     <w:p>
       <w:pPr>
-        <w:pStyle w:val="Compact"/>
         <w:numPr>
           <w:ilvl w:val="0"/>
           <w:numId w:val="1004"/>
@@ -2362,7 +2358,6 @@
     </w:p>
     <w:p>
       <w:pPr>
-        <w:pStyle w:val="Compact"/>
         <w:numPr>
           <w:ilvl w:val="0"/>
           <w:numId w:val="1004"/>
@@ -2416,7 +2411,6 @@
     </w:p>
     <w:p>
       <w:pPr>
-        <w:pStyle w:val="Compact"/>
         <w:numPr>
           <w:ilvl w:val="0"/>
           <w:numId w:val="1004"/>
@@ -2491,7 +2485,6 @@
     </w:p>
     <w:p>
       <w:pPr>
-        <w:pStyle w:val="Compact"/>
         <w:numPr>
           <w:ilvl w:val="0"/>
           <w:numId w:val="1004"/>
@@ -2562,7 +2555,6 @@
     </w:p>
     <w:p>
       <w:pPr>
-        <w:pStyle w:val="Compact"/>
         <w:numPr>
           <w:ilvl w:val="0"/>
           <w:numId w:val="1004"/>
@@ -2736,7 +2728,6 @@
     </w:p>
     <w:p>
       <w:pPr>
-        <w:pStyle w:val="Compact"/>
         <w:numPr>
           <w:ilvl w:val="0"/>
           <w:numId w:val="1004"/>
@@ -2816,7 +2807,6 @@
     </w:p>
     <w:p>
       <w:pPr>
-        <w:pStyle w:val="Compact"/>
         <w:numPr>
           <w:ilvl w:val="0"/>
           <w:numId w:val="1004"/>
@@ -2876,7 +2866,6 @@
     </w:p>
     <w:p>
       <w:pPr>
-        <w:pStyle w:val="Compact"/>
         <w:numPr>
           <w:ilvl w:val="0"/>
           <w:numId w:val="1004"/>
@@ -2997,7 +2986,6 @@
     </w:p>
     <w:p>
       <w:pPr>
-        <w:pStyle w:val="Compact"/>
         <w:numPr>
           <w:ilvl w:val="0"/>
           <w:numId w:val="1004"/>
@@ -3097,7 +3085,6 @@
     </w:p>
     <w:p>
       <w:pPr>
-        <w:pStyle w:val="Compact"/>
         <w:numPr>
           <w:ilvl w:val="0"/>
           <w:numId w:val="1004"/>
@@ -3220,7 +3207,6 @@
     </w:p>
     <w:p>
       <w:pPr>
-        <w:pStyle w:val="Compact"/>
         <w:numPr>
           <w:ilvl w:val="0"/>
           <w:numId w:val="1004"/>
@@ -3349,7 +3335,6 @@
     </w:p>
     <w:p>
       <w:pPr>
-        <w:pStyle w:val="Compact"/>
         <w:numPr>
           <w:ilvl w:val="0"/>
           <w:numId w:val="1004"/>
@@ -3607,7 +3592,6 @@
     </w:p>
     <w:p>
       <w:pPr>
-        <w:pStyle w:val="Compact"/>
         <w:numPr>
           <w:ilvl w:val="0"/>
           <w:numId w:val="1004"/>
@@ -3763,7 +3747,6 @@
     </w:p>
     <w:p>
       <w:pPr>
-        <w:pStyle w:val="Compact"/>
         <w:numPr>
           <w:ilvl w:val="0"/>
           <w:numId w:val="1004"/>
@@ -3845,7 +3828,6 @@
     </w:p>
     <w:p>
       <w:pPr>
-        <w:pStyle w:val="Compact"/>
         <w:numPr>
           <w:ilvl w:val="0"/>
           <w:numId w:val="1004"/>
@@ -4035,7 +4017,6 @@
     </w:p>
     <w:p>
       <w:pPr>
-        <w:pStyle w:val="Compact"/>
         <w:numPr>
           <w:ilvl w:val="0"/>
           <w:numId w:val="1004"/>
@@ -4057,7 +4038,6 @@
     </w:p>
     <w:p>
       <w:pPr>
-        <w:pStyle w:val="Compact"/>
         <w:numPr>
           <w:ilvl w:val="0"/>
           <w:numId w:val="1004"/>
@@ -4180,7 +4160,6 @@
     </w:p>
     <w:p>
       <w:pPr>
-        <w:pStyle w:val="Compact"/>
         <w:numPr>
           <w:ilvl w:val="0"/>
           <w:numId w:val="1004"/>
@@ -4261,7 +4240,6 @@
     </w:p>
     <w:p>
       <w:pPr>
-        <w:pStyle w:val="Compact"/>
         <w:numPr>
           <w:ilvl w:val="0"/>
           <w:numId w:val="1004"/>
@@ -4464,7 +4442,6 @@
     </w:p>
     <w:p>
       <w:pPr>
-        <w:pStyle w:val="Compact"/>
         <w:numPr>
           <w:ilvl w:val="0"/>
           <w:numId w:val="1004"/>
@@ -4486,7 +4463,6 @@
     </w:p>
     <w:p>
       <w:pPr>
-        <w:pStyle w:val="Compact"/>
         <w:numPr>
           <w:ilvl w:val="0"/>
           <w:numId w:val="1004"/>
@@ -4629,7 +4605,6 @@
     </w:p>
     <w:p>
       <w:pPr>
-        <w:pStyle w:val="Compact"/>
         <w:numPr>
           <w:ilvl w:val="0"/>
           <w:numId w:val="1004"/>
@@ -4757,7 +4732,6 @@
     </w:p>
     <w:p>
       <w:pPr>
-        <w:pStyle w:val="Compact"/>
         <w:numPr>
           <w:ilvl w:val="0"/>
           <w:numId w:val="1004"/>
@@ -4805,6 +4779,146 @@
       </w:r>
       <w:r>
         <w:t xml:space="preserve">com o #37, deploy com aprovação e rollback.</w:t>
+      </w:r>
+    </w:p>
+    <w:p>
+      <w:pPr>
+        <w:numPr>
+          <w:ilvl w:val="0"/>
+          <w:numId w:val="1004"/>
+        </w:numPr>
+      </w:pPr>
+      <w:r>
+        <w:rPr>
+          <w:b/>
+          <w:bCs/>
+        </w:rPr>
+        <w:t xml:space="preserve">Painel de Aprendizado + Swagger completo</w:t>
+      </w:r>
+      <w:r>
+        <w:t xml:space="preserve"> </w:t>
+      </w:r>
+      <w:r>
+        <w:t xml:space="preserve">(2026-10-30, branch</w:t>
+      </w:r>
+      <w:r>
+        <w:t xml:space="preserve"> </w:t>
+      </w:r>
+      <w:r>
+        <w:rPr>
+          <w:rStyle w:val="VerbatimChar"/>
+        </w:rPr>
+        <w:t xml:space="preserve">feat/painel-aprendizado</w:t>
+      </w:r>
+      <w:r>
+        <w:t xml:space="preserve">,</w:t>
+      </w:r>
+      <w:r>
+        <w:t xml:space="preserve"> </w:t>
+      </w:r>
+      <w:r>
+        <w:rPr>
+          <w:b/>
+          <w:bCs/>
+        </w:rPr>
+        <w:t xml:space="preserve">ainda sem commit/PR</w:t>
+      </w:r>
+      <w:r>
+        <w:t xml:space="preserve">):</w:t>
+      </w:r>
+      <w:r>
+        <w:t xml:space="preserve"> </w:t>
+      </w:r>
+      <w:r>
+        <w:rPr>
+          <w:rStyle w:val="VerbatimChar"/>
+        </w:rPr>
+        <w:t xml:space="preserve">npm run painel</w:t>
+      </w:r>
+      <w:r>
+        <w:t xml:space="preserve"> </w:t>
+      </w:r>
+      <w:r>
+        <w:t xml:space="preserve">→ http://localhost:3100 com telas de Containers, Kubernetes e Console SQL (modos leitura/simular/gravar), cada uma explicando o que mostra;</w:t>
+      </w:r>
+      <w:r>
+        <w:t xml:space="preserve"> </w:t>
+      </w:r>
+      <w:r>
+        <w:rPr>
+          <w:rStyle w:val="VerbatimChar"/>
+        </w:rPr>
+        <w:t xml:space="preserve">swagger.json</w:t>
+      </w:r>
+      <w:r>
+        <w:t xml:space="preserve"> </w:t>
+      </w:r>
+      <w:r>
+        <w:t xml:space="preserve">cobre todas as rotas. Guia:</w:t>
+      </w:r>
+      <w:r>
+        <w:t xml:space="preserve"> </w:t>
+      </w:r>
+      <w:r>
+        <w:rPr>
+          <w:rStyle w:val="VerbatimChar"/>
+        </w:rPr>
+        <w:t xml:space="preserve">docs/PAINEL_APRENDIZADO.md</w:t>
+      </w:r>
+      <w:r>
+        <w:t xml:space="preserve">. Testado de verdade: API do painel contra Docker, k3d (nós, pods, HPA, eventos, logs) e um Postgres descartável (modos SQL, burla</w:t>
+      </w:r>
+      <w:r>
+        <w:t xml:space="preserve"> </w:t>
+      </w:r>
+      <w:r>
+        <w:rPr>
+          <w:rStyle w:val="VerbatimChar"/>
+        </w:rPr>
+        <w:t xml:space="preserve">COMMIT; DROP</w:t>
+      </w:r>
+      <w:r>
+        <w:t xml:space="preserve">,</w:t>
+      </w:r>
+      <w:r>
+        <w:t xml:space="preserve"> </w:t>
+      </w:r>
+      <w:r>
+        <w:rPr>
+          <w:rStyle w:val="VerbatimChar"/>
+        </w:rPr>
+        <w:t xml:space="preserve">COPY</w:t>
+      </w:r>
+      <w:r>
+        <w:t xml:space="preserve"> </w:t>
+      </w:r>
+      <w:r>
+        <w:t xml:space="preserve">bloqueado, timeout); rotas novas do Swagger exercitadas contra o backend.</w:t>
+      </w:r>
+      <w:r>
+        <w:t xml:space="preserve"> </w:t>
+      </w:r>
+      <w:r>
+        <w:rPr>
+          <w:b/>
+          <w:bCs/>
+        </w:rPr>
+        <w:t xml:space="preserve">Pendente:</w:t>
+      </w:r>
+      <w:r>
+        <w:t xml:space="preserve"> </w:t>
+      </w:r>
+      <w:r>
+        <w:t xml:space="preserve">conferir as 4 telas no navegador (a extensão do Chrome estava desconectada), commit e PR, e rebuildar a imagem do frontend (</w:t>
+      </w:r>
+      <w:r>
+        <w:rPr>
+          <w:rStyle w:val="VerbatimChar"/>
+        </w:rPr>
+        <w:t xml:space="preserve">sh scripts/k8s/dev-deploy.sh frontend</w:t>
+      </w:r>
+      <w:r>
+        <w:t xml:space="preserve">) para o novo Swagger aparecer no cluster.</w:t>
       </w:r>
     </w:p>
     <w:p>

--- a/docs/STATUS_LABORATORIO.docx
+++ b/docs/STATUS_LABORATORIO.docx
@@ -4790,28 +4790,205 @@
       </w:pPr>
       <w:r>
         <w:rPr>
+          <w:strike/>
+        </w:rPr>
+        <w:t xml:space="preserve">Painel de Aprendizado + Swagger completo</w:t>
+      </w:r>
+      <w:r>
+        <w:t xml:space="preserve"> </w:t>
+      </w:r>
+      <w:r>
+        <w:t xml:space="preserve">— feito e em produção em 2026-10-30:</w:t>
+      </w:r>
+      <w:r>
+        <w:t xml:space="preserve"> </w:t>
+      </w:r>
+      <w:r>
+        <w:rPr>
+          <w:rStyle w:val="VerbatimChar"/>
+        </w:rPr>
+        <w:t xml:space="preserve">npm run painel</w:t>
+      </w:r>
+      <w:r>
+        <w:t xml:space="preserve"> </w:t>
+      </w:r>
+      <w:r>
+        <w:t xml:space="preserve">→ http://localhost:3100 com telas de Containers, Kubernetes e Console SQL (modos leitura/simular/gravar), cada uma explicando o que mostra (guia:</w:t>
+      </w:r>
+      <w:r>
+        <w:t xml:space="preserve"> </w:t>
+      </w:r>
+      <w:r>
+        <w:rPr>
+          <w:rStyle w:val="VerbatimChar"/>
+        </w:rPr>
+        <w:t xml:space="preserve">docs/PAINEL_APRENDIZADO.md</w:t>
+      </w:r>
+      <w:r>
+        <w:t xml:space="preserve">);</w:t>
+      </w:r>
+      <w:r>
+        <w:t xml:space="preserve"> </w:t>
+      </w:r>
+      <w:r>
+        <w:rPr>
+          <w:rStyle w:val="VerbatimChar"/>
+        </w:rPr>
+        <w:t xml:space="preserve">swagger.json</w:t>
+      </w:r>
+      <w:r>
+        <w:t xml:space="preserve"> </w:t>
+      </w:r>
+      <w:r>
+        <w:t xml:space="preserve">cobre todas as rotas (36 caminhos). PR #51 aprovado por sca-dev1 e mergeado (</w:t>
+      </w:r>
+      <w:r>
+        <w:rPr>
+          <w:rStyle w:val="VerbatimChar"/>
+        </w:rPr>
+        <w:t xml:space="preserve">4588d35</w:t>
+      </w:r>
+      <w:r>
+        <w:t xml:space="preserve">); deploy aprovado gravou o commit</w:t>
+      </w:r>
+      <w:r>
+        <w:t xml:space="preserve"> </w:t>
+      </w:r>
+      <w:r>
+        <w:rPr>
+          <w:rStyle w:val="VerbatimChar"/>
+        </w:rPr>
+        <w:t xml:space="preserve">92aa71a</w:t>
+      </w:r>
+      <w:r>
+        <w:t xml:space="preserve"> </w:t>
+      </w:r>
+      <w:r>
+        <w:t xml:space="preserve">na</w:t>
+      </w:r>
+      <w:r>
+        <w:t xml:space="preserve"> </w:t>
+      </w:r>
+      <w:r>
+        <w:rPr>
+          <w:rStyle w:val="VerbatimChar"/>
+        </w:rPr>
+        <w:t xml:space="preserve">producao</w:t>
+      </w:r>
+      <w:r>
+        <w:t xml:space="preserve"> </w:t>
+      </w:r>
+      <w:r>
+        <w:t xml:space="preserve">e o Argo CD ficou</w:t>
+      </w:r>
+      <w:r>
+        <w:t xml:space="preserve"> </w:t>
+      </w:r>
+      <w:r>
+        <w:rPr>
+          <w:rStyle w:val="VerbatimChar"/>
+        </w:rPr>
+        <w:t xml:space="preserve">Synced</w:t>
+      </w:r>
+      <w:r>
+        <w:t xml:space="preserve">/</w:t>
+      </w:r>
+      <w:r>
+        <w:rPr>
+          <w:rStyle w:val="VerbatimChar"/>
+        </w:rPr>
+        <w:t xml:space="preserve">Healthy</w:t>
+      </w:r>
+      <w:r>
+        <w:t xml:space="preserve"> </w:t>
+      </w:r>
+      <w:r>
+        <w:t xml:space="preserve">com as 3 imagens na tag</w:t>
+      </w:r>
+      <w:r>
+        <w:t xml:space="preserve"> </w:t>
+      </w:r>
+      <w:r>
+        <w:rPr>
+          <w:rStyle w:val="VerbatimChar"/>
+        </w:rPr>
+        <w:t xml:space="preserve">4588d35</w:t>
+      </w:r>
+      <w:r>
+        <w:t xml:space="preserve"> </w:t>
+      </w:r>
+      <w:r>
+        <w:t xml:space="preserve">(a produção em :8080 e o dev em :8081 já servem o Swagger novo). O CodeQL acusou</w:t>
+      </w:r>
+      <w:r>
+        <w:t xml:space="preserve"> </w:t>
+      </w:r>
+      <w:r>
+        <w:rPr>
+          <w:rStyle w:val="VerbatimChar"/>
+        </w:rPr>
+        <w:t xml:space="preserve">js/sql-injection</w:t>
+      </w:r>
+      <w:r>
+        <w:t xml:space="preserve"> </w:t>
+      </w:r>
+      <w:r>
+        <w:t xml:space="preserve">(alerta #12, alto) na linha que executa o SQL digitado no Console SQL; foi</w:t>
+      </w:r>
+      <w:r>
+        <w:t xml:space="preserve"> </w:t>
+      </w:r>
+      <w:r>
+        <w:rPr>
           <w:b/>
           <w:bCs/>
         </w:rPr>
-        <w:t xml:space="preserve">Painel de Aprendizado + Swagger completo</w:t>
-      </w:r>
-      <w:r>
-        <w:t xml:space="preserve"> </w:t>
-      </w:r>
-      <w:r>
-        <w:t xml:space="preserve">(2026-10-30, branch</w:t>
-      </w:r>
-      <w:r>
-        <w:t xml:space="preserve"> </w:t>
-      </w:r>
-      <w:r>
-        <w:rPr>
-          <w:rStyle w:val="VerbatimChar"/>
-        </w:rPr>
-        <w:t xml:space="preserve">feat/painel-aprendizado</w:t>
+        <w:t xml:space="preserve">dispensado como "won't fix" com justificativa</w:t>
+      </w:r>
+      <w:r>
+        <w:t xml:space="preserve"> </w:t>
+      </w:r>
+      <w:r>
+        <w:t xml:space="preserve">(rodar SQL do usuário é a função; mitigado por 127.0.0.1 + Host/Origin/</w:t>
+      </w:r>
+      <w:r>
+        <w:rPr>
+          <w:rStyle w:val="VerbatimChar"/>
+        </w:rPr>
+        <w:t xml:space="preserve">X-Painel</w:t>
       </w:r>
       <w:r>
         <w:t xml:space="preserve">,</w:t>
+      </w:r>
+      <w:r>
+        <w:t xml:space="preserve"> </w:t>
+      </w:r>
+      <w:r>
+        <w:rPr>
+          <w:rStyle w:val="VerbatimChar"/>
+        </w:rPr>
+        <w:t xml:space="preserve">BEGIN READ ONLY</w:t>
+      </w:r>
+      <w:r>
+        <w:t xml:space="preserve"> </w:t>
+      </w:r>
+      <w:r>
+        <w:t xml:space="preserve">por padrão, uma instrução por vez, timeout,</w:t>
+      </w:r>
+      <w:r>
+        <w:t xml:space="preserve"> </w:t>
+      </w:r>
+      <w:r>
+        <w:rPr>
+          <w:rStyle w:val="VerbatimChar"/>
+        </w:rPr>
+        <w:t xml:space="preserve">COPY</w:t>
+      </w:r>
+      <w:r>
+        <w:t xml:space="preserve"> </w:t>
+      </w:r>
+      <w:r>
+        <w:t xml:space="preserve">bloqueado). Testado de verdade: API do painel contra Docker, k3d e Postgres descartável; rotas novas do Swagger contra o backend.</w:t>
       </w:r>
       <w:r>
         <w:t xml:space="preserve"> </w:t>
@@ -4821,104 +4998,13 @@
           <w:b/>
           <w:bCs/>
         </w:rPr>
-        <w:t xml:space="preserve">ainda sem commit/PR</w:t>
-      </w:r>
-      <w:r>
-        <w:t xml:space="preserve">):</w:t>
-      </w:r>
-      <w:r>
-        <w:t xml:space="preserve"> </w:t>
-      </w:r>
-      <w:r>
-        <w:rPr>
-          <w:rStyle w:val="VerbatimChar"/>
-        </w:rPr>
-        <w:t xml:space="preserve">npm run painel</w:t>
-      </w:r>
-      <w:r>
-        <w:t xml:space="preserve"> </w:t>
-      </w:r>
-      <w:r>
-        <w:t xml:space="preserve">→ http://localhost:3100 com telas de Containers, Kubernetes e Console SQL (modos leitura/simular/gravar), cada uma explicando o que mostra;</w:t>
-      </w:r>
-      <w:r>
-        <w:t xml:space="preserve"> </w:t>
-      </w:r>
-      <w:r>
-        <w:rPr>
-          <w:rStyle w:val="VerbatimChar"/>
-        </w:rPr>
-        <w:t xml:space="preserve">swagger.json</w:t>
-      </w:r>
-      <w:r>
-        <w:t xml:space="preserve"> </w:t>
-      </w:r>
-      <w:r>
-        <w:t xml:space="preserve">cobre todas as rotas. Guia:</w:t>
-      </w:r>
-      <w:r>
-        <w:t xml:space="preserve"> </w:t>
-      </w:r>
-      <w:r>
-        <w:rPr>
-          <w:rStyle w:val="VerbatimChar"/>
-        </w:rPr>
-        <w:t xml:space="preserve">docs/PAINEL_APRENDIZADO.md</w:t>
-      </w:r>
-      <w:r>
-        <w:t xml:space="preserve">. Testado de verdade: API do painel contra Docker, k3d (nós, pods, HPA, eventos, logs) e um Postgres descartável (modos SQL, burla</w:t>
-      </w:r>
-      <w:r>
-        <w:t xml:space="preserve"> </w:t>
-      </w:r>
-      <w:r>
-        <w:rPr>
-          <w:rStyle w:val="VerbatimChar"/>
-        </w:rPr>
-        <w:t xml:space="preserve">COMMIT; DROP</w:t>
-      </w:r>
-      <w:r>
-        <w:t xml:space="preserve">,</w:t>
-      </w:r>
-      <w:r>
-        <w:t xml:space="preserve"> </w:t>
-      </w:r>
-      <w:r>
-        <w:rPr>
-          <w:rStyle w:val="VerbatimChar"/>
-        </w:rPr>
-        <w:t xml:space="preserve">COPY</w:t>
-      </w:r>
-      <w:r>
-        <w:t xml:space="preserve"> </w:t>
-      </w:r>
-      <w:r>
-        <w:t xml:space="preserve">bloqueado, timeout); rotas novas do Swagger exercitadas contra o backend.</w:t>
-      </w:r>
-      <w:r>
-        <w:t xml:space="preserve"> </w:t>
-      </w:r>
-      <w:r>
-        <w:rPr>
-          <w:b/>
-          <w:bCs/>
-        </w:rPr>
         <w:t xml:space="preserve">Pendente:</w:t>
       </w:r>
       <w:r>
         <w:t xml:space="preserve"> </w:t>
       </w:r>
       <w:r>
-        <w:t xml:space="preserve">conferir as 4 telas no navegador (a extensão do Chrome estava desconectada), commit e PR, e rebuildar a imagem do frontend (</w:t>
-      </w:r>
-      <w:r>
-        <w:rPr>
-          <w:rStyle w:val="VerbatimChar"/>
-        </w:rPr>
-        <w:t xml:space="preserve">sh scripts/k8s/dev-deploy.sh frontend</w:t>
-      </w:r>
-      <w:r>
-        <w:t xml:space="preserve">) para o novo Swagger aparecer no cluster.</w:t>
+        <w:t xml:space="preserve">conferir as 4 telas do painel num navegador (a extensão do Chrome estava desconectada; só sintaxe, lint e ligação HTML↔JS foram checados). O Console SQL cobre só o banco do Compose, não o Postgres do cluster.</w:t>
       </w:r>
     </w:p>
     <w:p>

--- a/docs/STATUS_LABORATORIO.docx
+++ b/docs/STATUS_LABORATORIO.docx
@@ -4998,13 +4998,53 @@
           <w:b/>
           <w:bCs/>
         </w:rPr>
-        <w:t xml:space="preserve">Pendente:</w:t>
-      </w:r>
-      <w:r>
-        <w:t xml:space="preserve"> </w:t>
-      </w:r>
-      <w:r>
-        <w:t xml:space="preserve">conferir as 4 telas do painel num navegador (a extensão do Chrome estava desconectada; só sintaxe, lint e ligação HTML↔JS foram checados). O Console SQL cobre só o banco do Compose, não o Postgres do cluster.</w:t>
+        <w:t xml:space="preserve">Telas conferidas no navegador</w:t>
+      </w:r>
+      <w:r>
+        <w:t xml:space="preserve"> </w:t>
+      </w:r>
+      <w:r>
+        <w:t xml:space="preserve">(Chrome headless via CDP, com a extensão do Chrome desconectada): as 4 renderizam com dados reais (Docker, k3d e um Postgres descartável), logs, troca de namespace e os 3 modos do Console SQL funcionam (senha oculta, simular não grava, gravar exige confirmação). Achados e corrigidos no PR seguinte: menu do cabeçalho estourava a largura no celular (647 px em 390) e</w:t>
+      </w:r>
+      <w:r>
+        <w:t xml:space="preserve"> </w:t>
+      </w:r>
+      <w:r>
+        <w:rPr>
+          <w:rStyle w:val="VerbatimChar"/>
+        </w:rPr>
+        <w:t xml:space="preserve">favicon.ico</w:t>
+      </w:r>
+      <w:r>
+        <w:t xml:space="preserve"> </w:t>
+      </w:r>
+      <w:r>
+        <w:t xml:space="preserve">dava 404. O Console SQL cobre só o banco do Compose, não o Postgres do cluster.</w:t>
+      </w:r>
+      <w:r>
+        <w:t xml:space="preserve"> </w:t>
+      </w:r>
+      <w:r>
+        <w:rPr>
+          <w:b/>
+          <w:bCs/>
+        </w:rPr>
+        <w:t xml:space="preserve">Fora do escopo, para depois:</w:t>
+      </w:r>
+      <w:r>
+        <w:t xml:space="preserve"> </w:t>
+      </w:r>
+      <w:r>
+        <w:t xml:space="preserve">o cabeçalho do próprio LabSystem (</w:t>
+      </w:r>
+      <w:r>
+        <w:rPr>
+          <w:rStyle w:val="VerbatimChar"/>
+        </w:rPr>
+        <w:t xml:space="preserve">src/public/css/styles.css</w:t>
+      </w:r>
+      <w:r>
+        <w:t xml:space="preserve">, altura fixa e menu sem quebra de linha) também estoura a largura no celular.</w:t>
       </w:r>
     </w:p>
     <w:p>

--- a/docs/STATUS_LABORATORIO.docx
+++ b/docs/STATUS_LABORATORIO.docx
@@ -2,7 +2,7 @@
 <file path=word/document.xml><?xml version="1.0" encoding="utf-8"?>
 <w:document xmlns:w="http://schemas.openxmlformats.org/wordprocessingml/2006/main" xmlns:m="http://schemas.openxmlformats.org/officeDocument/2006/math" xmlns:r="http://schemas.openxmlformats.org/officeDocument/2006/relationships" xmlns:o="urn:schemas-microsoft-com:office:office" xmlns:v="urn:schemas-microsoft-com:vml" xmlns:w10="urn:schemas-microsoft-com:office:word" xmlns:a="http://schemas.openxmlformats.org/drawingml/2006/main" xmlns:pic="http://schemas.openxmlformats.org/drawingml/2006/picture" xmlns:wp="http://schemas.openxmlformats.org/drawingml/2006/wordprocessingDrawing">
   <w:body>
-    <w:bookmarkStart w:id="21" w:name="Xf39a6ac7a3c17780114ec8a71ff0c7546d26cbc"/>
+    <w:bookmarkStart w:id="23" w:name="Xf39a6ac7a3c17780114ec8a71ff0c7546d26cbc"/>
     <w:p>
       <w:pPr>
         <w:pStyle w:val="Heading1"/>
@@ -34,7 +34,7 @@
         <w:pStyle w:val="BlockText"/>
       </w:pPr>
       <w:r>
-        <w:t xml:space="preserve">Última atualização: 2026-10-30. Se você (Claude Code) alterar algo relevante ao estado do laboratório,</w:t>
+        <w:t xml:space="preserve">Última atualização: 2026-10-30 (fim da sessão do painel). Se você (Claude Code) alterar algo relevante ao estado do laboratório,</w:t>
       </w:r>
       <w:r>
         <w:t xml:space="preserve"> </w:t>
@@ -1922,6 +1922,7 @@
     </w:p>
     <w:p>
       <w:pPr>
+        <w:pStyle w:val="Compact"/>
         <w:numPr>
           <w:ilvl w:val="0"/>
           <w:numId w:val="1004"/>
@@ -1955,6 +1956,7 @@
     </w:p>
     <w:p>
       <w:pPr>
+        <w:pStyle w:val="Compact"/>
         <w:numPr>
           <w:ilvl w:val="0"/>
           <w:numId w:val="1004"/>
@@ -2002,6 +2004,7 @@
     </w:p>
     <w:p>
       <w:pPr>
+        <w:pStyle w:val="Compact"/>
         <w:numPr>
           <w:ilvl w:val="0"/>
           <w:numId w:val="1004"/>
@@ -2106,6 +2109,7 @@
     </w:p>
     <w:p>
       <w:pPr>
+        <w:pStyle w:val="Compact"/>
         <w:numPr>
           <w:ilvl w:val="0"/>
           <w:numId w:val="1004"/>
@@ -2358,6 +2362,7 @@
     </w:p>
     <w:p>
       <w:pPr>
+        <w:pStyle w:val="Compact"/>
         <w:numPr>
           <w:ilvl w:val="0"/>
           <w:numId w:val="1004"/>
@@ -2411,6 +2416,7 @@
     </w:p>
     <w:p>
       <w:pPr>
+        <w:pStyle w:val="Compact"/>
         <w:numPr>
           <w:ilvl w:val="0"/>
           <w:numId w:val="1004"/>
@@ -2485,6 +2491,7 @@
     </w:p>
     <w:p>
       <w:pPr>
+        <w:pStyle w:val="Compact"/>
         <w:numPr>
           <w:ilvl w:val="0"/>
           <w:numId w:val="1004"/>
@@ -2555,6 +2562,7 @@
     </w:p>
     <w:p>
       <w:pPr>
+        <w:pStyle w:val="Compact"/>
         <w:numPr>
           <w:ilvl w:val="0"/>
           <w:numId w:val="1004"/>
@@ -2728,6 +2736,7 @@
     </w:p>
     <w:p>
       <w:pPr>
+        <w:pStyle w:val="Compact"/>
         <w:numPr>
           <w:ilvl w:val="0"/>
           <w:numId w:val="1004"/>
@@ -2807,6 +2816,7 @@
     </w:p>
     <w:p>
       <w:pPr>
+        <w:pStyle w:val="Compact"/>
         <w:numPr>
           <w:ilvl w:val="0"/>
           <w:numId w:val="1004"/>
@@ -2866,6 +2876,7 @@
     </w:p>
     <w:p>
       <w:pPr>
+        <w:pStyle w:val="Compact"/>
         <w:numPr>
           <w:ilvl w:val="0"/>
           <w:numId w:val="1004"/>
@@ -2986,6 +2997,7 @@
     </w:p>
     <w:p>
       <w:pPr>
+        <w:pStyle w:val="Compact"/>
         <w:numPr>
           <w:ilvl w:val="0"/>
           <w:numId w:val="1004"/>
@@ -3085,6 +3097,7 @@
     </w:p>
     <w:p>
       <w:pPr>
+        <w:pStyle w:val="Compact"/>
         <w:numPr>
           <w:ilvl w:val="0"/>
           <w:numId w:val="1004"/>
@@ -3207,6 +3220,7 @@
     </w:p>
     <w:p>
       <w:pPr>
+        <w:pStyle w:val="Compact"/>
         <w:numPr>
           <w:ilvl w:val="0"/>
           <w:numId w:val="1004"/>
@@ -3335,6 +3349,7 @@
     </w:p>
     <w:p>
       <w:pPr>
+        <w:pStyle w:val="Compact"/>
         <w:numPr>
           <w:ilvl w:val="0"/>
           <w:numId w:val="1004"/>
@@ -3592,6 +3607,7 @@
     </w:p>
     <w:p>
       <w:pPr>
+        <w:pStyle w:val="Compact"/>
         <w:numPr>
           <w:ilvl w:val="0"/>
           <w:numId w:val="1004"/>
@@ -3747,6 +3763,7 @@
     </w:p>
     <w:p>
       <w:pPr>
+        <w:pStyle w:val="Compact"/>
         <w:numPr>
           <w:ilvl w:val="0"/>
           <w:numId w:val="1004"/>
@@ -3828,6 +3845,7 @@
     </w:p>
     <w:p>
       <w:pPr>
+        <w:pStyle w:val="Compact"/>
         <w:numPr>
           <w:ilvl w:val="0"/>
           <w:numId w:val="1004"/>
@@ -4017,6 +4035,7 @@
     </w:p>
     <w:p>
       <w:pPr>
+        <w:pStyle w:val="Compact"/>
         <w:numPr>
           <w:ilvl w:val="0"/>
           <w:numId w:val="1004"/>
@@ -4038,6 +4057,7 @@
     </w:p>
     <w:p>
       <w:pPr>
+        <w:pStyle w:val="Compact"/>
         <w:numPr>
           <w:ilvl w:val="0"/>
           <w:numId w:val="1004"/>
@@ -4160,6 +4180,7 @@
     </w:p>
     <w:p>
       <w:pPr>
+        <w:pStyle w:val="Compact"/>
         <w:numPr>
           <w:ilvl w:val="0"/>
           <w:numId w:val="1004"/>
@@ -4240,6 +4261,7 @@
     </w:p>
     <w:p>
       <w:pPr>
+        <w:pStyle w:val="Compact"/>
         <w:numPr>
           <w:ilvl w:val="0"/>
           <w:numId w:val="1004"/>
@@ -4442,6 +4464,7 @@
     </w:p>
     <w:p>
       <w:pPr>
+        <w:pStyle w:val="Compact"/>
         <w:numPr>
           <w:ilvl w:val="0"/>
           <w:numId w:val="1004"/>
@@ -4463,6 +4486,7 @@
     </w:p>
     <w:p>
       <w:pPr>
+        <w:pStyle w:val="Compact"/>
         <w:numPr>
           <w:ilvl w:val="0"/>
           <w:numId w:val="1004"/>
@@ -4605,6 +4629,7 @@
     </w:p>
     <w:p>
       <w:pPr>
+        <w:pStyle w:val="Compact"/>
         <w:numPr>
           <w:ilvl w:val="0"/>
           <w:numId w:val="1004"/>
@@ -4732,6 +4757,7 @@
     </w:p>
     <w:p>
       <w:pPr>
+        <w:pStyle w:val="Compact"/>
         <w:numPr>
           <w:ilvl w:val="0"/>
           <w:numId w:val="1004"/>
@@ -4783,6 +4809,7 @@
     </w:p>
     <w:p>
       <w:pPr>
+        <w:pStyle w:val="Compact"/>
         <w:numPr>
           <w:ilvl w:val="0"/>
           <w:numId w:val="1004"/>
@@ -5048,6 +5075,291 @@
       </w:r>
     </w:p>
     <w:p>
+      <w:pPr>
+        <w:pStyle w:val="Compact"/>
+        <w:numPr>
+          <w:ilvl w:val="0"/>
+          <w:numId w:val="1004"/>
+        </w:numPr>
+      </w:pPr>
+      <w:r>
+        <w:rPr>
+          <w:strike/>
+        </w:rPr>
+        <w:t xml:space="preserve">Correção do painel no celular e favicon</w:t>
+      </w:r>
+      <w:r>
+        <w:t xml:space="preserve"> </w:t>
+      </w:r>
+      <w:r>
+        <w:t xml:space="preserve">— PR #53 mergeado em 2026-10-30 (</w:t>
+      </w:r>
+      <w:r>
+        <w:rPr>
+          <w:rStyle w:val="VerbatimChar"/>
+        </w:rPr>
+        <w:t xml:space="preserve">37a13a9</w:t>
+      </w:r>
+      <w:r>
+        <w:t xml:space="preserve">); só afeta o painel local, sem deploy.</w:t>
+      </w:r>
+    </w:p>
+    <w:p>
+      <w:pPr>
+        <w:pStyle w:val="Compact"/>
+        <w:numPr>
+          <w:ilvl w:val="0"/>
+          <w:numId w:val="1004"/>
+        </w:numPr>
+      </w:pPr>
+      <w:r>
+        <w:rPr>
+          <w:b/>
+          <w:bCs/>
+        </w:rPr>
+        <w:t xml:space="preserve">Próximos passos sugeridos (nenhum é urgente, escolha com o usuário):</w:t>
+      </w:r>
+    </w:p>
+    <w:p>
+      <w:pPr>
+        <w:pStyle w:val="Compact"/>
+        <w:numPr>
+          <w:ilvl w:val="1"/>
+          <w:numId w:val="1007"/>
+        </w:numPr>
+      </w:pPr>
+      <w:r>
+        <w:rPr>
+          <w:b/>
+          <w:bCs/>
+        </w:rPr>
+        <w:t xml:space="preserve">Cabeçalho do LabSystem no celular:</w:t>
+      </w:r>
+      <w:r>
+        <w:t xml:space="preserve"> </w:t>
+      </w:r>
+      <w:r>
+        <w:rPr>
+          <w:rStyle w:val="VerbatimChar"/>
+        </w:rPr>
+        <w:t xml:space="preserve">src/public/css/styles.css</w:t>
+      </w:r>
+      <w:r>
+        <w:t xml:space="preserve"> </w:t>
+      </w:r>
+      <w:r>
+        <w:t xml:space="preserve">(</w:t>
+      </w:r>
+      <w:r>
+        <w:rPr>
+          <w:rStyle w:val="VerbatimChar"/>
+        </w:rPr>
+        <w:t xml:space="preserve">.header</w:t>
+      </w:r>
+      <w:r>
+        <w:t xml:space="preserve"> </w:t>
+      </w:r>
+      <w:r>
+        <w:t xml:space="preserve">com altura fixa,</w:t>
+      </w:r>
+      <w:r>
+        <w:t xml:space="preserve"> </w:t>
+      </w:r>
+      <w:r>
+        <w:rPr>
+          <w:rStyle w:val="VerbatimChar"/>
+        </w:rPr>
+        <w:t xml:space="preserve">.nav</w:t>
+      </w:r>
+      <w:r>
+        <w:t xml:space="preserve"> </w:t>
+      </w:r>
+      <w:r>
+        <w:t xml:space="preserve">sem quebra) estoura a largura em telas estreitas; o painel já tem a correção em</w:t>
+      </w:r>
+      <w:r>
+        <w:t xml:space="preserve"> </w:t>
+      </w:r>
+      <w:r>
+        <w:rPr>
+          <w:rStyle w:val="VerbatimChar"/>
+        </w:rPr>
+        <w:t xml:space="preserve">painel/public/css/painel.css</w:t>
+      </w:r>
+      <w:r>
+        <w:t xml:space="preserve"> </w:t>
+      </w:r>
+      <w:r>
+        <w:t xml:space="preserve">(media query</w:t>
+      </w:r>
+      <w:r>
+        <w:t xml:space="preserve"> </w:t>
+      </w:r>
+      <w:r>
+        <w:rPr>
+          <w:rStyle w:val="VerbatimChar"/>
+        </w:rPr>
+        <w:t xml:space="preserve">max-width: 700px</w:t>
+      </w:r>
+      <w:r>
+        <w:t xml:space="preserve">) como modelo.</w:t>
+      </w:r>
+    </w:p>
+    <w:p>
+      <w:pPr>
+        <w:pStyle w:val="Compact"/>
+        <w:numPr>
+          <w:ilvl w:val="1"/>
+          <w:numId w:val="1007"/>
+        </w:numPr>
+      </w:pPr>
+      <w:r>
+        <w:rPr>
+          <w:b/>
+          <w:bCs/>
+        </w:rPr>
+        <w:t xml:space="preserve">Console SQL do cluster:</w:t>
+      </w:r>
+      <w:r>
+        <w:t xml:space="preserve"> </w:t>
+      </w:r>
+      <w:r>
+        <w:t xml:space="preserve">o painel só conecta no Postgres do Compose (5151); o do Kubernetes é um pod (poderia usar</w:t>
+      </w:r>
+      <w:r>
+        <w:t xml:space="preserve"> </w:t>
+      </w:r>
+      <w:r>
+        <w:rPr>
+          <w:rStyle w:val="VerbatimChar"/>
+        </w:rPr>
+        <w:t xml:space="preserve">kubectl port-forward</w:t>
+      </w:r>
+      <w:r>
+        <w:t xml:space="preserve">).</w:t>
+      </w:r>
+    </w:p>
+    <w:p>
+      <w:pPr>
+        <w:pStyle w:val="Compact"/>
+        <w:numPr>
+          <w:ilvl w:val="1"/>
+          <w:numId w:val="1007"/>
+        </w:numPr>
+      </w:pPr>
+      <w:r>
+        <w:rPr>
+          <w:b/>
+          <w:bCs/>
+        </w:rPr>
+        <w:t xml:space="preserve">Produção "de verdade":</w:t>
+      </w:r>
+      <w:r>
+        <w:t xml:space="preserve"> </w:t>
+      </w:r>
+      <w:r>
+        <w:t xml:space="preserve">HTTPS, Flask com gunicorn (hoje servidor de desenvolvimento) e backup do Postgres (sem backup; ver o incidente do</w:t>
+      </w:r>
+      <w:r>
+        <w:t xml:space="preserve"> </w:t>
+      </w:r>
+      <w:r>
+        <w:rPr>
+          <w:rStyle w:val="VerbatimChar"/>
+        </w:rPr>
+        <w:t xml:space="preserve">TRUNCATE</w:t>
+      </w:r>
+      <w:r>
+        <w:t xml:space="preserve"> </w:t>
+      </w:r>
+      <w:r>
+        <w:t xml:space="preserve">abaixo).</w:t>
+      </w:r>
+    </w:p>
+    <w:p>
+      <w:pPr>
+        <w:pStyle w:val="Compact"/>
+        <w:numPr>
+          <w:ilvl w:val="1"/>
+          <w:numId w:val="1007"/>
+        </w:numPr>
+      </w:pPr>
+      <w:r>
+        <w:rPr>
+          <w:b/>
+          <w:bCs/>
+        </w:rPr>
+        <w:t xml:space="preserve">Node 24 → 26 LTS</w:t>
+      </w:r>
+      <w:r>
+        <w:t xml:space="preserve"> </w:t>
+      </w:r>
+      <w:r>
+        <w:t xml:space="preserve">(conferir se já é LTS) e paginação do frontend de clientes (a API limita a 100).</w:t>
+      </w:r>
+    </w:p>
+    <w:p>
+      <w:pPr>
+        <w:pStyle w:val="Compact"/>
+        <w:numPr>
+          <w:ilvl w:val="1"/>
+          <w:numId w:val="1007"/>
+        </w:numPr>
+      </w:pPr>
+      <w:r>
+        <w:rPr>
+          <w:b/>
+          <w:bCs/>
+        </w:rPr>
+        <w:t xml:space="preserve">Praticar o guia</w:t>
+      </w:r>
+      <w:r>
+        <w:rPr>
+          <w:b/>
+          <w:bCs/>
+        </w:rPr>
+        <w:t xml:space="preserve"> </w:t>
+      </w:r>
+      <w:r>
+        <w:rPr>
+          <w:rStyle w:val="VerbatimChar"/>
+          <w:b/>
+          <w:bCs/>
+        </w:rPr>
+        <w:t xml:space="preserve">docs/FABRICA_DE_SOFTWARE.md</w:t>
+      </w:r>
+      <w:r>
+        <w:t xml:space="preserve"> </w:t>
+      </w:r>
+      <w:r>
+        <w:t xml:space="preserve">(Etapas 14 a 16: tags</w:t>
+      </w:r>
+      <w:r>
+        <w:t xml:space="preserve"> </w:t>
+      </w:r>
+      <w:r>
+        <w:rPr>
+          <w:rStyle w:val="VerbatimChar"/>
+        </w:rPr>
+        <w:t xml:space="preserve">v1.0.0</w:t>
+      </w:r>
+      <w:r>
+        <w:t xml:space="preserve">/</w:t>
+      </w:r>
+      <w:r>
+        <w:rPr>
+          <w:rStyle w:val="VerbatimChar"/>
+        </w:rPr>
+        <w:t xml:space="preserve">v1.1.0</w:t>
+      </w:r>
+      <w:r>
+        <w:t xml:space="preserve"> </w:t>
+      </w:r>
+      <w:r>
+        <w:t xml:space="preserve">e rollback).</w:t>
+      </w:r>
+    </w:p>
+    <w:p>
       <w:r>
         <w:pict>
           <v:rect style="width:0;height:1.5pt" o:hralign="center" o:hrstd="t" o:hr="t"/>
@@ -5068,7 +5380,7 @@
         <w:pStyle w:val="Compact"/>
         <w:numPr>
           <w:ilvl w:val="0"/>
-          <w:numId w:val="1007"/>
+          <w:numId w:val="1008"/>
         </w:numPr>
       </w:pPr>
       <w:r>
@@ -5129,7 +5441,7 @@
         <w:pStyle w:val="Compact"/>
         <w:numPr>
           <w:ilvl w:val="0"/>
-          <w:numId w:val="1007"/>
+          <w:numId w:val="1008"/>
         </w:numPr>
       </w:pPr>
       <w:r>
@@ -5260,7 +5572,7 @@
         <w:pStyle w:val="Compact"/>
         <w:numPr>
           <w:ilvl w:val="0"/>
-          <w:numId w:val="1007"/>
+          <w:numId w:val="1008"/>
         </w:numPr>
       </w:pPr>
       <w:r>
@@ -5384,7 +5696,7 @@
         <w:pStyle w:val="Compact"/>
         <w:numPr>
           <w:ilvl w:val="0"/>
-          <w:numId w:val="1007"/>
+          <w:numId w:val="1008"/>
         </w:numPr>
       </w:pPr>
       <w:r>
@@ -5476,7 +5788,7 @@
         <w:pStyle w:val="Compact"/>
         <w:numPr>
           <w:ilvl w:val="0"/>
-          <w:numId w:val="1007"/>
+          <w:numId w:val="1008"/>
         </w:numPr>
       </w:pPr>
       <w:r>
@@ -5535,7 +5847,7 @@
         <w:pStyle w:val="Compact"/>
         <w:numPr>
           <w:ilvl w:val="0"/>
-          <w:numId w:val="1007"/>
+          <w:numId w:val="1008"/>
         </w:numPr>
       </w:pPr>
       <w:r>
@@ -5644,7 +5956,7 @@
         <w:pStyle w:val="Compact"/>
         <w:numPr>
           <w:ilvl w:val="0"/>
-          <w:numId w:val="1007"/>
+          <w:numId w:val="1008"/>
         </w:numPr>
       </w:pPr>
       <w:r>
@@ -6282,6 +6594,288 @@
           </w:p>
         </w:tc>
       </w:tr>
+      <w:tr>
+        <w:tc>
+          <w:tcPr/>
+          <w:p>
+            <w:pPr>
+              <w:pStyle w:val="Compact"/>
+            </w:pPr>
+            <w:r>
+              <w:t xml:space="preserve">A extensão do Chrome do Claude Code aparece "não conectada"</w:t>
+            </w:r>
+          </w:p>
+        </w:tc>
+        <w:tc>
+          <w:tcPr/>
+          <w:p>
+            <w:pPr>
+              <w:pStyle w:val="Compact"/>
+            </w:pPr>
+            <w:r>
+              <w:t xml:space="preserve">A extensão precisa estar instalada e logada na mesma conta; sem ela as ferramentas</w:t>
+            </w:r>
+            <w:r>
+              <w:t xml:space="preserve"> </w:t>
+            </w:r>
+            <w:r>
+              <w:rPr>
+                <w:rStyle w:val="VerbatimChar"/>
+              </w:rPr>
+              <w:t xml:space="preserve">mcp__claude-in-chrome__*</w:t>
+            </w:r>
+            <w:r>
+              <w:t xml:space="preserve"> </w:t>
+            </w:r>
+            <w:r>
+              <w:t xml:space="preserve">não funcionam</w:t>
+            </w:r>
+          </w:p>
+        </w:tc>
+        <w:tc>
+          <w:tcPr/>
+          <w:p>
+            <w:pPr>
+              <w:pStyle w:val="Compact"/>
+            </w:pPr>
+            <w:r>
+              <w:t xml:space="preserve">Use o Google Chrome instalado (</w:t>
+            </w:r>
+            <w:r>
+              <w:rPr>
+                <w:rStyle w:val="VerbatimChar"/>
+              </w:rPr>
+              <w:t xml:space="preserve">/usr/bin/google-chrome</w:t>
+            </w:r>
+            <w:r>
+              <w:t xml:space="preserve">) em modo headless com</w:t>
+            </w:r>
+            <w:r>
+              <w:t xml:space="preserve"> </w:t>
+            </w:r>
+            <w:r>
+              <w:rPr>
+                <w:rStyle w:val="VerbatimChar"/>
+              </w:rPr>
+              <w:t xml:space="preserve">--remote-debugging-port</w:t>
+            </w:r>
+            <w:r>
+              <w:t xml:space="preserve"> </w:t>
+            </w:r>
+            <w:r>
+              <w:t xml:space="preserve">e fale com ele pelo protocolo CDP (WebSocket nativo do Node 22): foi assim que as telas do painel foram verificadas (clicar, ler o DOM, capturar o console e tirar screenshots).</w:t>
+            </w:r>
+          </w:p>
+        </w:tc>
+      </w:tr>
+      <w:tr>
+        <w:tc>
+          <w:tcPr/>
+          <w:p>
+            <w:pPr>
+              <w:pStyle w:val="Compact"/>
+            </w:pPr>
+            <w:r>
+              <w:rPr>
+                <w:rStyle w:val="VerbatimChar"/>
+              </w:rPr>
+              <w:t xml:space="preserve">pkill -f &lt;texto&gt;</w:t>
+            </w:r>
+            <w:r>
+              <w:t xml:space="preserve"> </w:t>
+            </w:r>
+            <w:r>
+              <w:t xml:space="preserve">derruba o próprio comando do shell (saída 144)</w:t>
+            </w:r>
+          </w:p>
+        </w:tc>
+        <w:tc>
+          <w:tcPr/>
+          <w:p>
+            <w:pPr>
+              <w:pStyle w:val="Compact"/>
+            </w:pPr>
+            <w:r>
+              <w:t xml:space="preserve">O</w:t>
+            </w:r>
+            <w:r>
+              <w:t xml:space="preserve"> </w:t>
+            </w:r>
+            <w:r>
+              <w:rPr>
+                <w:rStyle w:val="VerbatimChar"/>
+              </w:rPr>
+              <w:t xml:space="preserve">-f</w:t>
+            </w:r>
+            <w:r>
+              <w:t xml:space="preserve"> </w:t>
+            </w:r>
+            <w:r>
+              <w:t xml:space="preserve">casa com a linha de comando inteira, inclusive a do shell que contém o texto</w:t>
+            </w:r>
+          </w:p>
+        </w:tc>
+        <w:tc>
+          <w:tcPr/>
+          <w:p>
+            <w:pPr>
+              <w:pStyle w:val="Compact"/>
+            </w:pPr>
+            <w:r>
+              <w:t xml:space="preserve">Mate pela porta:</w:t>
+            </w:r>
+            <w:r>
+              <w:t xml:space="preserve"> </w:t>
+            </w:r>
+            <w:r>
+              <w:rPr>
+                <w:rStyle w:val="VerbatimChar"/>
+              </w:rPr>
+              <w:t xml:space="preserve">fuser -k 3100/tcp</w:t>
+            </w:r>
+          </w:p>
+        </w:tc>
+      </w:tr>
+      <w:tr>
+        <w:tc>
+          <w:tcPr/>
+          <w:p>
+            <w:pPr>
+              <w:pStyle w:val="Compact"/>
+            </w:pPr>
+            <w:r>
+              <w:t xml:space="preserve">O painel (</w:t>
+            </w:r>
+            <w:r>
+              <w:rPr>
+                <w:rStyle w:val="VerbatimChar"/>
+              </w:rPr>
+              <w:t xml:space="preserve">npm run painel</w:t>
+            </w:r>
+            <w:r>
+              <w:t xml:space="preserve">) não sobe sozinho</w:t>
+            </w:r>
+          </w:p>
+        </w:tc>
+        <w:tc>
+          <w:tcPr/>
+          <w:p>
+            <w:pPr>
+              <w:pStyle w:val="Compact"/>
+            </w:pPr>
+            <w:r>
+              <w:t xml:space="preserve">É um processo local, fora dos containers</w:t>
+            </w:r>
+          </w:p>
+        </w:tc>
+        <w:tc>
+          <w:tcPr/>
+          <w:p>
+            <w:pPr>
+              <w:pStyle w:val="Compact"/>
+            </w:pPr>
+            <w:r>
+              <w:rPr>
+                <w:rStyle w:val="VerbatimChar"/>
+              </w:rPr>
+              <w:t xml:space="preserve">npm run painel</w:t>
+            </w:r>
+            <w:r>
+              <w:t xml:space="preserve"> </w:t>
+            </w:r>
+            <w:r>
+              <w:t xml:space="preserve">num terminal (ou em segundo plano); parar com</w:t>
+            </w:r>
+            <w:r>
+              <w:t xml:space="preserve"> </w:t>
+            </w:r>
+            <w:r>
+              <w:rPr>
+                <w:rStyle w:val="VerbatimChar"/>
+              </w:rPr>
+              <w:t xml:space="preserve">fuser -k 3100/tcp</w:t>
+            </w:r>
+            <w:r>
+              <w:t xml:space="preserve">. Console SQL → Postgres do Compose; se ele estiver parado a tela mostra a dica</w:t>
+            </w:r>
+            <w:r>
+              <w:t xml:space="preserve"> </w:t>
+            </w:r>
+            <w:r>
+              <w:rPr>
+                <w:rStyle w:val="VerbatimChar"/>
+              </w:rPr>
+              <w:t xml:space="preserve">docker compose up -d postgres</w:t>
+            </w:r>
+          </w:p>
+        </w:tc>
+      </w:tr>
+      <w:tr>
+        <w:tc>
+          <w:tcPr/>
+          <w:p>
+            <w:pPr>
+              <w:pStyle w:val="Compact"/>
+            </w:pPr>
+            <w:r>
+              <w:t xml:space="preserve">O CodeQL acusa</w:t>
+            </w:r>
+            <w:r>
+              <w:t xml:space="preserve"> </w:t>
+            </w:r>
+            <w:r>
+              <w:rPr>
+                <w:rStyle w:val="VerbatimChar"/>
+              </w:rPr>
+              <w:t xml:space="preserve">js/sql-injection</w:t>
+            </w:r>
+            <w:r>
+              <w:t xml:space="preserve"> </w:t>
+            </w:r>
+            <w:r>
+              <w:t xml:space="preserve">no painel</w:t>
+            </w:r>
+          </w:p>
+        </w:tc>
+        <w:tc>
+          <w:tcPr/>
+          <w:p>
+            <w:pPr>
+              <w:pStyle w:val="Compact"/>
+            </w:pPr>
+            <w:r>
+              <w:t xml:space="preserve">A linha que executa o SQL digitado no Console SQL é, por definição, SQL do usuário</w:t>
+            </w:r>
+          </w:p>
+        </w:tc>
+        <w:tc>
+          <w:tcPr/>
+          <w:p>
+            <w:pPr>
+              <w:pStyle w:val="Compact"/>
+            </w:pPr>
+            <w:r>
+              <w:t xml:space="preserve">Alerta #12 foi</w:t>
+            </w:r>
+            <w:r>
+              <w:t xml:space="preserve"> </w:t>
+            </w:r>
+            <w:r>
+              <w:rPr>
+                <w:b/>
+                <w:bCs/>
+              </w:rPr>
+              <w:t xml:space="preserve">dispensado como "won't fix"</w:t>
+            </w:r>
+            <w:r>
+              <w:t xml:space="preserve"> </w:t>
+            </w:r>
+            <w:r>
+              <w:t xml:space="preserve">com justificativa (só local, modo leitura por padrão, uma instrução por vez). Não é para "corrigir" parametrizando: perderia a função do console</w:t>
+            </w:r>
+          </w:p>
+        </w:tc>
+      </w:tr>
     </w:tbl>
     <w:p>
       <w:r>
@@ -6291,7 +6885,7 @@
       </w:r>
     </w:p>
     <w:bookmarkEnd w:id="19"/>
-    <w:bookmarkStart w:id="20" w:name="X1acc7660ff16e20a0ff0fe7c06b21a7aa715929"/>
+    <w:bookmarkStart w:id="22" w:name="X1acc7660ff16e20a0ff0fe7c06b21a7aa715929"/>
     <w:p>
       <w:pPr>
         <w:pStyle w:val="Heading2"/>
@@ -6329,11 +6923,532 @@
         <w:t xml:space="preserve">.claude/skills/context-recovery/SKILL.md</w:t>
       </w:r>
       <w:r>
-        <w:t xml:space="preserve">) já foi atualizada para ler este arquivo primeiro. Depois de ler este arquivo, confirme com o usuário qual dos itens da seção 3 ele quer atacar agora, antes de propor qualquer implementação nova — não presuma que ele quer continuar exatamente de onde a lista para, porque a ordem ali é uma sugestão, não uma obrigação.</w:t>
+        <w:t xml:space="preserve">) lê este arquivo primeiro. Depois de lê-lo, confirme com o usuário qual dos itens da seção 3 ele quer atacar, antes de propor qualquer implementação nova — a ordem ali é uma sugestão, não uma obrigação.</w:t>
+      </w:r>
+    </w:p>
+    <w:bookmarkStart w:id="20" w:name="estado-ao-fim-da-sessão-de-2026-10-30"/>
+    <w:p>
+      <w:pPr>
+        <w:pStyle w:val="Heading3"/>
+      </w:pPr>
+      <w:r>
+        <w:t xml:space="preserve">Estado ao fim da sessão de 2026-10-30</w:t>
+      </w:r>
+    </w:p>
+    <w:p>
+      <w:pPr>
+        <w:pStyle w:val="Compact"/>
+        <w:numPr>
+          <w:ilvl w:val="0"/>
+          <w:numId w:val="1009"/>
+        </w:numPr>
+      </w:pPr>
+      <w:r>
+        <w:rPr>
+          <w:b/>
+          <w:bCs/>
+        </w:rPr>
+        <w:t xml:space="preserve">Git:</w:t>
+      </w:r>
+      <w:r>
+        <w:t xml:space="preserve"> </w:t>
+      </w:r>
+      <w:r>
+        <w:rPr>
+          <w:rStyle w:val="VerbatimChar"/>
+        </w:rPr>
+        <w:t xml:space="preserve">main</w:t>
+      </w:r>
+      <w:r>
+        <w:t xml:space="preserve"> </w:t>
+      </w:r>
+      <w:r>
+        <w:t xml:space="preserve">em</w:t>
+      </w:r>
+      <w:r>
+        <w:t xml:space="preserve"> </w:t>
+      </w:r>
+      <w:r>
+        <w:rPr>
+          <w:rStyle w:val="VerbatimChar"/>
+        </w:rPr>
+        <w:t xml:space="preserve">37a13a9</w:t>
+      </w:r>
+      <w:r>
+        <w:t xml:space="preserve"> </w:t>
+      </w:r>
+      <w:r>
+        <w:t xml:space="preserve">(ou mais novo); nenhum PR aberto além do que estiver listado em</w:t>
+      </w:r>
+      <w:r>
+        <w:t xml:space="preserve"> </w:t>
+      </w:r>
+      <w:r>
+        <w:rPr>
+          <w:rStyle w:val="VerbatimChar"/>
+        </w:rPr>
+        <w:t xml:space="preserve">gh pr list</w:t>
+      </w:r>
+      <w:r>
+        <w:t xml:space="preserve">; só existem</w:t>
+      </w:r>
+      <w:r>
+        <w:t xml:space="preserve"> </w:t>
+      </w:r>
+      <w:r>
+        <w:rPr>
+          <w:rStyle w:val="VerbatimChar"/>
+        </w:rPr>
+        <w:t xml:space="preserve">main</w:t>
+      </w:r>
+      <w:r>
+        <w:t xml:space="preserve"> </w:t>
+      </w:r>
+      <w:r>
+        <w:t xml:space="preserve">(local) e</w:t>
+      </w:r>
+      <w:r>
+        <w:t xml:space="preserve"> </w:t>
+      </w:r>
+      <w:r>
+        <w:rPr>
+          <w:rStyle w:val="VerbatimChar"/>
+        </w:rPr>
+        <w:t xml:space="preserve">main</w:t>
+      </w:r>
+      <w:r>
+        <w:t xml:space="preserve">/</w:t>
+      </w:r>
+      <w:r>
+        <w:rPr>
+          <w:rStyle w:val="VerbatimChar"/>
+        </w:rPr>
+        <w:t xml:space="preserve">producao</w:t>
+      </w:r>
+      <w:r>
+        <w:t xml:space="preserve"> </w:t>
+      </w:r>
+      <w:r>
+        <w:t xml:space="preserve">(remoto).</w:t>
+      </w:r>
+    </w:p>
+    <w:p>
+      <w:pPr>
+        <w:pStyle w:val="Compact"/>
+        <w:numPr>
+          <w:ilvl w:val="0"/>
+          <w:numId w:val="1009"/>
+        </w:numPr>
+      </w:pPr>
+      <w:r>
+        <w:rPr>
+          <w:b/>
+          <w:bCs/>
+        </w:rPr>
+        <w:t xml:space="preserve">Produção (Argo CD, :8080):</w:t>
+      </w:r>
+      <w:r>
+        <w:t xml:space="preserve"> </w:t>
+      </w:r>
+      <w:r>
+        <w:t xml:space="preserve">versão</w:t>
+      </w:r>
+      <w:r>
+        <w:t xml:space="preserve"> </w:t>
+      </w:r>
+      <w:r>
+        <w:rPr>
+          <w:rStyle w:val="VerbatimChar"/>
+        </w:rPr>
+        <w:t xml:space="preserve">4588d35</w:t>
+      </w:r>
+      <w:r>
+        <w:t xml:space="preserve"> </w:t>
+      </w:r>
+      <w:r>
+        <w:t xml:space="preserve">(Swagger completo),</w:t>
+      </w:r>
+      <w:r>
+        <w:t xml:space="preserve"> </w:t>
+      </w:r>
+      <w:r>
+        <w:rPr>
+          <w:rStyle w:val="VerbatimChar"/>
+        </w:rPr>
+        <w:t xml:space="preserve">Synced</w:t>
+      </w:r>
+      <w:r>
+        <w:t xml:space="preserve">/</w:t>
+      </w:r>
+      <w:r>
+        <w:rPr>
+          <w:rStyle w:val="VerbatimChar"/>
+        </w:rPr>
+        <w:t xml:space="preserve">Healthy</w:t>
+      </w:r>
+      <w:r>
+        <w:t xml:space="preserve">. Dev (:8081) na mesma versão.</w:t>
+      </w:r>
+      <w:r>
+        <w:t xml:space="preserve"> </w:t>
+      </w:r>
+      <w:r>
+        <w:rPr>
+          <w:rStyle w:val="VerbatimChar"/>
+        </w:rPr>
+        <w:t xml:space="preserve">git log --first-parent origin/producao</w:t>
+      </w:r>
+      <w:r>
+        <w:t xml:space="preserve"> </w:t>
+      </w:r>
+      <w:r>
+        <w:t xml:space="preserve">lista os deploys.</w:t>
+      </w:r>
+    </w:p>
+    <w:p>
+      <w:pPr>
+        <w:pStyle w:val="Compact"/>
+        <w:numPr>
+          <w:ilvl w:val="0"/>
+          <w:numId w:val="1009"/>
+        </w:numPr>
+      </w:pPr>
+      <w:r>
+        <w:rPr>
+          <w:b/>
+          <w:bCs/>
+        </w:rPr>
+        <w:t xml:space="preserve">Máquina:</w:t>
+      </w:r>
+      <w:r>
+        <w:t xml:space="preserve"> </w:t>
+      </w:r>
+      <w:r>
+        <w:t xml:space="preserve">cluster k3d</w:t>
+      </w:r>
+      <w:r>
+        <w:t xml:space="preserve"> </w:t>
+      </w:r>
+      <w:r>
+        <w:rPr>
+          <w:b/>
+          <w:bCs/>
+        </w:rPr>
+        <w:t xml:space="preserve">e</w:t>
+      </w:r>
+      <w:r>
+        <w:t xml:space="preserve"> </w:t>
+      </w:r>
+      <w:r>
+        <w:t xml:space="preserve">Compose ligados ao mesmo tempo (a RAM livre ficou em ~1,4 GB: se a máquina travar,</w:t>
+      </w:r>
+      <w:r>
+        <w:t xml:space="preserve"> </w:t>
+      </w:r>
+      <w:r>
+        <w:rPr>
+          <w:rStyle w:val="VerbatimChar"/>
+        </w:rPr>
+        <w:t xml:space="preserve">sh scripts/k8s/destruir-cluster.sh</w:t>
+      </w:r>
+      <w:r>
+        <w:t xml:space="preserve"> </w:t>
+      </w:r>
+      <w:r>
+        <w:t xml:space="preserve">ou</w:t>
+      </w:r>
+      <w:r>
+        <w:t xml:space="preserve"> </w:t>
+      </w:r>
+      <w:r>
+        <w:rPr>
+          <w:rStyle w:val="VerbatimChar"/>
+        </w:rPr>
+        <w:t xml:space="preserve">docker compose down</w:t>
+      </w:r>
+      <w:r>
+        <w:t xml:space="preserve">); o Postgres do Compose (5151, dados de desenvolvimento) foi religado; o painel pode estar rodando em segundo plano na 3100.</w:t>
+      </w:r>
+    </w:p>
+    <w:p>
+      <w:pPr>
+        <w:pStyle w:val="Compact"/>
+        <w:numPr>
+          <w:ilvl w:val="0"/>
+          <w:numId w:val="1009"/>
+        </w:numPr>
+      </w:pPr>
+      <w:r>
+        <w:rPr>
+          <w:b/>
+          <w:bCs/>
+        </w:rPr>
+        <w:t xml:space="preserve">Fora dos containers:</w:t>
+      </w:r>
+      <w:r>
+        <w:t xml:space="preserve"> </w:t>
+      </w:r>
+      <w:r>
+        <w:t xml:space="preserve">o painel (</w:t>
+      </w:r>
+      <w:r>
+        <w:rPr>
+          <w:rStyle w:val="VerbatimChar"/>
+        </w:rPr>
+        <w:t xml:space="preserve">painel/</w:t>
+      </w:r>
+      <w:r>
+        <w:t xml:space="preserve">) nunca vai para produção — é uma ferramenta de estudo local.</w:t>
       </w:r>
     </w:p>
     <w:bookmarkEnd w:id="20"/>
+    <w:bookmarkStart w:id="21" w:name="como-trabalhamos-combinados-desta-sessão"/>
+    <w:p>
+      <w:pPr>
+        <w:pStyle w:val="Heading3"/>
+      </w:pPr>
+      <w:r>
+        <w:t xml:space="preserve">Como trabalhamos (combinados desta sessão)</w:t>
+      </w:r>
+    </w:p>
+    <w:p>
+      <w:pPr>
+        <w:pStyle w:val="Compact"/>
+        <w:numPr>
+          <w:ilvl w:val="0"/>
+          <w:numId w:val="1010"/>
+        </w:numPr>
+      </w:pPr>
+      <w:r>
+        <w:t xml:space="preserve">Fluxo padrão: branch → commit → push → PR → esperar os checks →</w:t>
+      </w:r>
+      <w:r>
+        <w:t xml:space="preserve"> </w:t>
+      </w:r>
+      <w:r>
+        <w:rPr>
+          <w:b/>
+          <w:bCs/>
+        </w:rPr>
+        <w:t xml:space="preserve">aprovação de outra conta</w:t>
+      </w:r>
+      <w:r>
+        <w:t xml:space="preserve"> </w:t>
+      </w:r>
+      <w:r>
+        <w:t xml:space="preserve">→ merge (</w:t>
+      </w:r>
+      <w:r>
+        <w:rPr>
+          <w:rStyle w:val="VerbatimChar"/>
+        </w:rPr>
+        <w:t xml:space="preserve">--merge --delete-branch</w:t>
+      </w:r>
+      <w:r>
+        <w:t xml:space="preserve">) → limpar a branch local. Deploy: Actions →</w:t>
+      </w:r>
+      <w:r>
+        <w:t xml:space="preserve"> </w:t>
+      </w:r>
+      <w:r>
+        <w:rPr>
+          <w:i/>
+          <w:iCs/>
+        </w:rPr>
+        <w:t xml:space="preserve">Run workflow</w:t>
+      </w:r>
+      <w:r>
+        <w:t xml:space="preserve"> </w:t>
+      </w:r>
+      <w:r>
+        <w:t xml:space="preserve">com publish + deploy;</w:t>
+      </w:r>
+      <w:r>
+        <w:t xml:space="preserve"> </w:t>
+      </w:r>
+      <w:r>
+        <w:rPr>
+          <w:b/>
+          <w:bCs/>
+        </w:rPr>
+        <w:t xml:space="preserve">o usuário aprova o Environment</w:t>
+      </w:r>
+      <w:r>
+        <w:rPr>
+          <w:b/>
+          <w:bCs/>
+        </w:rPr>
+        <w:t xml:space="preserve"> </w:t>
+      </w:r>
+      <w:r>
+        <w:rPr>
+          <w:rStyle w:val="VerbatimChar"/>
+          <w:b/>
+          <w:bCs/>
+        </w:rPr>
+        <w:t xml:space="preserve">production</w:t>
+      </w:r>
+      <w:r>
+        <w:t xml:space="preserve"> </w:t>
+      </w:r>
+      <w:r>
+        <w:t xml:space="preserve">e depois se confere a branch</w:t>
+      </w:r>
+      <w:r>
+        <w:t xml:space="preserve"> </w:t>
+      </w:r>
+      <w:r>
+        <w:rPr>
+          <w:rStyle w:val="VerbatimChar"/>
+        </w:rPr>
+        <w:t xml:space="preserve">producao</w:t>
+      </w:r>
+      <w:r>
+        <w:t xml:space="preserve"> </w:t>
+      </w:r>
+      <w:r>
+        <w:t xml:space="preserve">e o Argo CD.</w:t>
+      </w:r>
+    </w:p>
+    <w:p>
+      <w:pPr>
+        <w:pStyle w:val="Compact"/>
+        <w:numPr>
+          <w:ilvl w:val="0"/>
+          <w:numId w:val="1010"/>
+        </w:numPr>
+      </w:pPr>
+      <w:r>
+        <w:t xml:space="preserve">Quem aprova: o usuário aprova no GitHub. Aprovar com a conta</w:t>
+      </w:r>
+      <w:r>
+        <w:t xml:space="preserve"> </w:t>
+      </w:r>
+      <w:r>
+        <w:rPr>
+          <w:rStyle w:val="VerbatimChar"/>
+        </w:rPr>
+        <w:t xml:space="preserve">sca-dev1</w:t>
+      </w:r>
+      <w:r>
+        <w:t xml:space="preserve"> </w:t>
+      </w:r>
+      <w:r>
+        <w:t xml:space="preserve">pelo</w:t>
+      </w:r>
+      <w:r>
+        <w:t xml:space="preserve"> </w:t>
+      </w:r>
+      <w:r>
+        <w:rPr>
+          <w:rStyle w:val="VerbatimChar"/>
+        </w:rPr>
+        <w:t xml:space="preserve">gh auth switch</w:t>
+      </w:r>
+      <w:r>
+        <w:t xml:space="preserve"> </w:t>
+      </w:r>
+      <w:r>
+        <w:t xml:space="preserve">só quando o usuário pedir</w:t>
+      </w:r>
+      <w:r>
+        <w:t xml:space="preserve"> </w:t>
+      </w:r>
+      <w:r>
+        <w:rPr>
+          <w:b/>
+          <w:bCs/>
+        </w:rPr>
+        <w:t xml:space="preserve">explicitamente</w:t>
+      </w:r>
+      <w:r>
+        <w:t xml:space="preserve"> </w:t>
+      </w:r>
+      <w:r>
+        <w:t xml:space="preserve">naquele PR; o modo automático do Claude Code bloqueou a aprovação de um PR do próprio Claude depois de um alerta de segurança dispensado — nesse caso, parar e pedir ao usuário.</w:t>
+      </w:r>
+    </w:p>
+    <w:p>
+      <w:pPr>
+        <w:pStyle w:val="Compact"/>
+        <w:numPr>
+          <w:ilvl w:val="0"/>
+          <w:numId w:val="1010"/>
+        </w:numPr>
+      </w:pPr>
+      <w:r>
+        <w:t xml:space="preserve">Nunca dispensar alerta de segurança (CodeQL etc.), mexer em ruleset/segredos ou rodar</w:t>
+      </w:r>
+      <w:r>
+        <w:t xml:space="preserve"> </w:t>
+      </w:r>
+      <w:r>
+        <w:rPr>
+          <w:rStyle w:val="VerbatimChar"/>
+        </w:rPr>
+        <w:t xml:space="preserve">test:integration</w:t>
+      </w:r>
+      <w:r>
+        <w:t xml:space="preserve"> </w:t>
+      </w:r>
+      <w:r>
+        <w:t xml:space="preserve">contra o banco da 5151 sem perguntar.</w:t>
+      </w:r>
+    </w:p>
+    <w:p>
+      <w:pPr>
+        <w:pStyle w:val="Compact"/>
+        <w:numPr>
+          <w:ilvl w:val="0"/>
+          <w:numId w:val="1010"/>
+        </w:numPr>
+      </w:pPr>
+      <w:r>
+        <w:t xml:space="preserve">Alterou algo relevante? Atualize este arquivo, regenere o</w:t>
+      </w:r>
+      <w:r>
+        <w:t xml:space="preserve"> </w:t>
+      </w:r>
+      <w:r>
+        <w:rPr>
+          <w:rStyle w:val="VerbatimChar"/>
+        </w:rPr>
+        <w:t xml:space="preserve">.docx</w:t>
+      </w:r>
+      <w:r>
+        <w:t xml:space="preserve"> </w:t>
+      </w:r>
+      <w:r>
+        <w:t xml:space="preserve">(</w:t>
+      </w:r>
+      <w:r>
+        <w:rPr>
+          <w:rStyle w:val="VerbatimChar"/>
+        </w:rPr>
+        <w:t xml:space="preserve">sh docs/atualizar_docx.sh</w:t>
+      </w:r>
+      <w:r>
+        <w:t xml:space="preserve">, restaurando com</w:t>
+      </w:r>
+      <w:r>
+        <w:t xml:space="preserve"> </w:t>
+      </w:r>
+      <w:r>
+        <w:rPr>
+          <w:rStyle w:val="VerbatimChar"/>
+        </w:rPr>
+        <w:t xml:space="preserve">git checkout</w:t>
+      </w:r>
+      <w:r>
+        <w:t xml:space="preserve"> </w:t>
+      </w:r>
+      <w:r>
+        <w:t xml:space="preserve">os que não mudaram) e abra PR.</w:t>
+      </w:r>
+    </w:p>
     <w:bookmarkEnd w:id="21"/>
+    <w:bookmarkEnd w:id="22"/>
+    <w:bookmarkEnd w:id="23"/>
     <w:sectPr>
       <w:footnotePr>
         <w:numRestart w:val="eachSect"/>
@@ -6708,6 +7823,15 @@
     <w:abstractNumId w:val="991"/>
   </w:num>
   <w:num w:numId="1007">
+    <w:abstractNumId w:val="991"/>
+  </w:num>
+  <w:num w:numId="1008">
+    <w:abstractNumId w:val="991"/>
+  </w:num>
+  <w:num w:numId="1009">
+    <w:abstractNumId w:val="991"/>
+  </w:num>
+  <w:num w:numId="1010">
     <w:abstractNumId w:val="991"/>
   </w:num>
 </w:numbering>
